--- a/data/outputs/v2/Core_Mathematics/SS3.2_Probability_I/Core_Mathematics_Probability_I_CBE_LessonSequence.docx
+++ b/data/outputs/v2/Core_Mathematics/SS3.2_Probability_I/Core_Mathematics_Probability_I_CBE_LessonSequence.docx
@@ -3291,32 +3291,32 @@
         <w:tc>
           <w:tcPr>
             <w:tcW w:type="dxa" w:w="1520"/>
-            <w:shd w:fill="F2F2F2" w:color="auto" w:val="clear"/>
-            <w:tcMar>
-              <w:top w:type="dxa" w:w="60"/>
-              <w:left w:type="dxa" w:w="120"/>
-              <w:bottom w:type="dxa" w:w="60"/>
-              <w:right w:type="dxa" w:w="120"/>
-            </w:tcMar>
-            <w:vAlign w:val="top"/>
-          </w:tcPr>
-          <w:p>
-            <w:pPr>
-              <w:spacing w:after="40" w:before="0"/>
-              <w:jc w:val="left"/>
-            </w:pPr>
-            <w:r>
-              <w:rPr>
-                <w:rFonts w:ascii="Arial" w:cs="Arial" w:eastAsia="Arial" w:hAnsi="Arial"/>
-                <w:b/>
-                <w:bCs/>
-                <w:i w:val="false"/>
-                <w:iCs w:val="false"/>
-                <w:color w:val="000000"/>
-                <w:sz w:val="18"/>
-                <w:szCs w:val="18"/>
-              </w:rPr>
-              <w:t xml:space="preserve">Phase 1 — PREDICT: What Will Kamau's Next Trip Look Like?</w:t>
+            <w:shd w:fill="EAD1F5" w:color="auto" w:val="clear"/>
+            <w:tcMar>
+              <w:top w:type="dxa" w:w="60"/>
+              <w:left w:type="dxa" w:w="120"/>
+              <w:bottom w:type="dxa" w:w="60"/>
+              <w:right w:type="dxa" w:w="120"/>
+            </w:tcMar>
+            <w:vAlign w:val="top"/>
+          </w:tcPr>
+          <w:p>
+            <w:pPr>
+              <w:spacing w:after="40" w:before="0"/>
+              <w:jc w:val="left"/>
+            </w:pPr>
+            <w:r>
+              <w:rPr>
+                <w:rFonts w:ascii="Arial" w:cs="Arial" w:eastAsia="Arial" w:hAnsi="Arial"/>
+                <w:b/>
+                <w:bCs/>
+                <w:i w:val="false"/>
+                <w:iCs w:val="false"/>
+                <w:color w:val="000000"/>
+                <w:sz w:val="18"/>
+                <w:szCs w:val="18"/>
+              </w:rPr>
+              <w:t xml:space="preserve">Predict Phase</w:t>
             </w:r>
           </w:p>
           <w:p>
@@ -3339,7 +3339,7 @@
             <w:pPr>
               <w:spacing w:after="20" w:before="0"/>
             </w:pPr>
-            <w:hyperlink w:history="1" r:id="rIdovanxpdnrtdxonavp_hwc">
+            <w:hyperlink w:history="1" r:id="rIdaqx5ejg_equ1dazubd43s">
               <w:r>
                 <w:rPr>
                   <w:rFonts w:ascii="Arial" w:cs="Arial" w:eastAsia="Arial" w:hAnsi="Arial"/>
@@ -3372,7 +3372,7 @@
               <w:spacing w:after="10" w:before="0"/>
               <w:ind w:left="120"/>
             </w:pPr>
-            <w:hyperlink w:history="1" r:id="rIdge9olzptyq2o4cjotypmu">
+            <w:hyperlink w:history="1" r:id="rIdkajzpwfwlem0e16vthlcp">
               <w:r>
                 <w:rPr>
                   <w:rFonts w:ascii="Arial" w:cs="Arial" w:eastAsia="Arial" w:hAnsi="Arial"/>
@@ -3417,7 +3417,7 @@
             <w:pPr>
               <w:spacing w:after="20" w:before="0"/>
             </w:pPr>
-            <w:hyperlink w:history="1" r:id="rIdtlt5divn_pmzszquvja3x">
+            <w:hyperlink w:history="1" r:id="rIdjyrcskoxvbyfowf_4auow">
               <w:r>
                 <w:rPr>
                   <w:rFonts w:ascii="Arial" w:cs="Arial" w:eastAsia="Arial" w:hAnsi="Arial"/>
@@ -3450,7 +3450,7 @@
               <w:spacing w:after="10" w:before="0"/>
               <w:ind w:left="120"/>
             </w:pPr>
-            <w:hyperlink w:history="1" r:id="rIdgvp9jyqqmyx47uniodyrs">
+            <w:hyperlink w:history="1" r:id="rIdyamwyoguav2gaqxud5ejv">
               <w:r>
                 <w:rPr>
                   <w:rFonts w:ascii="Arial" w:cs="Arial" w:eastAsia="Arial" w:hAnsi="Arial"/>
@@ -3711,32 +3711,32 @@
         <w:tc>
           <w:tcPr>
             <w:tcW w:type="dxa" w:w="1520"/>
-            <w:shd w:fill="F2F2F2" w:color="auto" w:val="clear"/>
-            <w:tcMar>
-              <w:top w:type="dxa" w:w="60"/>
-              <w:left w:type="dxa" w:w="120"/>
-              <w:bottom w:type="dxa" w:w="60"/>
-              <w:right w:type="dxa" w:w="120"/>
-            </w:tcMar>
-            <w:vAlign w:val="top"/>
-          </w:tcPr>
-          <w:p>
-            <w:pPr>
-              <w:spacing w:after="40" w:before="0"/>
-              <w:jc w:val="left"/>
-            </w:pPr>
-            <w:r>
-              <w:rPr>
-                <w:rFonts w:ascii="Arial" w:cs="Arial" w:eastAsia="Arial" w:hAnsi="Arial"/>
-                <w:b/>
-                <w:bCs/>
-                <w:i w:val="false"/>
-                <w:iCs w:val="false"/>
-                <w:color w:val="000000"/>
-                <w:sz w:val="18"/>
-                <w:szCs w:val="18"/>
-              </w:rPr>
-              <w:t xml:space="preserve">Phase 2 — OBSERVE: Kamau's Data + Our Own Coin-Toss Experiment</w:t>
+            <w:shd w:fill="D9EEF1" w:color="auto" w:val="clear"/>
+            <w:tcMar>
+              <w:top w:type="dxa" w:w="60"/>
+              <w:left w:type="dxa" w:w="120"/>
+              <w:bottom w:type="dxa" w:w="60"/>
+              <w:right w:type="dxa" w:w="120"/>
+            </w:tcMar>
+            <w:vAlign w:val="top"/>
+          </w:tcPr>
+          <w:p>
+            <w:pPr>
+              <w:spacing w:after="40" w:before="0"/>
+              <w:jc w:val="left"/>
+            </w:pPr>
+            <w:r>
+              <w:rPr>
+                <w:rFonts w:ascii="Arial" w:cs="Arial" w:eastAsia="Arial" w:hAnsi="Arial"/>
+                <w:b/>
+                <w:bCs/>
+                <w:i w:val="false"/>
+                <w:iCs w:val="false"/>
+                <w:color w:val="000000"/>
+                <w:sz w:val="18"/>
+                <w:szCs w:val="18"/>
+              </w:rPr>
+              <w:t xml:space="preserve">Observe Phase</w:t>
             </w:r>
           </w:p>
           <w:p>
@@ -3759,7 +3759,7 @@
             <w:pPr>
               <w:spacing w:after="20" w:before="0"/>
             </w:pPr>
-            <w:hyperlink w:history="1" r:id="rId9tabt6xbtnmut1pu5rumv">
+            <w:hyperlink w:history="1" r:id="rId2j5tcu7lbxjfdfgxdricy">
               <w:r>
                 <w:rPr>
                   <w:rFonts w:ascii="Arial" w:cs="Arial" w:eastAsia="Arial" w:hAnsi="Arial"/>
@@ -3792,7 +3792,7 @@
               <w:spacing w:after="10" w:before="0"/>
               <w:ind w:left="120"/>
             </w:pPr>
-            <w:hyperlink w:history="1" r:id="rIdolhqo92jdjpgfagzafvhc">
+            <w:hyperlink w:history="1" r:id="rId8novpa4vtha1sqhivs8nh">
               <w:r>
                 <w:rPr>
                   <w:rFonts w:ascii="Arial" w:cs="Arial" w:eastAsia="Arial" w:hAnsi="Arial"/>
@@ -3837,7 +3837,7 @@
             <w:pPr>
               <w:spacing w:after="20" w:before="0"/>
             </w:pPr>
-            <w:hyperlink w:history="1" r:id="rIdl1icg8qlocfk1rh_uj0sr">
+            <w:hyperlink w:history="1" r:id="rIdqhujn9iqcasthzvywr6i0">
               <w:r>
                 <w:rPr>
                   <w:rFonts w:ascii="Arial" w:cs="Arial" w:eastAsia="Arial" w:hAnsi="Arial"/>
@@ -3870,7 +3870,7 @@
               <w:spacing w:after="10" w:before="0"/>
               <w:ind w:left="120"/>
             </w:pPr>
-            <w:hyperlink w:history="1" r:id="rIdlqs5wxrv9cqs7e4teb4xc">
+            <w:hyperlink w:history="1" r:id="rIdfo0hzwmrdnfofn--hxkru">
               <w:r>
                 <w:rPr>
                   <w:rFonts w:ascii="Arial" w:cs="Arial" w:eastAsia="Arial" w:hAnsi="Arial"/>
@@ -4245,32 +4245,32 @@
         <w:tc>
           <w:tcPr>
             <w:tcW w:type="dxa" w:w="1520"/>
-            <w:shd w:fill="F2F2F2" w:color="auto" w:val="clear"/>
-            <w:tcMar>
-              <w:top w:type="dxa" w:w="60"/>
-              <w:left w:type="dxa" w:w="120"/>
-              <w:bottom w:type="dxa" w:w="60"/>
-              <w:right w:type="dxa" w:w="120"/>
-            </w:tcMar>
-            <w:vAlign w:val="top"/>
-          </w:tcPr>
-          <w:p>
-            <w:pPr>
-              <w:spacing w:after="40" w:before="0"/>
-              <w:jc w:val="left"/>
-            </w:pPr>
-            <w:r>
-              <w:rPr>
-                <w:rFonts w:ascii="Arial" w:cs="Arial" w:eastAsia="Arial" w:hAnsi="Arial"/>
-                <w:b/>
-                <w:bCs/>
-                <w:i w:val="false"/>
-                <w:iCs w:val="false"/>
-                <w:color w:val="000000"/>
-                <w:sz w:val="18"/>
-                <w:szCs w:val="18"/>
-              </w:rPr>
-              <w:t xml:space="preserve">Phase 3 — EXPLAIN: Why Don't We Always Get Exactly 0.5?</w:t>
+            <w:shd w:fill="E2EFDA" w:color="auto" w:val="clear"/>
+            <w:tcMar>
+              <w:top w:type="dxa" w:w="60"/>
+              <w:left w:type="dxa" w:w="120"/>
+              <w:bottom w:type="dxa" w:w="60"/>
+              <w:right w:type="dxa" w:w="120"/>
+            </w:tcMar>
+            <w:vAlign w:val="top"/>
+          </w:tcPr>
+          <w:p>
+            <w:pPr>
+              <w:spacing w:after="40" w:before="0"/>
+              <w:jc w:val="left"/>
+            </w:pPr>
+            <w:r>
+              <w:rPr>
+                <w:rFonts w:ascii="Arial" w:cs="Arial" w:eastAsia="Arial" w:hAnsi="Arial"/>
+                <w:b/>
+                <w:bCs/>
+                <w:i w:val="false"/>
+                <w:iCs w:val="false"/>
+                <w:color w:val="000000"/>
+                <w:sz w:val="18"/>
+                <w:szCs w:val="18"/>
+              </w:rPr>
+              <w:t xml:space="preserve">Explain Phase</w:t>
             </w:r>
           </w:p>
           <w:p>
@@ -4293,7 +4293,7 @@
             <w:pPr>
               <w:spacing w:after="20" w:before="0"/>
             </w:pPr>
-            <w:hyperlink w:history="1" r:id="rIdufpsyj1mcchm6rug91kil">
+            <w:hyperlink w:history="1" r:id="rId3bbircmnpxvjybokx-chz">
               <w:r>
                 <w:rPr>
                   <w:rFonts w:ascii="Arial" w:cs="Arial" w:eastAsia="Arial" w:hAnsi="Arial"/>
@@ -4326,7 +4326,7 @@
               <w:spacing w:after="10" w:before="0"/>
               <w:ind w:left="120"/>
             </w:pPr>
-            <w:hyperlink w:history="1" r:id="rId3kedg4ukeqjnlj-yij892">
+            <w:hyperlink w:history="1" r:id="rIdnd5uuxg9mwlerpsoaw-41">
               <w:r>
                 <w:rPr>
                   <w:rFonts w:ascii="Arial" w:cs="Arial" w:eastAsia="Arial" w:hAnsi="Arial"/>
@@ -4371,7 +4371,7 @@
             <w:pPr>
               <w:spacing w:after="20" w:before="0"/>
             </w:pPr>
-            <w:hyperlink w:history="1" r:id="rIddjql1z--ooe-ah8eovbce">
+            <w:hyperlink w:history="1" r:id="rId0zncdcwrftgj-ju9oyry-">
               <w:r>
                 <w:rPr>
                   <w:rFonts w:ascii="Arial" w:cs="Arial" w:eastAsia="Arial" w:hAnsi="Arial"/>
@@ -4404,7 +4404,7 @@
               <w:spacing w:after="10" w:before="0"/>
               <w:ind w:left="120"/>
             </w:pPr>
-            <w:hyperlink w:history="1" r:id="rIdzkk7nmuadzehnhyvu_plf">
+            <w:hyperlink w:history="1" r:id="rId9vgyfkipkqoqaozromrze">
               <w:r>
                 <w:rPr>
                   <w:rFonts w:ascii="Arial" w:cs="Arial" w:eastAsia="Arial" w:hAnsi="Arial"/>
@@ -4741,32 +4741,32 @@
         <w:tc>
           <w:tcPr>
             <w:tcW w:type="dxa" w:w="1520"/>
-            <w:shd w:fill="F2F2F2" w:color="auto" w:val="clear"/>
-            <w:tcMar>
-              <w:top w:type="dxa" w:w="60"/>
-              <w:left w:type="dxa" w:w="120"/>
-              <w:bottom w:type="dxa" w:w="60"/>
-              <w:right w:type="dxa" w:w="120"/>
-            </w:tcMar>
-            <w:vAlign w:val="top"/>
-          </w:tcPr>
-          <w:p>
-            <w:pPr>
-              <w:spacing w:after="40" w:before="0"/>
-              <w:jc w:val="left"/>
-            </w:pPr>
-            <w:r>
-              <w:rPr>
-                <w:rFonts w:ascii="Arial" w:cs="Arial" w:eastAsia="Arial" w:hAnsi="Arial"/>
-                <w:b/>
-                <w:bCs/>
-                <w:i w:val="false"/>
-                <w:iCs w:val="false"/>
-                <w:color w:val="000000"/>
-                <w:sz w:val="18"/>
-                <w:szCs w:val="18"/>
-              </w:rPr>
-              <w:t xml:space="preserve">Phase 4 — DRIVING QUESTION BOARD (DQB) Creation</w:t>
+            <w:shd w:fill="FCE4D6" w:color="auto" w:val="clear"/>
+            <w:tcMar>
+              <w:top w:type="dxa" w:w="60"/>
+              <w:left w:type="dxa" w:w="120"/>
+              <w:bottom w:type="dxa" w:w="60"/>
+              <w:right w:type="dxa" w:w="120"/>
+            </w:tcMar>
+            <w:vAlign w:val="top"/>
+          </w:tcPr>
+          <w:p>
+            <w:pPr>
+              <w:spacing w:after="40" w:before="0"/>
+              <w:jc w:val="left"/>
+            </w:pPr>
+            <w:r>
+              <w:rPr>
+                <w:rFonts w:ascii="Arial" w:cs="Arial" w:eastAsia="Arial" w:hAnsi="Arial"/>
+                <w:b/>
+                <w:bCs/>
+                <w:i w:val="false"/>
+                <w:iCs w:val="false"/>
+                <w:color w:val="000000"/>
+                <w:sz w:val="18"/>
+                <w:szCs w:val="18"/>
+              </w:rPr>
+              <w:t xml:space="preserve">Driving Question Board (DQB) Creation</w:t>
             </w:r>
           </w:p>
           <w:p>
@@ -4789,7 +4789,7 @@
             <w:pPr>
               <w:spacing w:after="20" w:before="0"/>
             </w:pPr>
-            <w:hyperlink w:history="1" r:id="rIdzyauqimjhpsj-_-wukj1l">
+            <w:hyperlink w:history="1" r:id="rIdbs0ohrb1pjxxlqty1v-cn">
               <w:r>
                 <w:rPr>
                   <w:rFonts w:ascii="Arial" w:cs="Arial" w:eastAsia="Arial" w:hAnsi="Arial"/>
@@ -4822,7 +4822,7 @@
               <w:spacing w:after="10" w:before="0"/>
               <w:ind w:left="120"/>
             </w:pPr>
-            <w:hyperlink w:history="1" r:id="rIdknpg9_--zj1lvsi1rey1l">
+            <w:hyperlink w:history="1" r:id="rIdwkvbdvtjdwsyx9drirrf1">
               <w:r>
                 <w:rPr>
                   <w:rFonts w:ascii="Arial" w:cs="Arial" w:eastAsia="Arial" w:hAnsi="Arial"/>
@@ -4867,7 +4867,7 @@
             <w:pPr>
               <w:spacing w:after="20" w:before="0"/>
             </w:pPr>
-            <w:hyperlink w:history="1" r:id="rId71waxd-8bliowzbgxod2z">
+            <w:hyperlink w:history="1" r:id="rIdbf-pc3v93-cnaunjxkn1p">
               <w:r>
                 <w:rPr>
                   <w:rFonts w:ascii="Arial" w:cs="Arial" w:eastAsia="Arial" w:hAnsi="Arial"/>
@@ -4900,7 +4900,7 @@
               <w:spacing w:after="10" w:before="0"/>
               <w:ind w:left="120"/>
             </w:pPr>
-            <w:hyperlink w:history="1" r:id="rIdbet82liurhkociyl_xuq6">
+            <w:hyperlink w:history="1" r:id="rIdz_wpwxlauhrjhzvzzfbr2">
               <w:r>
                 <w:rPr>
                   <w:rFonts w:ascii="Arial" w:cs="Arial" w:eastAsia="Arial" w:hAnsi="Arial"/>
@@ -5199,32 +5199,32 @@
         <w:tc>
           <w:tcPr>
             <w:tcW w:type="dxa" w:w="1520"/>
-            <w:shd w:fill="F2F2F2" w:color="auto" w:val="clear"/>
-            <w:tcMar>
-              <w:top w:type="dxa" w:w="60"/>
-              <w:left w:type="dxa" w:w="120"/>
-              <w:bottom w:type="dxa" w:w="60"/>
-              <w:right w:type="dxa" w:w="120"/>
-            </w:tcMar>
-            <w:vAlign w:val="top"/>
-          </w:tcPr>
-          <w:p>
-            <w:pPr>
-              <w:spacing w:after="40" w:before="0"/>
-              <w:jc w:val="left"/>
-            </w:pPr>
-            <w:r>
-              <w:rPr>
-                <w:rFonts w:ascii="Arial" w:cs="Arial" w:eastAsia="Arial" w:hAnsi="Arial"/>
-                <w:b/>
-                <w:bCs/>
-                <w:i w:val="false"/>
-                <w:iCs w:val="false"/>
-                <w:color w:val="000000"/>
-                <w:sz w:val="18"/>
-                <w:szCs w:val="18"/>
-              </w:rPr>
-              <w:t xml:space="preserve">Phase 5 — MODEL BUILDING: Kamau's First Probability Map</w:t>
+            <w:shd w:fill="D5E8F0" w:color="auto" w:val="clear"/>
+            <w:tcMar>
+              <w:top w:type="dxa" w:w="60"/>
+              <w:left w:type="dxa" w:w="120"/>
+              <w:bottom w:type="dxa" w:w="60"/>
+              <w:right w:type="dxa" w:w="120"/>
+            </w:tcMar>
+            <w:vAlign w:val="top"/>
+          </w:tcPr>
+          <w:p>
+            <w:pPr>
+              <w:spacing w:after="40" w:before="0"/>
+              <w:jc w:val="left"/>
+            </w:pPr>
+            <w:r>
+              <w:rPr>
+                <w:rFonts w:ascii="Arial" w:cs="Arial" w:eastAsia="Arial" w:hAnsi="Arial"/>
+                <w:b/>
+                <w:bCs/>
+                <w:i w:val="false"/>
+                <w:iCs w:val="false"/>
+                <w:color w:val="000000"/>
+                <w:sz w:val="18"/>
+                <w:szCs w:val="18"/>
+              </w:rPr>
+              <w:t xml:space="preserve">Model Building Phase</w:t>
             </w:r>
           </w:p>
           <w:p>
@@ -5247,7 +5247,7 @@
             <w:pPr>
               <w:spacing w:after="20" w:before="0"/>
             </w:pPr>
-            <w:hyperlink w:history="1" r:id="rIdnabm8glfgbj2ajpdzkgzc">
+            <w:hyperlink w:history="1" r:id="rIdhmp_ypiareqxb5fegcjtn">
               <w:r>
                 <w:rPr>
                   <w:rFonts w:ascii="Arial" w:cs="Arial" w:eastAsia="Arial" w:hAnsi="Arial"/>
@@ -5280,7 +5280,7 @@
               <w:spacing w:after="10" w:before="0"/>
               <w:ind w:left="120"/>
             </w:pPr>
-            <w:hyperlink w:history="1" r:id="rIdwwfk8nosy2mbzfvdrd3y1">
+            <w:hyperlink w:history="1" r:id="rId9pbuttkzvssmtyj-ttboe">
               <w:r>
                 <w:rPr>
                   <w:rFonts w:ascii="Arial" w:cs="Arial" w:eastAsia="Arial" w:hAnsi="Arial"/>
@@ -5325,7 +5325,7 @@
             <w:pPr>
               <w:spacing w:after="20" w:before="0"/>
             </w:pPr>
-            <w:hyperlink w:history="1" r:id="rIdhxgb5otbjxexe64hpldqv">
+            <w:hyperlink w:history="1" r:id="rId6afnlm-kbji9h95zrirhu">
               <w:r>
                 <w:rPr>
                   <w:rFonts w:ascii="Arial" w:cs="Arial" w:eastAsia="Arial" w:hAnsi="Arial"/>
@@ -5358,7 +5358,7 @@
               <w:spacing w:after="10" w:before="0"/>
               <w:ind w:left="120"/>
             </w:pPr>
-            <w:hyperlink w:history="1" r:id="rIdisrskjo-xan9xqctno95c">
+            <w:hyperlink w:history="1" r:id="rIdhfvi4q2gbgealrkefqy3l">
               <w:r>
                 <w:rPr>
                   <w:rFonts w:ascii="Arial" w:cs="Arial" w:eastAsia="Arial" w:hAnsi="Arial"/>
@@ -7156,7 +7156,7 @@
             <w:pPr>
               <w:spacing w:after="20" w:before="0"/>
             </w:pPr>
-            <w:hyperlink w:history="1" r:id="rIdgiivfviznd6algqnimlrj">
+            <w:hyperlink w:history="1" r:id="rId5xakjlxd3merx-2kme0uh">
               <w:r>
                 <w:rPr>
                   <w:rFonts w:ascii="Arial" w:cs="Arial" w:eastAsia="Arial" w:hAnsi="Arial"/>
@@ -7189,7 +7189,7 @@
               <w:spacing w:after="10" w:before="0"/>
               <w:ind w:left="120"/>
             </w:pPr>
-            <w:hyperlink w:history="1" r:id="rIdibp8xp87rlywfoqmiz8kv">
+            <w:hyperlink w:history="1" r:id="rIdihj37bl3hjfkmgi8ypyjz">
               <w:r>
                 <w:rPr>
                   <w:rFonts w:ascii="Arial" w:cs="Arial" w:eastAsia="Arial" w:hAnsi="Arial"/>
@@ -7234,7 +7234,7 @@
             <w:pPr>
               <w:spacing w:after="20" w:before="0"/>
             </w:pPr>
-            <w:hyperlink w:history="1" r:id="rIdv9fegkjawgxs8-i9xmgjh">
+            <w:hyperlink w:history="1" r:id="rIdwyisbxl8cz30my8cmjcdv">
               <w:r>
                 <w:rPr>
                   <w:rFonts w:ascii="Arial" w:cs="Arial" w:eastAsia="Arial" w:hAnsi="Arial"/>
@@ -7267,7 +7267,7 @@
               <w:spacing w:after="10" w:before="0"/>
               <w:ind w:left="120"/>
             </w:pPr>
-            <w:hyperlink w:history="1" r:id="rId_ddet4fwo5friqifeljcr">
+            <w:hyperlink w:history="1" r:id="rIdqjtabmiy2etvplsd1quim">
               <w:r>
                 <w:rPr>
                   <w:rFonts w:ascii="Arial" w:cs="Arial" w:eastAsia="Arial" w:hAnsi="Arial"/>
@@ -7462,7 +7462,7 @@
             <w:pPr>
               <w:spacing w:after="20" w:before="0"/>
             </w:pPr>
-            <w:hyperlink w:history="1" r:id="rIdmph0_mkp-3whkz21ylcfj">
+            <w:hyperlink w:history="1" r:id="rId3ddb-0urp8wynxo5ltizk">
               <w:r>
                 <w:rPr>
                   <w:rFonts w:ascii="Arial" w:cs="Arial" w:eastAsia="Arial" w:hAnsi="Arial"/>
@@ -7495,7 +7495,7 @@
               <w:spacing w:after="10" w:before="0"/>
               <w:ind w:left="120"/>
             </w:pPr>
-            <w:hyperlink w:history="1" r:id="rIdny-elaxgc79hxzn6-a21w">
+            <w:hyperlink w:history="1" r:id="rId5h0xcbmszu66xcru0turj">
               <w:r>
                 <w:rPr>
                   <w:rFonts w:ascii="Arial" w:cs="Arial" w:eastAsia="Arial" w:hAnsi="Arial"/>
@@ -7540,7 +7540,7 @@
             <w:pPr>
               <w:spacing w:after="20" w:before="0"/>
             </w:pPr>
-            <w:hyperlink w:history="1" r:id="rIddqxbazehleg9klohtkpkh">
+            <w:hyperlink w:history="1" r:id="rIdojjyj_zjbrvhkhf8xrjbx">
               <w:r>
                 <w:rPr>
                   <w:rFonts w:ascii="Arial" w:cs="Arial" w:eastAsia="Arial" w:hAnsi="Arial"/>
@@ -7573,7 +7573,7 @@
               <w:spacing w:after="10" w:before="0"/>
               <w:ind w:left="120"/>
             </w:pPr>
-            <w:hyperlink w:history="1" r:id="rIdtbde0wjrwjciycoju473s">
+            <w:hyperlink w:history="1" r:id="rIdfkubpoiyr3aek4-ybrlax">
               <w:r>
                 <w:rPr>
                   <w:rFonts w:ascii="Arial" w:cs="Arial" w:eastAsia="Arial" w:hAnsi="Arial"/>
@@ -7768,7 +7768,7 @@
             <w:pPr>
               <w:spacing w:after="20" w:before="0"/>
             </w:pPr>
-            <w:hyperlink w:history="1" r:id="rIdxp6dfbt4bcxzpk7wqur-i">
+            <w:hyperlink w:history="1" r:id="rIdgaoiivoity-8wlktf-nah">
               <w:r>
                 <w:rPr>
                   <w:rFonts w:ascii="Arial" w:cs="Arial" w:eastAsia="Arial" w:hAnsi="Arial"/>
@@ -7801,7 +7801,7 @@
               <w:spacing w:after="10" w:before="0"/>
               <w:ind w:left="120"/>
             </w:pPr>
-            <w:hyperlink w:history="1" r:id="rIdzqhdphtjqayx_q6jedath">
+            <w:hyperlink w:history="1" r:id="rIdib9zgxenwjontpvffooqx">
               <w:r>
                 <w:rPr>
                   <w:rFonts w:ascii="Arial" w:cs="Arial" w:eastAsia="Arial" w:hAnsi="Arial"/>
@@ -7846,7 +7846,7 @@
             <w:pPr>
               <w:spacing w:after="20" w:before="0"/>
             </w:pPr>
-            <w:hyperlink w:history="1" r:id="rIdbgntikoafyzxvteffmbts">
+            <w:hyperlink w:history="1" r:id="rIdjt9iyvfe-rrpllvrjkruy">
               <w:r>
                 <w:rPr>
                   <w:rFonts w:ascii="Arial" w:cs="Arial" w:eastAsia="Arial" w:hAnsi="Arial"/>
@@ -7879,7 +7879,7 @@
               <w:spacing w:after="10" w:before="0"/>
               <w:ind w:left="120"/>
             </w:pPr>
-            <w:hyperlink w:history="1" r:id="rIdclbm-d_d4i1cmenprtilb">
+            <w:hyperlink w:history="1" r:id="rIdq6qocbxx5detxgfumij7f">
               <w:r>
                 <w:rPr>
                   <w:rFonts w:ascii="Arial" w:cs="Arial" w:eastAsia="Arial" w:hAnsi="Arial"/>
@@ -8074,7 +8074,7 @@
             <w:pPr>
               <w:spacing w:after="20" w:before="0"/>
             </w:pPr>
-            <w:hyperlink w:history="1" r:id="rId9qmzty2xo3efootb7dbt6">
+            <w:hyperlink w:history="1" r:id="rIdm64k85hm7hy8hbmicu5ez">
               <w:r>
                 <w:rPr>
                   <w:rFonts w:ascii="Arial" w:cs="Arial" w:eastAsia="Arial" w:hAnsi="Arial"/>
@@ -8107,7 +8107,7 @@
               <w:spacing w:after="10" w:before="0"/>
               <w:ind w:left="120"/>
             </w:pPr>
-            <w:hyperlink w:history="1" r:id="rIdsvw34xccbsa5qkk5w50yv">
+            <w:hyperlink w:history="1" r:id="rIdsfy3xicur_bkygem2ozts">
               <w:r>
                 <w:rPr>
                   <w:rFonts w:ascii="Arial" w:cs="Arial" w:eastAsia="Arial" w:hAnsi="Arial"/>
@@ -8152,7 +8152,7 @@
             <w:pPr>
               <w:spacing w:after="20" w:before="0"/>
             </w:pPr>
-            <w:hyperlink w:history="1" r:id="rIdrv06kiyqtpkaobwvqxhi_">
+            <w:hyperlink w:history="1" r:id="rIdyeoftdqbvo-pou-8_fotf">
               <w:r>
                 <w:rPr>
                   <w:rFonts w:ascii="Arial" w:cs="Arial" w:eastAsia="Arial" w:hAnsi="Arial"/>
@@ -8185,7 +8185,7 @@
               <w:spacing w:after="10" w:before="0"/>
               <w:ind w:left="120"/>
             </w:pPr>
-            <w:hyperlink w:history="1" r:id="rIdsik685zmplq8ecwqaatbj">
+            <w:hyperlink w:history="1" r:id="rIdpt-bxfkn76eacaujhutz9">
               <w:r>
                 <w:rPr>
                   <w:rFonts w:ascii="Arial" w:cs="Arial" w:eastAsia="Arial" w:hAnsi="Arial"/>
@@ -8380,7 +8380,7 @@
             <w:pPr>
               <w:spacing w:after="20" w:before="0"/>
             </w:pPr>
-            <w:hyperlink w:history="1" r:id="rIdd5mndbcbnqslu2wz_7z1z">
+            <w:hyperlink w:history="1" r:id="rIdwawrbty_fmvwrhani3lr-">
               <w:r>
                 <w:rPr>
                   <w:rFonts w:ascii="Arial" w:cs="Arial" w:eastAsia="Arial" w:hAnsi="Arial"/>
@@ -8413,7 +8413,7 @@
               <w:spacing w:after="10" w:before="0"/>
               <w:ind w:left="120"/>
             </w:pPr>
-            <w:hyperlink w:history="1" r:id="rIdk3_xa6xf_1hgekn_fos8m">
+            <w:hyperlink w:history="1" r:id="rIdxvvitvnf9hy9eqvvmb_a_">
               <w:r>
                 <w:rPr>
                   <w:rFonts w:ascii="Arial" w:cs="Arial" w:eastAsia="Arial" w:hAnsi="Arial"/>
@@ -8458,7 +8458,7 @@
             <w:pPr>
               <w:spacing w:after="20" w:before="0"/>
             </w:pPr>
-            <w:hyperlink w:history="1" r:id="rIdnbo-mwvzxzg-avilclww-">
+            <w:hyperlink w:history="1" r:id="rIdibapq56g3cyr_bjv3gz3d">
               <w:r>
                 <w:rPr>
                   <w:rFonts w:ascii="Arial" w:cs="Arial" w:eastAsia="Arial" w:hAnsi="Arial"/>
@@ -8491,7 +8491,7 @@
               <w:spacing w:after="10" w:before="0"/>
               <w:ind w:left="120"/>
             </w:pPr>
-            <w:hyperlink w:history="1" r:id="rIddguq8hlgl91t3wilwmxkb">
+            <w:hyperlink w:history="1" r:id="rIdxjjzyy7yojhtgy8rortsw">
               <w:r>
                 <w:rPr>
                   <w:rFonts w:ascii="Arial" w:cs="Arial" w:eastAsia="Arial" w:hAnsi="Arial"/>
@@ -9930,32 +9930,32 @@
         <w:tc>
           <w:tcPr>
             <w:tcW w:type="dxa" w:w="1520"/>
-            <w:shd w:fill="F2F2F2" w:color="auto" w:val="clear"/>
-            <w:tcMar>
-              <w:top w:type="dxa" w:w="60"/>
-              <w:left w:type="dxa" w:w="120"/>
-              <w:bottom w:type="dxa" w:w="60"/>
-              <w:right w:type="dxa" w:w="120"/>
-            </w:tcMar>
-            <w:vAlign w:val="top"/>
-          </w:tcPr>
-          <w:p>
-            <w:pPr>
-              <w:spacing w:after="40" w:before="0"/>
-              <w:jc w:val="left"/>
-            </w:pPr>
-            <w:r>
-              <w:rPr>
-                <w:rFonts w:ascii="Arial" w:cs="Arial" w:eastAsia="Arial" w:hAnsi="Arial"/>
-                <w:b/>
-                <w:bCs/>
-                <w:i w:val="false"/>
-                <w:iCs w:val="false"/>
-                <w:color w:val="000000"/>
-                <w:sz w:val="18"/>
-                <w:szCs w:val="18"/>
-              </w:rPr>
-              <w:t xml:space="preserve">Phase 1 — Predict</w:t>
+            <w:shd w:fill="EAD1F5" w:color="auto" w:val="clear"/>
+            <w:tcMar>
+              <w:top w:type="dxa" w:w="60"/>
+              <w:left w:type="dxa" w:w="120"/>
+              <w:bottom w:type="dxa" w:w="60"/>
+              <w:right w:type="dxa" w:w="120"/>
+            </w:tcMar>
+            <w:vAlign w:val="top"/>
+          </w:tcPr>
+          <w:p>
+            <w:pPr>
+              <w:spacing w:after="40" w:before="0"/>
+              <w:jc w:val="left"/>
+            </w:pPr>
+            <w:r>
+              <w:rPr>
+                <w:rFonts w:ascii="Arial" w:cs="Arial" w:eastAsia="Arial" w:hAnsi="Arial"/>
+                <w:b/>
+                <w:bCs/>
+                <w:i w:val="false"/>
+                <w:iCs w:val="false"/>
+                <w:color w:val="000000"/>
+                <w:sz w:val="18"/>
+                <w:szCs w:val="18"/>
+              </w:rPr>
+              <w:t xml:space="preserve">Predict Phase</w:t>
             </w:r>
           </w:p>
           <w:p>
@@ -9978,7 +9978,7 @@
             <w:pPr>
               <w:spacing w:after="20" w:before="0"/>
             </w:pPr>
-            <w:hyperlink w:history="1" r:id="rId2b0uxphzz7ih_hbau_yxi">
+            <w:hyperlink w:history="1" r:id="rId6gnkhjrpyv1grfldqgutt">
               <w:r>
                 <w:rPr>
                   <w:rFonts w:ascii="Arial" w:cs="Arial" w:eastAsia="Arial" w:hAnsi="Arial"/>
@@ -10011,7 +10011,7 @@
               <w:spacing w:after="10" w:before="0"/>
               <w:ind w:left="120"/>
             </w:pPr>
-            <w:hyperlink w:history="1" r:id="rIdwcf8eberql5wvbgoilbxm">
+            <w:hyperlink w:history="1" r:id="rIdw25k0ypeht7vk6vyucoe8">
               <w:r>
                 <w:rPr>
                   <w:rFonts w:ascii="Arial" w:cs="Arial" w:eastAsia="Arial" w:hAnsi="Arial"/>
@@ -10056,7 +10056,7 @@
             <w:pPr>
               <w:spacing w:after="20" w:before="0"/>
             </w:pPr>
-            <w:hyperlink w:history="1" r:id="rIdj39db9ykqjxp0yjsknodm">
+            <w:hyperlink w:history="1" r:id="rIddlvbrr2lhnjdc0ptjxwrw">
               <w:r>
                 <w:rPr>
                   <w:rFonts w:ascii="Arial" w:cs="Arial" w:eastAsia="Arial" w:hAnsi="Arial"/>
@@ -10089,7 +10089,7 @@
               <w:spacing w:after="10" w:before="0"/>
               <w:ind w:left="120"/>
             </w:pPr>
-            <w:hyperlink w:history="1" r:id="rIdxhwyxwm3qeorqeywnyxz4">
+            <w:hyperlink w:history="1" r:id="rIdvz7t3khhr6ktxodvvekjf">
               <w:r>
                 <w:rPr>
                   <w:rFonts w:ascii="Arial" w:cs="Arial" w:eastAsia="Arial" w:hAnsi="Arial"/>
@@ -10236,32 +10236,32 @@
         <w:tc>
           <w:tcPr>
             <w:tcW w:type="dxa" w:w="1520"/>
-            <w:shd w:fill="F2F2F2" w:color="auto" w:val="clear"/>
-            <w:tcMar>
-              <w:top w:type="dxa" w:w="60"/>
-              <w:left w:type="dxa" w:w="120"/>
-              <w:bottom w:type="dxa" w:w="60"/>
-              <w:right w:type="dxa" w:w="120"/>
-            </w:tcMar>
-            <w:vAlign w:val="top"/>
-          </w:tcPr>
-          <w:p>
-            <w:pPr>
-              <w:spacing w:after="40" w:before="0"/>
-              <w:jc w:val="left"/>
-            </w:pPr>
-            <w:r>
-              <w:rPr>
-                <w:rFonts w:ascii="Arial" w:cs="Arial" w:eastAsia="Arial" w:hAnsi="Arial"/>
-                <w:b/>
-                <w:bCs/>
-                <w:i w:val="false"/>
-                <w:iCs w:val="false"/>
-                <w:color w:val="000000"/>
-                <w:sz w:val="18"/>
-                <w:szCs w:val="18"/>
-              </w:rPr>
-              <w:t xml:space="preserve">Phase 2 — Observe</w:t>
+            <w:shd w:fill="D9EEF1" w:color="auto" w:val="clear"/>
+            <w:tcMar>
+              <w:top w:type="dxa" w:w="60"/>
+              <w:left w:type="dxa" w:w="120"/>
+              <w:bottom w:type="dxa" w:w="60"/>
+              <w:right w:type="dxa" w:w="120"/>
+            </w:tcMar>
+            <w:vAlign w:val="top"/>
+          </w:tcPr>
+          <w:p>
+            <w:pPr>
+              <w:spacing w:after="40" w:before="0"/>
+              <w:jc w:val="left"/>
+            </w:pPr>
+            <w:r>
+              <w:rPr>
+                <w:rFonts w:ascii="Arial" w:cs="Arial" w:eastAsia="Arial" w:hAnsi="Arial"/>
+                <w:b/>
+                <w:bCs/>
+                <w:i w:val="false"/>
+                <w:iCs w:val="false"/>
+                <w:color w:val="000000"/>
+                <w:sz w:val="18"/>
+                <w:szCs w:val="18"/>
+              </w:rPr>
+              <w:t xml:space="preserve">Observe Phase</w:t>
             </w:r>
           </w:p>
           <w:p>
@@ -10284,7 +10284,7 @@
             <w:pPr>
               <w:spacing w:after="20" w:before="0"/>
             </w:pPr>
-            <w:hyperlink w:history="1" r:id="rId3t42znvjblsdww8mydirs">
+            <w:hyperlink w:history="1" r:id="rId0mm1zzvcbrxbwu3wfbzn2">
               <w:r>
                 <w:rPr>
                   <w:rFonts w:ascii="Arial" w:cs="Arial" w:eastAsia="Arial" w:hAnsi="Arial"/>
@@ -10317,7 +10317,7 @@
               <w:spacing w:after="10" w:before="0"/>
               <w:ind w:left="120"/>
             </w:pPr>
-            <w:hyperlink w:history="1" r:id="rIdi4pegekn4jxqxu2ewrxj_">
+            <w:hyperlink w:history="1" r:id="rIdlocr6wloeqadfwgvdol8y">
               <w:r>
                 <w:rPr>
                   <w:rFonts w:ascii="Arial" w:cs="Arial" w:eastAsia="Arial" w:hAnsi="Arial"/>
@@ -10362,7 +10362,7 @@
             <w:pPr>
               <w:spacing w:after="20" w:before="0"/>
             </w:pPr>
-            <w:hyperlink w:history="1" r:id="rId3hfbuahhq4lpwtf0knrtw">
+            <w:hyperlink w:history="1" r:id="rIdkwhmhqpa13nhoelnz7585">
               <w:r>
                 <w:rPr>
                   <w:rFonts w:ascii="Arial" w:cs="Arial" w:eastAsia="Arial" w:hAnsi="Arial"/>
@@ -10395,7 +10395,7 @@
               <w:spacing w:after="10" w:before="0"/>
               <w:ind w:left="120"/>
             </w:pPr>
-            <w:hyperlink w:history="1" r:id="rIdxmqxexbbyzry6dno5-4ct">
+            <w:hyperlink w:history="1" r:id="rIdbgqkicnroxw4hkze62lqb">
               <w:r>
                 <w:rPr>
                   <w:rFonts w:ascii="Arial" w:cs="Arial" w:eastAsia="Arial" w:hAnsi="Arial"/>
@@ -10694,32 +10694,32 @@
         <w:tc>
           <w:tcPr>
             <w:tcW w:type="dxa" w:w="1520"/>
-            <w:shd w:fill="F2F2F2" w:color="auto" w:val="clear"/>
-            <w:tcMar>
-              <w:top w:type="dxa" w:w="60"/>
-              <w:left w:type="dxa" w:w="120"/>
-              <w:bottom w:type="dxa" w:w="60"/>
-              <w:right w:type="dxa" w:w="120"/>
-            </w:tcMar>
-            <w:vAlign w:val="top"/>
-          </w:tcPr>
-          <w:p>
-            <w:pPr>
-              <w:spacing w:after="40" w:before="0"/>
-              <w:jc w:val="left"/>
-            </w:pPr>
-            <w:r>
-              <w:rPr>
-                <w:rFonts w:ascii="Arial" w:cs="Arial" w:eastAsia="Arial" w:hAnsi="Arial"/>
-                <w:b/>
-                <w:bCs/>
-                <w:i w:val="false"/>
-                <w:iCs w:val="false"/>
-                <w:color w:val="000000"/>
-                <w:sz w:val="18"/>
-                <w:szCs w:val="18"/>
-              </w:rPr>
-              <w:t xml:space="preserve">Phase 3 — Explain</w:t>
+            <w:shd w:fill="E2EFDA" w:color="auto" w:val="clear"/>
+            <w:tcMar>
+              <w:top w:type="dxa" w:w="60"/>
+              <w:left w:type="dxa" w:w="120"/>
+              <w:bottom w:type="dxa" w:w="60"/>
+              <w:right w:type="dxa" w:w="120"/>
+            </w:tcMar>
+            <w:vAlign w:val="top"/>
+          </w:tcPr>
+          <w:p>
+            <w:pPr>
+              <w:spacing w:after="40" w:before="0"/>
+              <w:jc w:val="left"/>
+            </w:pPr>
+            <w:r>
+              <w:rPr>
+                <w:rFonts w:ascii="Arial" w:cs="Arial" w:eastAsia="Arial" w:hAnsi="Arial"/>
+                <w:b/>
+                <w:bCs/>
+                <w:i w:val="false"/>
+                <w:iCs w:val="false"/>
+                <w:color w:val="000000"/>
+                <w:sz w:val="18"/>
+                <w:szCs w:val="18"/>
+              </w:rPr>
+              <w:t xml:space="preserve">Explain Phase</w:t>
             </w:r>
           </w:p>
           <w:p>
@@ -10742,7 +10742,7 @@
             <w:pPr>
               <w:spacing w:after="20" w:before="0"/>
             </w:pPr>
-            <w:hyperlink w:history="1" r:id="rId06eip-hxl4pinx3jfhmd8">
+            <w:hyperlink w:history="1" r:id="rIdkzvnhza9eqajwvj0yejkq">
               <w:r>
                 <w:rPr>
                   <w:rFonts w:ascii="Arial" w:cs="Arial" w:eastAsia="Arial" w:hAnsi="Arial"/>
@@ -10775,7 +10775,7 @@
               <w:spacing w:after="10" w:before="0"/>
               <w:ind w:left="120"/>
             </w:pPr>
-            <w:hyperlink w:history="1" r:id="rIdmlvre66qxl4c456mwfnak">
+            <w:hyperlink w:history="1" r:id="rId_ylizaliyjdhyk0clslnb">
               <w:r>
                 <w:rPr>
                   <w:rFonts w:ascii="Arial" w:cs="Arial" w:eastAsia="Arial" w:hAnsi="Arial"/>
@@ -10820,7 +10820,7 @@
             <w:pPr>
               <w:spacing w:after="20" w:before="0"/>
             </w:pPr>
-            <w:hyperlink w:history="1" r:id="rIdx2a2jxqqtrgntwf6h9car">
+            <w:hyperlink w:history="1" r:id="rIdlpqlu5lzbxnm_33gxvzy-">
               <w:r>
                 <w:rPr>
                   <w:rFonts w:ascii="Arial" w:cs="Arial" w:eastAsia="Arial" w:hAnsi="Arial"/>
@@ -10853,7 +10853,7 @@
               <w:spacing w:after="10" w:before="0"/>
               <w:ind w:left="120"/>
             </w:pPr>
-            <w:hyperlink w:history="1" r:id="rIdx6qjvva1mvoabisi-2fg8">
+            <w:hyperlink w:history="1" r:id="rId1rqbrjg18egznqp8lupzc">
               <w:r>
                 <w:rPr>
                   <w:rFonts w:ascii="Arial" w:cs="Arial" w:eastAsia="Arial" w:hAnsi="Arial"/>
@@ -11076,32 +11076,32 @@
         <w:tc>
           <w:tcPr>
             <w:tcW w:type="dxa" w:w="1520"/>
-            <w:shd w:fill="F2F2F2" w:color="auto" w:val="clear"/>
-            <w:tcMar>
-              <w:top w:type="dxa" w:w="60"/>
-              <w:left w:type="dxa" w:w="120"/>
-              <w:bottom w:type="dxa" w:w="60"/>
-              <w:right w:type="dxa" w:w="120"/>
-            </w:tcMar>
-            <w:vAlign w:val="top"/>
-          </w:tcPr>
-          <w:p>
-            <w:pPr>
-              <w:spacing w:after="40" w:before="0"/>
-              <w:jc w:val="left"/>
-            </w:pPr>
-            <w:r>
-              <w:rPr>
-                <w:rFonts w:ascii="Arial" w:cs="Arial" w:eastAsia="Arial" w:hAnsi="Arial"/>
-                <w:b/>
-                <w:bCs/>
-                <w:i w:val="false"/>
-                <w:iCs w:val="false"/>
-                <w:color w:val="000000"/>
-                <w:sz w:val="18"/>
-                <w:szCs w:val="18"/>
-              </w:rPr>
-              <w:t xml:space="preserve">Phase 4 — Driving Question Board (DQB) Update</w:t>
+            <w:shd w:fill="FCE4D6" w:color="auto" w:val="clear"/>
+            <w:tcMar>
+              <w:top w:type="dxa" w:w="60"/>
+              <w:left w:type="dxa" w:w="120"/>
+              <w:bottom w:type="dxa" w:w="60"/>
+              <w:right w:type="dxa" w:w="120"/>
+            </w:tcMar>
+            <w:vAlign w:val="top"/>
+          </w:tcPr>
+          <w:p>
+            <w:pPr>
+              <w:spacing w:after="40" w:before="0"/>
+              <w:jc w:val="left"/>
+            </w:pPr>
+            <w:r>
+              <w:rPr>
+                <w:rFonts w:ascii="Arial" w:cs="Arial" w:eastAsia="Arial" w:hAnsi="Arial"/>
+                <w:b/>
+                <w:bCs/>
+                <w:i w:val="false"/>
+                <w:iCs w:val="false"/>
+                <w:color w:val="000000"/>
+                <w:sz w:val="18"/>
+                <w:szCs w:val="18"/>
+              </w:rPr>
+              <w:t xml:space="preserve">Driving Question Board (DQB) Creation</w:t>
             </w:r>
           </w:p>
           <w:p>
@@ -11124,7 +11124,7 @@
             <w:pPr>
               <w:spacing w:after="20" w:before="0"/>
             </w:pPr>
-            <w:hyperlink w:history="1" r:id="rId1r1-mwh_jyyl__ijqoek1">
+            <w:hyperlink w:history="1" r:id="rIdhkjr1rkfaib-e2eby9mha">
               <w:r>
                 <w:rPr>
                   <w:rFonts w:ascii="Arial" w:cs="Arial" w:eastAsia="Arial" w:hAnsi="Arial"/>
@@ -11157,7 +11157,7 @@
               <w:spacing w:after="10" w:before="0"/>
               <w:ind w:left="120"/>
             </w:pPr>
-            <w:hyperlink w:history="1" r:id="rIdzurdjx9ii3ykqbdbryasi">
+            <w:hyperlink w:history="1" r:id="rIdkk89fysaml2p7vajkpgry">
               <w:r>
                 <w:rPr>
                   <w:rFonts w:ascii="Arial" w:cs="Arial" w:eastAsia="Arial" w:hAnsi="Arial"/>
@@ -11202,7 +11202,7 @@
             <w:pPr>
               <w:spacing w:after="20" w:before="0"/>
             </w:pPr>
-            <w:hyperlink w:history="1" r:id="rIdetxwcultofvscd8atztoq">
+            <w:hyperlink w:history="1" r:id="rIdqxp7fsrmvtmxwi3z6lg9v">
               <w:r>
                 <w:rPr>
                   <w:rFonts w:ascii="Arial" w:cs="Arial" w:eastAsia="Arial" w:hAnsi="Arial"/>
@@ -11235,7 +11235,7 @@
               <w:spacing w:after="10" w:before="0"/>
               <w:ind w:left="120"/>
             </w:pPr>
-            <w:hyperlink w:history="1" r:id="rIddkdxsijoqogil3w32dfoi">
+            <w:hyperlink w:history="1" r:id="rIdcbnkse-igvcyix3qpt9bx">
               <w:r>
                 <w:rPr>
                   <w:rFonts w:ascii="Arial" w:cs="Arial" w:eastAsia="Arial" w:hAnsi="Arial"/>
@@ -11382,32 +11382,32 @@
         <w:tc>
           <w:tcPr>
             <w:tcW w:type="dxa" w:w="1520"/>
-            <w:shd w:fill="F2F2F2" w:color="auto" w:val="clear"/>
-            <w:tcMar>
-              <w:top w:type="dxa" w:w="60"/>
-              <w:left w:type="dxa" w:w="120"/>
-              <w:bottom w:type="dxa" w:w="60"/>
-              <w:right w:type="dxa" w:w="120"/>
-            </w:tcMar>
-            <w:vAlign w:val="top"/>
-          </w:tcPr>
-          <w:p>
-            <w:pPr>
-              <w:spacing w:after="40" w:before="0"/>
-              <w:jc w:val="left"/>
-            </w:pPr>
-            <w:r>
-              <w:rPr>
-                <w:rFonts w:ascii="Arial" w:cs="Arial" w:eastAsia="Arial" w:hAnsi="Arial"/>
-                <w:b/>
-                <w:bCs/>
-                <w:i w:val="false"/>
-                <w:iCs w:val="false"/>
-                <w:color w:val="000000"/>
-                <w:sz w:val="18"/>
-                <w:szCs w:val="18"/>
-              </w:rPr>
-              <w:t xml:space="preserve">Phase 5 — Model Building</w:t>
+            <w:shd w:fill="D5E8F0" w:color="auto" w:val="clear"/>
+            <w:tcMar>
+              <w:top w:type="dxa" w:w="60"/>
+              <w:left w:type="dxa" w:w="120"/>
+              <w:bottom w:type="dxa" w:w="60"/>
+              <w:right w:type="dxa" w:w="120"/>
+            </w:tcMar>
+            <w:vAlign w:val="top"/>
+          </w:tcPr>
+          <w:p>
+            <w:pPr>
+              <w:spacing w:after="40" w:before="0"/>
+              <w:jc w:val="left"/>
+            </w:pPr>
+            <w:r>
+              <w:rPr>
+                <w:rFonts w:ascii="Arial" w:cs="Arial" w:eastAsia="Arial" w:hAnsi="Arial"/>
+                <w:b/>
+                <w:bCs/>
+                <w:i w:val="false"/>
+                <w:iCs w:val="false"/>
+                <w:color w:val="000000"/>
+                <w:sz w:val="18"/>
+                <w:szCs w:val="18"/>
+              </w:rPr>
+              <w:t xml:space="preserve">Model Building Phase</w:t>
             </w:r>
           </w:p>
           <w:p>
@@ -11430,7 +11430,7 @@
             <w:pPr>
               <w:spacing w:after="20" w:before="0"/>
             </w:pPr>
-            <w:hyperlink w:history="1" r:id="rIdklb7hwdebbjzn5jd0tblt">
+            <w:hyperlink w:history="1" r:id="rIdve1nzg3jbdv_wgcl6q6ud">
               <w:r>
                 <w:rPr>
                   <w:rFonts w:ascii="Arial" w:cs="Arial" w:eastAsia="Arial" w:hAnsi="Arial"/>
@@ -11463,7 +11463,7 @@
               <w:spacing w:after="10" w:before="0"/>
               <w:ind w:left="120"/>
             </w:pPr>
-            <w:hyperlink w:history="1" r:id="rId4qppeeysnyywe7ld1qwud">
+            <w:hyperlink w:history="1" r:id="rIdcbvruizv4wlkdpj2dkisv">
               <w:r>
                 <w:rPr>
                   <w:rFonts w:ascii="Arial" w:cs="Arial" w:eastAsia="Arial" w:hAnsi="Arial"/>
@@ -11508,7 +11508,7 @@
             <w:pPr>
               <w:spacing w:after="20" w:before="0"/>
             </w:pPr>
-            <w:hyperlink w:history="1" r:id="rId9bd_geedspyhwwhv1qes7">
+            <w:hyperlink w:history="1" r:id="rIddw8h-jvpztm_ydt0ye1uw">
               <w:r>
                 <w:rPr>
                   <w:rFonts w:ascii="Arial" w:cs="Arial" w:eastAsia="Arial" w:hAnsi="Arial"/>
@@ -11541,7 +11541,7 @@
               <w:spacing w:after="10" w:before="0"/>
               <w:ind w:left="120"/>
             </w:pPr>
-            <w:hyperlink w:history="1" r:id="rIdpgdbwlt_7l95ellutsckp">
+            <w:hyperlink w:history="1" r:id="rId1_i89daertpq8fwhzsirw">
               <w:r>
                 <w:rPr>
                   <w:rFonts w:ascii="Arial" w:cs="Arial" w:eastAsia="Arial" w:hAnsi="Arial"/>
@@ -12980,32 +12980,32 @@
         <w:tc>
           <w:tcPr>
             <w:tcW w:type="dxa" w:w="1520"/>
-            <w:shd w:fill="F2F2F2" w:color="auto" w:val="clear"/>
-            <w:tcMar>
-              <w:top w:type="dxa" w:w="60"/>
-              <w:left w:type="dxa" w:w="120"/>
-              <w:bottom w:type="dxa" w:w="60"/>
-              <w:right w:type="dxa" w:w="120"/>
-            </w:tcMar>
-            <w:vAlign w:val="top"/>
-          </w:tcPr>
-          <w:p>
-            <w:pPr>
-              <w:spacing w:after="40" w:before="0"/>
-              <w:jc w:val="left"/>
-            </w:pPr>
-            <w:r>
-              <w:rPr>
-                <w:rFonts w:ascii="Arial" w:cs="Arial" w:eastAsia="Arial" w:hAnsi="Arial"/>
-                <w:b/>
-                <w:bCs/>
-                <w:i w:val="false"/>
-                <w:iCs w:val="false"/>
-                <w:color w:val="000000"/>
-                <w:sz w:val="18"/>
-                <w:szCs w:val="18"/>
-              </w:rPr>
-              <w:t xml:space="preserve">Phase 1 — Predict (12 minutes)</w:t>
+            <w:shd w:fill="EAD1F5" w:color="auto" w:val="clear"/>
+            <w:tcMar>
+              <w:top w:type="dxa" w:w="60"/>
+              <w:left w:type="dxa" w:w="120"/>
+              <w:bottom w:type="dxa" w:w="60"/>
+              <w:right w:type="dxa" w:w="120"/>
+            </w:tcMar>
+            <w:vAlign w:val="top"/>
+          </w:tcPr>
+          <w:p>
+            <w:pPr>
+              <w:spacing w:after="40" w:before="0"/>
+              <w:jc w:val="left"/>
+            </w:pPr>
+            <w:r>
+              <w:rPr>
+                <w:rFonts w:ascii="Arial" w:cs="Arial" w:eastAsia="Arial" w:hAnsi="Arial"/>
+                <w:b/>
+                <w:bCs/>
+                <w:i w:val="false"/>
+                <w:iCs w:val="false"/>
+                <w:color w:val="000000"/>
+                <w:sz w:val="18"/>
+                <w:szCs w:val="18"/>
+              </w:rPr>
+              <w:t xml:space="preserve">Predict Phase</w:t>
             </w:r>
           </w:p>
           <w:p>
@@ -13028,7 +13028,7 @@
             <w:pPr>
               <w:spacing w:after="20" w:before="0"/>
             </w:pPr>
-            <w:hyperlink w:history="1" r:id="rIdlgn27vvfxnw2-7uw4twnb">
+            <w:hyperlink w:history="1" r:id="rIdtgjbxoaklcsamblwwaahd">
               <w:r>
                 <w:rPr>
                   <w:rFonts w:ascii="Arial" w:cs="Arial" w:eastAsia="Arial" w:hAnsi="Arial"/>
@@ -13061,7 +13061,7 @@
               <w:spacing w:after="10" w:before="0"/>
               <w:ind w:left="120"/>
             </w:pPr>
-            <w:hyperlink w:history="1" r:id="rIdkd92wnw-ngcjcuc4kpapk">
+            <w:hyperlink w:history="1" r:id="rIddfbwnvpsxuvlzt-5pbpqk">
               <w:r>
                 <w:rPr>
                   <w:rFonts w:ascii="Arial" w:cs="Arial" w:eastAsia="Arial" w:hAnsi="Arial"/>
@@ -13106,7 +13106,7 @@
             <w:pPr>
               <w:spacing w:after="20" w:before="0"/>
             </w:pPr>
-            <w:hyperlink w:history="1" r:id="rIdzsf1gncd8qcq9dhqneh9m">
+            <w:hyperlink w:history="1" r:id="rId02dmvcvuwwwpchiaisamu">
               <w:r>
                 <w:rPr>
                   <w:rFonts w:ascii="Arial" w:cs="Arial" w:eastAsia="Arial" w:hAnsi="Arial"/>
@@ -13139,7 +13139,7 @@
               <w:spacing w:after="10" w:before="0"/>
               <w:ind w:left="120"/>
             </w:pPr>
-            <w:hyperlink w:history="1" r:id="rIdywd63decsg_707zrjgd6j">
+            <w:hyperlink w:history="1" r:id="rIdx5jv8pk3eqn-vprplwnzp">
               <w:r>
                 <w:rPr>
                   <w:rFonts w:ascii="Arial" w:cs="Arial" w:eastAsia="Arial" w:hAnsi="Arial"/>
@@ -13286,32 +13286,32 @@
         <w:tc>
           <w:tcPr>
             <w:tcW w:type="dxa" w:w="1520"/>
-            <w:shd w:fill="F2F2F2" w:color="auto" w:val="clear"/>
-            <w:tcMar>
-              <w:top w:type="dxa" w:w="60"/>
-              <w:left w:type="dxa" w:w="120"/>
-              <w:bottom w:type="dxa" w:w="60"/>
-              <w:right w:type="dxa" w:w="120"/>
-            </w:tcMar>
-            <w:vAlign w:val="top"/>
-          </w:tcPr>
-          <w:p>
-            <w:pPr>
-              <w:spacing w:after="40" w:before="0"/>
-              <w:jc w:val="left"/>
-            </w:pPr>
-            <w:r>
-              <w:rPr>
-                <w:rFonts w:ascii="Arial" w:cs="Arial" w:eastAsia="Arial" w:hAnsi="Arial"/>
-                <w:b/>
-                <w:bCs/>
-                <w:i w:val="false"/>
-                <w:iCs w:val="false"/>
-                <w:color w:val="000000"/>
-                <w:sz w:val="18"/>
-                <w:szCs w:val="18"/>
-              </w:rPr>
-              <w:t xml:space="preserve">Phase 2 — Observe (22 minutes)</w:t>
+            <w:shd w:fill="D9EEF1" w:color="auto" w:val="clear"/>
+            <w:tcMar>
+              <w:top w:type="dxa" w:w="60"/>
+              <w:left w:type="dxa" w:w="120"/>
+              <w:bottom w:type="dxa" w:w="60"/>
+              <w:right w:type="dxa" w:w="120"/>
+            </w:tcMar>
+            <w:vAlign w:val="top"/>
+          </w:tcPr>
+          <w:p>
+            <w:pPr>
+              <w:spacing w:after="40" w:before="0"/>
+              <w:jc w:val="left"/>
+            </w:pPr>
+            <w:r>
+              <w:rPr>
+                <w:rFonts w:ascii="Arial" w:cs="Arial" w:eastAsia="Arial" w:hAnsi="Arial"/>
+                <w:b/>
+                <w:bCs/>
+                <w:i w:val="false"/>
+                <w:iCs w:val="false"/>
+                <w:color w:val="000000"/>
+                <w:sz w:val="18"/>
+                <w:szCs w:val="18"/>
+              </w:rPr>
+              <w:t xml:space="preserve">Observe Phase</w:t>
             </w:r>
           </w:p>
           <w:p>
@@ -13334,7 +13334,7 @@
             <w:pPr>
               <w:spacing w:after="20" w:before="0"/>
             </w:pPr>
-            <w:hyperlink w:history="1" r:id="rIdckrx2mrjzmqaknush1phk">
+            <w:hyperlink w:history="1" r:id="rIdd1mlit83ttxtkii-aickl">
               <w:r>
                 <w:rPr>
                   <w:rFonts w:ascii="Arial" w:cs="Arial" w:eastAsia="Arial" w:hAnsi="Arial"/>
@@ -13367,7 +13367,7 @@
               <w:spacing w:after="10" w:before="0"/>
               <w:ind w:left="120"/>
             </w:pPr>
-            <w:hyperlink w:history="1" r:id="rIdu4uoetbg_ns_b6nsctlai">
+            <w:hyperlink w:history="1" r:id="rIdompg20l9j27l3wdphx7hy">
               <w:r>
                 <w:rPr>
                   <w:rFonts w:ascii="Arial" w:cs="Arial" w:eastAsia="Arial" w:hAnsi="Arial"/>
@@ -13412,7 +13412,7 @@
             <w:pPr>
               <w:spacing w:after="20" w:before="0"/>
             </w:pPr>
-            <w:hyperlink w:history="1" r:id="rIdp06dbjzwgxir5s2qnoihq">
+            <w:hyperlink w:history="1" r:id="rIdulbtcmtyddlqq8yhzr8of">
               <w:r>
                 <w:rPr>
                   <w:rFonts w:ascii="Arial" w:cs="Arial" w:eastAsia="Arial" w:hAnsi="Arial"/>
@@ -13445,7 +13445,7 @@
               <w:spacing w:after="10" w:before="0"/>
               <w:ind w:left="120"/>
             </w:pPr>
-            <w:hyperlink w:history="1" r:id="rIdwhgujvbgopkoj5ylwaaks">
+            <w:hyperlink w:history="1" r:id="rId1k1iaj4nwi0osmwresqzo">
               <w:r>
                 <w:rPr>
                   <w:rFonts w:ascii="Arial" w:cs="Arial" w:eastAsia="Arial" w:hAnsi="Arial"/>
@@ -13592,32 +13592,32 @@
         <w:tc>
           <w:tcPr>
             <w:tcW w:type="dxa" w:w="1520"/>
-            <w:shd w:fill="F2F2F2" w:color="auto" w:val="clear"/>
-            <w:tcMar>
-              <w:top w:type="dxa" w:w="60"/>
-              <w:left w:type="dxa" w:w="120"/>
-              <w:bottom w:type="dxa" w:w="60"/>
-              <w:right w:type="dxa" w:w="120"/>
-            </w:tcMar>
-            <w:vAlign w:val="top"/>
-          </w:tcPr>
-          <w:p>
-            <w:pPr>
-              <w:spacing w:after="40" w:before="0"/>
-              <w:jc w:val="left"/>
-            </w:pPr>
-            <w:r>
-              <w:rPr>
-                <w:rFonts w:ascii="Arial" w:cs="Arial" w:eastAsia="Arial" w:hAnsi="Arial"/>
-                <w:b/>
-                <w:bCs/>
-                <w:i w:val="false"/>
-                <w:iCs w:val="false"/>
-                <w:color w:val="000000"/>
-                <w:sz w:val="18"/>
-                <w:szCs w:val="18"/>
-              </w:rPr>
-              <w:t xml:space="preserve">Phase 3 — Explain (24 minutes)</w:t>
+            <w:shd w:fill="E2EFDA" w:color="auto" w:val="clear"/>
+            <w:tcMar>
+              <w:top w:type="dxa" w:w="60"/>
+              <w:left w:type="dxa" w:w="120"/>
+              <w:bottom w:type="dxa" w:w="60"/>
+              <w:right w:type="dxa" w:w="120"/>
+            </w:tcMar>
+            <w:vAlign w:val="top"/>
+          </w:tcPr>
+          <w:p>
+            <w:pPr>
+              <w:spacing w:after="40" w:before="0"/>
+              <w:jc w:val="left"/>
+            </w:pPr>
+            <w:r>
+              <w:rPr>
+                <w:rFonts w:ascii="Arial" w:cs="Arial" w:eastAsia="Arial" w:hAnsi="Arial"/>
+                <w:b/>
+                <w:bCs/>
+                <w:i w:val="false"/>
+                <w:iCs w:val="false"/>
+                <w:color w:val="000000"/>
+                <w:sz w:val="18"/>
+                <w:szCs w:val="18"/>
+              </w:rPr>
+              <w:t xml:space="preserve">Explain Phase</w:t>
             </w:r>
           </w:p>
           <w:p>
@@ -13640,7 +13640,7 @@
             <w:pPr>
               <w:spacing w:after="20" w:before="0"/>
             </w:pPr>
-            <w:hyperlink w:history="1" r:id="rId3cws-kwsyqgmxpwl2-mm3">
+            <w:hyperlink w:history="1" r:id="rIdgeebgstf3bccguek8aax0">
               <w:r>
                 <w:rPr>
                   <w:rFonts w:ascii="Arial" w:cs="Arial" w:eastAsia="Arial" w:hAnsi="Arial"/>
@@ -13673,7 +13673,7 @@
               <w:spacing w:after="10" w:before="0"/>
               <w:ind w:left="120"/>
             </w:pPr>
-            <w:hyperlink w:history="1" r:id="rIdlbqi4tetxev3_ch1fkxgk">
+            <w:hyperlink w:history="1" r:id="rIda8xtog-d9cynhfesh3i_x">
               <w:r>
                 <w:rPr>
                   <w:rFonts w:ascii="Arial" w:cs="Arial" w:eastAsia="Arial" w:hAnsi="Arial"/>
@@ -13718,7 +13718,7 @@
             <w:pPr>
               <w:spacing w:after="20" w:before="0"/>
             </w:pPr>
-            <w:hyperlink w:history="1" r:id="rIdpbsd0k6j1dgfbemilsb-f">
+            <w:hyperlink w:history="1" r:id="rIdk2yena0tvv53cojkfwno1">
               <w:r>
                 <w:rPr>
                   <w:rFonts w:ascii="Arial" w:cs="Arial" w:eastAsia="Arial" w:hAnsi="Arial"/>
@@ -13751,7 +13751,7 @@
               <w:spacing w:after="10" w:before="0"/>
               <w:ind w:left="120"/>
             </w:pPr>
-            <w:hyperlink w:history="1" r:id="rIdzrdcpqds9xy-sewhdjrtw">
+            <w:hyperlink w:history="1" r:id="rIdokkf2vkoi7vtsoysjwuzh">
               <w:r>
                 <w:rPr>
                   <w:rFonts w:ascii="Arial" w:cs="Arial" w:eastAsia="Arial" w:hAnsi="Arial"/>
@@ -13898,32 +13898,32 @@
         <w:tc>
           <w:tcPr>
             <w:tcW w:type="dxa" w:w="1520"/>
-            <w:shd w:fill="F2F2F2" w:color="auto" w:val="clear"/>
-            <w:tcMar>
-              <w:top w:type="dxa" w:w="60"/>
-              <w:left w:type="dxa" w:w="120"/>
-              <w:bottom w:type="dxa" w:w="60"/>
-              <w:right w:type="dxa" w:w="120"/>
-            </w:tcMar>
-            <w:vAlign w:val="top"/>
-          </w:tcPr>
-          <w:p>
-            <w:pPr>
-              <w:spacing w:after="40" w:before="0"/>
-              <w:jc w:val="left"/>
-            </w:pPr>
-            <w:r>
-              <w:rPr>
-                <w:rFonts w:ascii="Arial" w:cs="Arial" w:eastAsia="Arial" w:hAnsi="Arial"/>
-                <w:b/>
-                <w:bCs/>
-                <w:i w:val="false"/>
-                <w:iCs w:val="false"/>
-                <w:color w:val="000000"/>
-                <w:sz w:val="18"/>
-                <w:szCs w:val="18"/>
-              </w:rPr>
-              <w:t xml:space="preserve">Phase 4 — Driving Question Board (DQB) Update (10 minutes)</w:t>
+            <w:shd w:fill="FCE4D6" w:color="auto" w:val="clear"/>
+            <w:tcMar>
+              <w:top w:type="dxa" w:w="60"/>
+              <w:left w:type="dxa" w:w="120"/>
+              <w:bottom w:type="dxa" w:w="60"/>
+              <w:right w:type="dxa" w:w="120"/>
+            </w:tcMar>
+            <w:vAlign w:val="top"/>
+          </w:tcPr>
+          <w:p>
+            <w:pPr>
+              <w:spacing w:after="40" w:before="0"/>
+              <w:jc w:val="left"/>
+            </w:pPr>
+            <w:r>
+              <w:rPr>
+                <w:rFonts w:ascii="Arial" w:cs="Arial" w:eastAsia="Arial" w:hAnsi="Arial"/>
+                <w:b/>
+                <w:bCs/>
+                <w:i w:val="false"/>
+                <w:iCs w:val="false"/>
+                <w:color w:val="000000"/>
+                <w:sz w:val="18"/>
+                <w:szCs w:val="18"/>
+              </w:rPr>
+              <w:t xml:space="preserve">Driving Question Board (DQB) Creation</w:t>
             </w:r>
           </w:p>
           <w:p>
@@ -13946,7 +13946,7 @@
             <w:pPr>
               <w:spacing w:after="20" w:before="0"/>
             </w:pPr>
-            <w:hyperlink w:history="1" r:id="rIdqzfxbx4irinbaa5mermcm">
+            <w:hyperlink w:history="1" r:id="rIdy3ho4w6hkvx6tryke3mmb">
               <w:r>
                 <w:rPr>
                   <w:rFonts w:ascii="Arial" w:cs="Arial" w:eastAsia="Arial" w:hAnsi="Arial"/>
@@ -13979,7 +13979,7 @@
               <w:spacing w:after="10" w:before="0"/>
               <w:ind w:left="120"/>
             </w:pPr>
-            <w:hyperlink w:history="1" r:id="rIdc58hecgrztxmwxlpfyg1j">
+            <w:hyperlink w:history="1" r:id="rIdxubyw8tdaip_flayj523a">
               <w:r>
                 <w:rPr>
                   <w:rFonts w:ascii="Arial" w:cs="Arial" w:eastAsia="Arial" w:hAnsi="Arial"/>
@@ -14024,7 +14024,7 @@
             <w:pPr>
               <w:spacing w:after="20" w:before="0"/>
             </w:pPr>
-            <w:hyperlink w:history="1" r:id="rIdyyjjhane_ur8azf2n-bk_">
+            <w:hyperlink w:history="1" r:id="rIdmfdn5i_rxxfiyglip3qle">
               <w:r>
                 <w:rPr>
                   <w:rFonts w:ascii="Arial" w:cs="Arial" w:eastAsia="Arial" w:hAnsi="Arial"/>
@@ -14057,7 +14057,7 @@
               <w:spacing w:after="10" w:before="0"/>
               <w:ind w:left="120"/>
             </w:pPr>
-            <w:hyperlink w:history="1" r:id="rIdlrsx7c9ftkq0sca4qmgab">
+            <w:hyperlink w:history="1" r:id="rId_-ztidc5nzu-iiz1o9qoe">
               <w:r>
                 <w:rPr>
                   <w:rFonts w:ascii="Arial" w:cs="Arial" w:eastAsia="Arial" w:hAnsi="Arial"/>
@@ -14204,32 +14204,32 @@
         <w:tc>
           <w:tcPr>
             <w:tcW w:type="dxa" w:w="1520"/>
-            <w:shd w:fill="F2F2F2" w:color="auto" w:val="clear"/>
-            <w:tcMar>
-              <w:top w:type="dxa" w:w="60"/>
-              <w:left w:type="dxa" w:w="120"/>
-              <w:bottom w:type="dxa" w:w="60"/>
-              <w:right w:type="dxa" w:w="120"/>
-            </w:tcMar>
-            <w:vAlign w:val="top"/>
-          </w:tcPr>
-          <w:p>
-            <w:pPr>
-              <w:spacing w:after="40" w:before="0"/>
-              <w:jc w:val="left"/>
-            </w:pPr>
-            <w:r>
-              <w:rPr>
-                <w:rFonts w:ascii="Arial" w:cs="Arial" w:eastAsia="Arial" w:hAnsi="Arial"/>
-                <w:b/>
-                <w:bCs/>
-                <w:i w:val="false"/>
-                <w:iCs w:val="false"/>
-                <w:color w:val="000000"/>
-                <w:sz w:val="18"/>
-                <w:szCs w:val="18"/>
-              </w:rPr>
-              <w:t xml:space="preserve">Phase 5 — Model Building (12 minutes)</w:t>
+            <w:shd w:fill="D5E8F0" w:color="auto" w:val="clear"/>
+            <w:tcMar>
+              <w:top w:type="dxa" w:w="60"/>
+              <w:left w:type="dxa" w:w="120"/>
+              <w:bottom w:type="dxa" w:w="60"/>
+              <w:right w:type="dxa" w:w="120"/>
+            </w:tcMar>
+            <w:vAlign w:val="top"/>
+          </w:tcPr>
+          <w:p>
+            <w:pPr>
+              <w:spacing w:after="40" w:before="0"/>
+              <w:jc w:val="left"/>
+            </w:pPr>
+            <w:r>
+              <w:rPr>
+                <w:rFonts w:ascii="Arial" w:cs="Arial" w:eastAsia="Arial" w:hAnsi="Arial"/>
+                <w:b/>
+                <w:bCs/>
+                <w:i w:val="false"/>
+                <w:iCs w:val="false"/>
+                <w:color w:val="000000"/>
+                <w:sz w:val="18"/>
+                <w:szCs w:val="18"/>
+              </w:rPr>
+              <w:t xml:space="preserve">Model Building Phase</w:t>
             </w:r>
           </w:p>
           <w:p>
@@ -14252,7 +14252,7 @@
             <w:pPr>
               <w:spacing w:after="20" w:before="0"/>
             </w:pPr>
-            <w:hyperlink w:history="1" r:id="rIdi-dmfrcufssw2jd3jvc5c">
+            <w:hyperlink w:history="1" r:id="rIdtrjtcjyd4shp59rhhbh6k">
               <w:r>
                 <w:rPr>
                   <w:rFonts w:ascii="Arial" w:cs="Arial" w:eastAsia="Arial" w:hAnsi="Arial"/>
@@ -14285,7 +14285,7 @@
               <w:spacing w:after="10" w:before="0"/>
               <w:ind w:left="120"/>
             </w:pPr>
-            <w:hyperlink w:history="1" r:id="rIdtunca4lriuz2hvsie3ld_">
+            <w:hyperlink w:history="1" r:id="rIdk-joewhnqhs47y5bgia0k">
               <w:r>
                 <w:rPr>
                   <w:rFonts w:ascii="Arial" w:cs="Arial" w:eastAsia="Arial" w:hAnsi="Arial"/>
@@ -14330,7 +14330,7 @@
             <w:pPr>
               <w:spacing w:after="20" w:before="0"/>
             </w:pPr>
-            <w:hyperlink w:history="1" r:id="rIdf7ugdfcqyp2dlrynu4kgq">
+            <w:hyperlink w:history="1" r:id="rIdowu1kghchvzylepxk5bst">
               <w:r>
                 <w:rPr>
                   <w:rFonts w:ascii="Arial" w:cs="Arial" w:eastAsia="Arial" w:hAnsi="Arial"/>
@@ -14363,7 +14363,7 @@
               <w:spacing w:after="10" w:before="0"/>
               <w:ind w:left="120"/>
             </w:pPr>
-            <w:hyperlink w:history="1" r:id="rIdwo1zjrnubkai-0d47ooaf">
+            <w:hyperlink w:history="1" r:id="rIdo5v0zehlne8zbjoqmmwkf">
               <w:r>
                 <w:rPr>
                   <w:rFonts w:ascii="Arial" w:cs="Arial" w:eastAsia="Arial" w:hAnsi="Arial"/>
@@ -15802,32 +15802,32 @@
         <w:tc>
           <w:tcPr>
             <w:tcW w:type="dxa" w:w="1520"/>
-            <w:shd w:fill="F2F2F2" w:color="auto" w:val="clear"/>
-            <w:tcMar>
-              <w:top w:type="dxa" w:w="60"/>
-              <w:left w:type="dxa" w:w="120"/>
-              <w:bottom w:type="dxa" w:w="60"/>
-              <w:right w:type="dxa" w:w="120"/>
-            </w:tcMar>
-            <w:vAlign w:val="top"/>
-          </w:tcPr>
-          <w:p>
-            <w:pPr>
-              <w:spacing w:after="40" w:before="0"/>
-              <w:jc w:val="left"/>
-            </w:pPr>
-            <w:r>
-              <w:rPr>
-                <w:rFonts w:ascii="Arial" w:cs="Arial" w:eastAsia="Arial" w:hAnsi="Arial"/>
-                <w:b/>
-                <w:bCs/>
-                <w:i w:val="false"/>
-                <w:iCs w:val="false"/>
-                <w:color w:val="000000"/>
-                <w:sz w:val="18"/>
-                <w:szCs w:val="18"/>
-              </w:rPr>
-              <w:t xml:space="preserve">Phase 1 — Predict</w:t>
+            <w:shd w:fill="EAD1F5" w:color="auto" w:val="clear"/>
+            <w:tcMar>
+              <w:top w:type="dxa" w:w="60"/>
+              <w:left w:type="dxa" w:w="120"/>
+              <w:bottom w:type="dxa" w:w="60"/>
+              <w:right w:type="dxa" w:w="120"/>
+            </w:tcMar>
+            <w:vAlign w:val="top"/>
+          </w:tcPr>
+          <w:p>
+            <w:pPr>
+              <w:spacing w:after="40" w:before="0"/>
+              <w:jc w:val="left"/>
+            </w:pPr>
+            <w:r>
+              <w:rPr>
+                <w:rFonts w:ascii="Arial" w:cs="Arial" w:eastAsia="Arial" w:hAnsi="Arial"/>
+                <w:b/>
+                <w:bCs/>
+                <w:i w:val="false"/>
+                <w:iCs w:val="false"/>
+                <w:color w:val="000000"/>
+                <w:sz w:val="18"/>
+                <w:szCs w:val="18"/>
+              </w:rPr>
+              <w:t xml:space="preserve">Predict Phase</w:t>
             </w:r>
           </w:p>
           <w:p>
@@ -15850,7 +15850,7 @@
             <w:pPr>
               <w:spacing w:after="20" w:before="0"/>
             </w:pPr>
-            <w:hyperlink w:history="1" r:id="rIdbpbqirttp4qkqqcsnnyub">
+            <w:hyperlink w:history="1" r:id="rIdjecpuigh_m1aofsagkpep">
               <w:r>
                 <w:rPr>
                   <w:rFonts w:ascii="Arial" w:cs="Arial" w:eastAsia="Arial" w:hAnsi="Arial"/>
@@ -15883,7 +15883,7 @@
               <w:spacing w:after="10" w:before="0"/>
               <w:ind w:left="120"/>
             </w:pPr>
-            <w:hyperlink w:history="1" r:id="rIdzbfhbmp-ul-x5kofpf_pg">
+            <w:hyperlink w:history="1" r:id="rIdzxmpl9vefpfamdjhj_ybk">
               <w:r>
                 <w:rPr>
                   <w:rFonts w:ascii="Arial" w:cs="Arial" w:eastAsia="Arial" w:hAnsi="Arial"/>
@@ -15928,7 +15928,7 @@
             <w:pPr>
               <w:spacing w:after="20" w:before="0"/>
             </w:pPr>
-            <w:hyperlink w:history="1" r:id="rIdmxzazgoxshkqzqwplsrpk">
+            <w:hyperlink w:history="1" r:id="rIdbee5sul3a4r_-ipxao9j1">
               <w:r>
                 <w:rPr>
                   <w:rFonts w:ascii="Arial" w:cs="Arial" w:eastAsia="Arial" w:hAnsi="Arial"/>
@@ -15961,7 +15961,7 @@
               <w:spacing w:after="10" w:before="0"/>
               <w:ind w:left="120"/>
             </w:pPr>
-            <w:hyperlink w:history="1" r:id="rIdmkvy2kz-g1yxuuvznnw6e">
+            <w:hyperlink w:history="1" r:id="rIdciddcdwj2ln3vm6un3i2z">
               <w:r>
                 <w:rPr>
                   <w:rFonts w:ascii="Arial" w:cs="Arial" w:eastAsia="Arial" w:hAnsi="Arial"/>
@@ -16108,32 +16108,32 @@
         <w:tc>
           <w:tcPr>
             <w:tcW w:type="dxa" w:w="1520"/>
-            <w:shd w:fill="F2F2F2" w:color="auto" w:val="clear"/>
-            <w:tcMar>
-              <w:top w:type="dxa" w:w="60"/>
-              <w:left w:type="dxa" w:w="120"/>
-              <w:bottom w:type="dxa" w:w="60"/>
-              <w:right w:type="dxa" w:w="120"/>
-            </w:tcMar>
-            <w:vAlign w:val="top"/>
-          </w:tcPr>
-          <w:p>
-            <w:pPr>
-              <w:spacing w:after="40" w:before="0"/>
-              <w:jc w:val="left"/>
-            </w:pPr>
-            <w:r>
-              <w:rPr>
-                <w:rFonts w:ascii="Arial" w:cs="Arial" w:eastAsia="Arial" w:hAnsi="Arial"/>
-                <w:b/>
-                <w:bCs/>
-                <w:i w:val="false"/>
-                <w:iCs w:val="false"/>
-                <w:color w:val="000000"/>
-                <w:sz w:val="18"/>
-                <w:szCs w:val="18"/>
-              </w:rPr>
-              <w:t xml:space="preserve">Phase 2 — Observe</w:t>
+            <w:shd w:fill="D9EEF1" w:color="auto" w:val="clear"/>
+            <w:tcMar>
+              <w:top w:type="dxa" w:w="60"/>
+              <w:left w:type="dxa" w:w="120"/>
+              <w:bottom w:type="dxa" w:w="60"/>
+              <w:right w:type="dxa" w:w="120"/>
+            </w:tcMar>
+            <w:vAlign w:val="top"/>
+          </w:tcPr>
+          <w:p>
+            <w:pPr>
+              <w:spacing w:after="40" w:before="0"/>
+              <w:jc w:val="left"/>
+            </w:pPr>
+            <w:r>
+              <w:rPr>
+                <w:rFonts w:ascii="Arial" w:cs="Arial" w:eastAsia="Arial" w:hAnsi="Arial"/>
+                <w:b/>
+                <w:bCs/>
+                <w:i w:val="false"/>
+                <w:iCs w:val="false"/>
+                <w:color w:val="000000"/>
+                <w:sz w:val="18"/>
+                <w:szCs w:val="18"/>
+              </w:rPr>
+              <w:t xml:space="preserve">Observe Phase</w:t>
             </w:r>
           </w:p>
           <w:p>
@@ -16156,7 +16156,7 @@
             <w:pPr>
               <w:spacing w:after="20" w:before="0"/>
             </w:pPr>
-            <w:hyperlink w:history="1" r:id="rIdk1suwtsz5apj6doptallg">
+            <w:hyperlink w:history="1" r:id="rIdufar7bzmlkgctbmls0omi">
               <w:r>
                 <w:rPr>
                   <w:rFonts w:ascii="Arial" w:cs="Arial" w:eastAsia="Arial" w:hAnsi="Arial"/>
@@ -16189,7 +16189,7 @@
               <w:spacing w:after="10" w:before="0"/>
               <w:ind w:left="120"/>
             </w:pPr>
-            <w:hyperlink w:history="1" r:id="rIdpapqnby3iceahghsncfww">
+            <w:hyperlink w:history="1" r:id="rIdkp-um1kzny5svkqjds0tn">
               <w:r>
                 <w:rPr>
                   <w:rFonts w:ascii="Arial" w:cs="Arial" w:eastAsia="Arial" w:hAnsi="Arial"/>
@@ -16234,7 +16234,7 @@
             <w:pPr>
               <w:spacing w:after="20" w:before="0"/>
             </w:pPr>
-            <w:hyperlink w:history="1" r:id="rIdg2w3ymaghg2skyyherylf">
+            <w:hyperlink w:history="1" r:id="rIdwtadb6rn2o1v3x5nn-fft">
               <w:r>
                 <w:rPr>
                   <w:rFonts w:ascii="Arial" w:cs="Arial" w:eastAsia="Arial" w:hAnsi="Arial"/>
@@ -16267,7 +16267,7 @@
               <w:spacing w:after="10" w:before="0"/>
               <w:ind w:left="120"/>
             </w:pPr>
-            <w:hyperlink w:history="1" r:id="rIdndpng2vkhphglbrcymfux">
+            <w:hyperlink w:history="1" r:id="rIdcflp0rzojfl35513i4kvh">
               <w:r>
                 <w:rPr>
                   <w:rFonts w:ascii="Arial" w:cs="Arial" w:eastAsia="Arial" w:hAnsi="Arial"/>
@@ -16414,32 +16414,32 @@
         <w:tc>
           <w:tcPr>
             <w:tcW w:type="dxa" w:w="1520"/>
-            <w:shd w:fill="F2F2F2" w:color="auto" w:val="clear"/>
-            <w:tcMar>
-              <w:top w:type="dxa" w:w="60"/>
-              <w:left w:type="dxa" w:w="120"/>
-              <w:bottom w:type="dxa" w:w="60"/>
-              <w:right w:type="dxa" w:w="120"/>
-            </w:tcMar>
-            <w:vAlign w:val="top"/>
-          </w:tcPr>
-          <w:p>
-            <w:pPr>
-              <w:spacing w:after="40" w:before="0"/>
-              <w:jc w:val="left"/>
-            </w:pPr>
-            <w:r>
-              <w:rPr>
-                <w:rFonts w:ascii="Arial" w:cs="Arial" w:eastAsia="Arial" w:hAnsi="Arial"/>
-                <w:b/>
-                <w:bCs/>
-                <w:i w:val="false"/>
-                <w:iCs w:val="false"/>
-                <w:color w:val="000000"/>
-                <w:sz w:val="18"/>
-                <w:szCs w:val="18"/>
-              </w:rPr>
-              <w:t xml:space="preserve">Phase 3 — Explain</w:t>
+            <w:shd w:fill="E2EFDA" w:color="auto" w:val="clear"/>
+            <w:tcMar>
+              <w:top w:type="dxa" w:w="60"/>
+              <w:left w:type="dxa" w:w="120"/>
+              <w:bottom w:type="dxa" w:w="60"/>
+              <w:right w:type="dxa" w:w="120"/>
+            </w:tcMar>
+            <w:vAlign w:val="top"/>
+          </w:tcPr>
+          <w:p>
+            <w:pPr>
+              <w:spacing w:after="40" w:before="0"/>
+              <w:jc w:val="left"/>
+            </w:pPr>
+            <w:r>
+              <w:rPr>
+                <w:rFonts w:ascii="Arial" w:cs="Arial" w:eastAsia="Arial" w:hAnsi="Arial"/>
+                <w:b/>
+                <w:bCs/>
+                <w:i w:val="false"/>
+                <w:iCs w:val="false"/>
+                <w:color w:val="000000"/>
+                <w:sz w:val="18"/>
+                <w:szCs w:val="18"/>
+              </w:rPr>
+              <w:t xml:space="preserve">Explain Phase</w:t>
             </w:r>
           </w:p>
           <w:p>
@@ -16462,7 +16462,7 @@
             <w:pPr>
               <w:spacing w:after="20" w:before="0"/>
             </w:pPr>
-            <w:hyperlink w:history="1" r:id="rIdny15xz_vwror78lbg8izk">
+            <w:hyperlink w:history="1" r:id="rIdlg-zjquyduqgcb_kfan81">
               <w:r>
                 <w:rPr>
                   <w:rFonts w:ascii="Arial" w:cs="Arial" w:eastAsia="Arial" w:hAnsi="Arial"/>
@@ -16495,7 +16495,7 @@
               <w:spacing w:after="10" w:before="0"/>
               <w:ind w:left="120"/>
             </w:pPr>
-            <w:hyperlink w:history="1" r:id="rIdyknzimycamsgkguoge_p9">
+            <w:hyperlink w:history="1" r:id="rId-g3okinxzbdgxdhjxhy2l">
               <w:r>
                 <w:rPr>
                   <w:rFonts w:ascii="Arial" w:cs="Arial" w:eastAsia="Arial" w:hAnsi="Arial"/>
@@ -16540,7 +16540,7 @@
             <w:pPr>
               <w:spacing w:after="20" w:before="0"/>
             </w:pPr>
-            <w:hyperlink w:history="1" r:id="rId0jnm2ya9m_l6cvchiro7k">
+            <w:hyperlink w:history="1" r:id="rIdmjc5n81_zk0jwso2wy2eb">
               <w:r>
                 <w:rPr>
                   <w:rFonts w:ascii="Arial" w:cs="Arial" w:eastAsia="Arial" w:hAnsi="Arial"/>
@@ -16573,7 +16573,7 @@
               <w:spacing w:after="10" w:before="0"/>
               <w:ind w:left="120"/>
             </w:pPr>
-            <w:hyperlink w:history="1" r:id="rIdhauzbyqmfwrjy16leulcr">
+            <w:hyperlink w:history="1" r:id="rIdsep3elthsaetmjjrrkq78">
               <w:r>
                 <w:rPr>
                   <w:rFonts w:ascii="Arial" w:cs="Arial" w:eastAsia="Arial" w:hAnsi="Arial"/>
@@ -16720,32 +16720,32 @@
         <w:tc>
           <w:tcPr>
             <w:tcW w:type="dxa" w:w="1520"/>
-            <w:shd w:fill="F2F2F2" w:color="auto" w:val="clear"/>
-            <w:tcMar>
-              <w:top w:type="dxa" w:w="60"/>
-              <w:left w:type="dxa" w:w="120"/>
-              <w:bottom w:type="dxa" w:w="60"/>
-              <w:right w:type="dxa" w:w="120"/>
-            </w:tcMar>
-            <w:vAlign w:val="top"/>
-          </w:tcPr>
-          <w:p>
-            <w:pPr>
-              <w:spacing w:after="40" w:before="0"/>
-              <w:jc w:val="left"/>
-            </w:pPr>
-            <w:r>
-              <w:rPr>
-                <w:rFonts w:ascii="Arial" w:cs="Arial" w:eastAsia="Arial" w:hAnsi="Arial"/>
-                <w:b/>
-                <w:bCs/>
-                <w:i w:val="false"/>
-                <w:iCs w:val="false"/>
-                <w:color w:val="000000"/>
-                <w:sz w:val="18"/>
-                <w:szCs w:val="18"/>
-              </w:rPr>
-              <w:t xml:space="preserve">Phase 4 — Driving Question Board (DQB) Update</w:t>
+            <w:shd w:fill="FCE4D6" w:color="auto" w:val="clear"/>
+            <w:tcMar>
+              <w:top w:type="dxa" w:w="60"/>
+              <w:left w:type="dxa" w:w="120"/>
+              <w:bottom w:type="dxa" w:w="60"/>
+              <w:right w:type="dxa" w:w="120"/>
+            </w:tcMar>
+            <w:vAlign w:val="top"/>
+          </w:tcPr>
+          <w:p>
+            <w:pPr>
+              <w:spacing w:after="40" w:before="0"/>
+              <w:jc w:val="left"/>
+            </w:pPr>
+            <w:r>
+              <w:rPr>
+                <w:rFonts w:ascii="Arial" w:cs="Arial" w:eastAsia="Arial" w:hAnsi="Arial"/>
+                <w:b/>
+                <w:bCs/>
+                <w:i w:val="false"/>
+                <w:iCs w:val="false"/>
+                <w:color w:val="000000"/>
+                <w:sz w:val="18"/>
+                <w:szCs w:val="18"/>
+              </w:rPr>
+              <w:t xml:space="preserve">Driving Question Board (DQB) Creation</w:t>
             </w:r>
           </w:p>
           <w:p>
@@ -16768,7 +16768,7 @@
             <w:pPr>
               <w:spacing w:after="20" w:before="0"/>
             </w:pPr>
-            <w:hyperlink w:history="1" r:id="rIddjw2mwlgvbij10kabsxxi">
+            <w:hyperlink w:history="1" r:id="rIdboocvmutbh-ps6nsvhzsz">
               <w:r>
                 <w:rPr>
                   <w:rFonts w:ascii="Arial" w:cs="Arial" w:eastAsia="Arial" w:hAnsi="Arial"/>
@@ -16801,7 +16801,7 @@
               <w:spacing w:after="10" w:before="0"/>
               <w:ind w:left="120"/>
             </w:pPr>
-            <w:hyperlink w:history="1" r:id="rIdezghytm4hrveebxamgwbq">
+            <w:hyperlink w:history="1" r:id="rIdi_mnhapbmqpckqd6a1ngo">
               <w:r>
                 <w:rPr>
                   <w:rFonts w:ascii="Arial" w:cs="Arial" w:eastAsia="Arial" w:hAnsi="Arial"/>
@@ -16846,7 +16846,7 @@
             <w:pPr>
               <w:spacing w:after="20" w:before="0"/>
             </w:pPr>
-            <w:hyperlink w:history="1" r:id="rIdklqqbc7sxkcrggn7r8f9e">
+            <w:hyperlink w:history="1" r:id="rIdklmgdvdjix6qu9fnrm9ku">
               <w:r>
                 <w:rPr>
                   <w:rFonts w:ascii="Arial" w:cs="Arial" w:eastAsia="Arial" w:hAnsi="Arial"/>
@@ -16879,7 +16879,7 @@
               <w:spacing w:after="10" w:before="0"/>
               <w:ind w:left="120"/>
             </w:pPr>
-            <w:hyperlink w:history="1" r:id="rIdopfyr0sbep7wp0sfavivk">
+            <w:hyperlink w:history="1" r:id="rIdpnfebfl63kfqnx8oyxiio">
               <w:r>
                 <w:rPr>
                   <w:rFonts w:ascii="Arial" w:cs="Arial" w:eastAsia="Arial" w:hAnsi="Arial"/>
@@ -17026,32 +17026,32 @@
         <w:tc>
           <w:tcPr>
             <w:tcW w:type="dxa" w:w="1520"/>
-            <w:shd w:fill="F2F2F2" w:color="auto" w:val="clear"/>
-            <w:tcMar>
-              <w:top w:type="dxa" w:w="60"/>
-              <w:left w:type="dxa" w:w="120"/>
-              <w:bottom w:type="dxa" w:w="60"/>
-              <w:right w:type="dxa" w:w="120"/>
-            </w:tcMar>
-            <w:vAlign w:val="top"/>
-          </w:tcPr>
-          <w:p>
-            <w:pPr>
-              <w:spacing w:after="40" w:before="0"/>
-              <w:jc w:val="left"/>
-            </w:pPr>
-            <w:r>
-              <w:rPr>
-                <w:rFonts w:ascii="Arial" w:cs="Arial" w:eastAsia="Arial" w:hAnsi="Arial"/>
-                <w:b/>
-                <w:bCs/>
-                <w:i w:val="false"/>
-                <w:iCs w:val="false"/>
-                <w:color w:val="000000"/>
-                <w:sz w:val="18"/>
-                <w:szCs w:val="18"/>
-              </w:rPr>
-              <w:t xml:space="preserve">Phase 5 — Model Building</w:t>
+            <w:shd w:fill="D5E8F0" w:color="auto" w:val="clear"/>
+            <w:tcMar>
+              <w:top w:type="dxa" w:w="60"/>
+              <w:left w:type="dxa" w:w="120"/>
+              <w:bottom w:type="dxa" w:w="60"/>
+              <w:right w:type="dxa" w:w="120"/>
+            </w:tcMar>
+            <w:vAlign w:val="top"/>
+          </w:tcPr>
+          <w:p>
+            <w:pPr>
+              <w:spacing w:after="40" w:before="0"/>
+              <w:jc w:val="left"/>
+            </w:pPr>
+            <w:r>
+              <w:rPr>
+                <w:rFonts w:ascii="Arial" w:cs="Arial" w:eastAsia="Arial" w:hAnsi="Arial"/>
+                <w:b/>
+                <w:bCs/>
+                <w:i w:val="false"/>
+                <w:iCs w:val="false"/>
+                <w:color w:val="000000"/>
+                <w:sz w:val="18"/>
+                <w:szCs w:val="18"/>
+              </w:rPr>
+              <w:t xml:space="preserve">Model Building Phase</w:t>
             </w:r>
           </w:p>
           <w:p>
@@ -17074,7 +17074,7 @@
             <w:pPr>
               <w:spacing w:after="20" w:before="0"/>
             </w:pPr>
-            <w:hyperlink w:history="1" r:id="rIdwnvncll2bd3czsw4fluch">
+            <w:hyperlink w:history="1" r:id="rIdd7tqgb-d1mqxjo8t9rhqb">
               <w:r>
                 <w:rPr>
                   <w:rFonts w:ascii="Arial" w:cs="Arial" w:eastAsia="Arial" w:hAnsi="Arial"/>
@@ -17107,7 +17107,7 @@
               <w:spacing w:after="10" w:before="0"/>
               <w:ind w:left="120"/>
             </w:pPr>
-            <w:hyperlink w:history="1" r:id="rIdoydsdwrjb8_tov3n0ilay">
+            <w:hyperlink w:history="1" r:id="rIdpjk79k1xghktzrxl7y-rv">
               <w:r>
                 <w:rPr>
                   <w:rFonts w:ascii="Arial" w:cs="Arial" w:eastAsia="Arial" w:hAnsi="Arial"/>
@@ -17152,7 +17152,7 @@
             <w:pPr>
               <w:spacing w:after="20" w:before="0"/>
             </w:pPr>
-            <w:hyperlink w:history="1" r:id="rIdpkm7b4la5rsl4-zj6hsym">
+            <w:hyperlink w:history="1" r:id="rId-0asgyk222cts5-1i6_oo">
               <w:r>
                 <w:rPr>
                   <w:rFonts w:ascii="Arial" w:cs="Arial" w:eastAsia="Arial" w:hAnsi="Arial"/>
@@ -17185,7 +17185,7 @@
               <w:spacing w:after="10" w:before="0"/>
               <w:ind w:left="120"/>
             </w:pPr>
-            <w:hyperlink w:history="1" r:id="rIdwkb19xsfbhqc9y57iq5af">
+            <w:hyperlink w:history="1" r:id="rIdafn-oerxzwzh_zfcf_ph4">
               <w:r>
                 <w:rPr>
                   <w:rFonts w:ascii="Arial" w:cs="Arial" w:eastAsia="Arial" w:hAnsi="Arial"/>
@@ -18624,32 +18624,32 @@
         <w:tc>
           <w:tcPr>
             <w:tcW w:type="dxa" w:w="1520"/>
-            <w:shd w:fill="F2F2F2" w:color="auto" w:val="clear"/>
-            <w:tcMar>
-              <w:top w:type="dxa" w:w="60"/>
-              <w:left w:type="dxa" w:w="120"/>
-              <w:bottom w:type="dxa" w:w="60"/>
-              <w:right w:type="dxa" w:w="120"/>
-            </w:tcMar>
-            <w:vAlign w:val="top"/>
-          </w:tcPr>
-          <w:p>
-            <w:pPr>
-              <w:spacing w:after="40" w:before="0"/>
-              <w:jc w:val="left"/>
-            </w:pPr>
-            <w:r>
-              <w:rPr>
-                <w:rFonts w:ascii="Arial" w:cs="Arial" w:eastAsia="Arial" w:hAnsi="Arial"/>
-                <w:b/>
-                <w:bCs/>
-                <w:i w:val="false"/>
-                <w:iCs w:val="false"/>
-                <w:color w:val="000000"/>
-                <w:sz w:val="18"/>
-                <w:szCs w:val="18"/>
-              </w:rPr>
-              <w:t xml:space="preserve">Phase 1 — Predict</w:t>
+            <w:shd w:fill="EAD1F5" w:color="auto" w:val="clear"/>
+            <w:tcMar>
+              <w:top w:type="dxa" w:w="60"/>
+              <w:left w:type="dxa" w:w="120"/>
+              <w:bottom w:type="dxa" w:w="60"/>
+              <w:right w:type="dxa" w:w="120"/>
+            </w:tcMar>
+            <w:vAlign w:val="top"/>
+          </w:tcPr>
+          <w:p>
+            <w:pPr>
+              <w:spacing w:after="40" w:before="0"/>
+              <w:jc w:val="left"/>
+            </w:pPr>
+            <w:r>
+              <w:rPr>
+                <w:rFonts w:ascii="Arial" w:cs="Arial" w:eastAsia="Arial" w:hAnsi="Arial"/>
+                <w:b/>
+                <w:bCs/>
+                <w:i w:val="false"/>
+                <w:iCs w:val="false"/>
+                <w:color w:val="000000"/>
+                <w:sz w:val="18"/>
+                <w:szCs w:val="18"/>
+              </w:rPr>
+              <w:t xml:space="preserve">Predict Phase</w:t>
             </w:r>
           </w:p>
           <w:p>
@@ -18672,7 +18672,7 @@
             <w:pPr>
               <w:spacing w:after="20" w:before="0"/>
             </w:pPr>
-            <w:hyperlink w:history="1" r:id="rId1c3wptwv7oyr5jkqt0uob">
+            <w:hyperlink w:history="1" r:id="rIdxi3uq2psbr44qx1q9hk6p">
               <w:r>
                 <w:rPr>
                   <w:rFonts w:ascii="Arial" w:cs="Arial" w:eastAsia="Arial" w:hAnsi="Arial"/>
@@ -18705,7 +18705,7 @@
               <w:spacing w:after="10" w:before="0"/>
               <w:ind w:left="120"/>
             </w:pPr>
-            <w:hyperlink w:history="1" r:id="rIdvbddtcixuieywskbkwtti">
+            <w:hyperlink w:history="1" r:id="rIdyn53kfhzzhqcwa1vpfqhe">
               <w:r>
                 <w:rPr>
                   <w:rFonts w:ascii="Arial" w:cs="Arial" w:eastAsia="Arial" w:hAnsi="Arial"/>
@@ -18750,7 +18750,7 @@
             <w:pPr>
               <w:spacing w:after="20" w:before="0"/>
             </w:pPr>
-            <w:hyperlink w:history="1" r:id="rIdxzeytg94ozoxenk7cxz3g">
+            <w:hyperlink w:history="1" r:id="rIdtu_8leub58yzaut26crso">
               <w:r>
                 <w:rPr>
                   <w:rFonts w:ascii="Arial" w:cs="Arial" w:eastAsia="Arial" w:hAnsi="Arial"/>
@@ -18783,7 +18783,7 @@
               <w:spacing w:after="10" w:before="0"/>
               <w:ind w:left="120"/>
             </w:pPr>
-            <w:hyperlink w:history="1" r:id="rIdv0yut_ugtjlhccjkxpkid">
+            <w:hyperlink w:history="1" r:id="rIdpu1j9vmpbpa_biqfijw4v">
               <w:r>
                 <w:rPr>
                   <w:rFonts w:ascii="Arial" w:cs="Arial" w:eastAsia="Arial" w:hAnsi="Arial"/>
@@ -18930,32 +18930,32 @@
         <w:tc>
           <w:tcPr>
             <w:tcW w:type="dxa" w:w="1520"/>
-            <w:shd w:fill="F2F2F2" w:color="auto" w:val="clear"/>
-            <w:tcMar>
-              <w:top w:type="dxa" w:w="60"/>
-              <w:left w:type="dxa" w:w="120"/>
-              <w:bottom w:type="dxa" w:w="60"/>
-              <w:right w:type="dxa" w:w="120"/>
-            </w:tcMar>
-            <w:vAlign w:val="top"/>
-          </w:tcPr>
-          <w:p>
-            <w:pPr>
-              <w:spacing w:after="40" w:before="0"/>
-              <w:jc w:val="left"/>
-            </w:pPr>
-            <w:r>
-              <w:rPr>
-                <w:rFonts w:ascii="Arial" w:cs="Arial" w:eastAsia="Arial" w:hAnsi="Arial"/>
-                <w:b/>
-                <w:bCs/>
-                <w:i w:val="false"/>
-                <w:iCs w:val="false"/>
-                <w:color w:val="000000"/>
-                <w:sz w:val="18"/>
-                <w:szCs w:val="18"/>
-              </w:rPr>
-              <w:t xml:space="preserve">Phase 2 — Observe</w:t>
+            <w:shd w:fill="D9EEF1" w:color="auto" w:val="clear"/>
+            <w:tcMar>
+              <w:top w:type="dxa" w:w="60"/>
+              <w:left w:type="dxa" w:w="120"/>
+              <w:bottom w:type="dxa" w:w="60"/>
+              <w:right w:type="dxa" w:w="120"/>
+            </w:tcMar>
+            <w:vAlign w:val="top"/>
+          </w:tcPr>
+          <w:p>
+            <w:pPr>
+              <w:spacing w:after="40" w:before="0"/>
+              <w:jc w:val="left"/>
+            </w:pPr>
+            <w:r>
+              <w:rPr>
+                <w:rFonts w:ascii="Arial" w:cs="Arial" w:eastAsia="Arial" w:hAnsi="Arial"/>
+                <w:b/>
+                <w:bCs/>
+                <w:i w:val="false"/>
+                <w:iCs w:val="false"/>
+                <w:color w:val="000000"/>
+                <w:sz w:val="18"/>
+                <w:szCs w:val="18"/>
+              </w:rPr>
+              <w:t xml:space="preserve">Observe Phase</w:t>
             </w:r>
           </w:p>
           <w:p>
@@ -18978,7 +18978,7 @@
             <w:pPr>
               <w:spacing w:after="20" w:before="0"/>
             </w:pPr>
-            <w:hyperlink w:history="1" r:id="rIdat11k45npyqblbj4oug29">
+            <w:hyperlink w:history="1" r:id="rIdw37-dm1akb4nbbkm7h99r">
               <w:r>
                 <w:rPr>
                   <w:rFonts w:ascii="Arial" w:cs="Arial" w:eastAsia="Arial" w:hAnsi="Arial"/>
@@ -19011,7 +19011,7 @@
               <w:spacing w:after="10" w:before="0"/>
               <w:ind w:left="120"/>
             </w:pPr>
-            <w:hyperlink w:history="1" r:id="rIdwe63taueisx_2arwzirxb">
+            <w:hyperlink w:history="1" r:id="rIdusg3fivvux1zhezulvbpn">
               <w:r>
                 <w:rPr>
                   <w:rFonts w:ascii="Arial" w:cs="Arial" w:eastAsia="Arial" w:hAnsi="Arial"/>
@@ -19056,7 +19056,7 @@
             <w:pPr>
               <w:spacing w:after="20" w:before="0"/>
             </w:pPr>
-            <w:hyperlink w:history="1" r:id="rIdzy2epfx9zoxtzldfimdsx">
+            <w:hyperlink w:history="1" r:id="rIds3vhaytxfcxibgskoe3wk">
               <w:r>
                 <w:rPr>
                   <w:rFonts w:ascii="Arial" w:cs="Arial" w:eastAsia="Arial" w:hAnsi="Arial"/>
@@ -19089,7 +19089,7 @@
               <w:spacing w:after="10" w:before="0"/>
               <w:ind w:left="120"/>
             </w:pPr>
-            <w:hyperlink w:history="1" r:id="rIdjruu2hipuf2hsoctqoai-">
+            <w:hyperlink w:history="1" r:id="rIdmkrwpagqqnd37j_omb0hy">
               <w:r>
                 <w:rPr>
                   <w:rFonts w:ascii="Arial" w:cs="Arial" w:eastAsia="Arial" w:hAnsi="Arial"/>
@@ -19236,32 +19236,32 @@
         <w:tc>
           <w:tcPr>
             <w:tcW w:type="dxa" w:w="1520"/>
-            <w:shd w:fill="F2F2F2" w:color="auto" w:val="clear"/>
-            <w:tcMar>
-              <w:top w:type="dxa" w:w="60"/>
-              <w:left w:type="dxa" w:w="120"/>
-              <w:bottom w:type="dxa" w:w="60"/>
-              <w:right w:type="dxa" w:w="120"/>
-            </w:tcMar>
-            <w:vAlign w:val="top"/>
-          </w:tcPr>
-          <w:p>
-            <w:pPr>
-              <w:spacing w:after="40" w:before="0"/>
-              <w:jc w:val="left"/>
-            </w:pPr>
-            <w:r>
-              <w:rPr>
-                <w:rFonts w:ascii="Arial" w:cs="Arial" w:eastAsia="Arial" w:hAnsi="Arial"/>
-                <w:b/>
-                <w:bCs/>
-                <w:i w:val="false"/>
-                <w:iCs w:val="false"/>
-                <w:color w:val="000000"/>
-                <w:sz w:val="18"/>
-                <w:szCs w:val="18"/>
-              </w:rPr>
-              <w:t xml:space="preserve">Phase 3 — Explain</w:t>
+            <w:shd w:fill="E2EFDA" w:color="auto" w:val="clear"/>
+            <w:tcMar>
+              <w:top w:type="dxa" w:w="60"/>
+              <w:left w:type="dxa" w:w="120"/>
+              <w:bottom w:type="dxa" w:w="60"/>
+              <w:right w:type="dxa" w:w="120"/>
+            </w:tcMar>
+            <w:vAlign w:val="top"/>
+          </w:tcPr>
+          <w:p>
+            <w:pPr>
+              <w:spacing w:after="40" w:before="0"/>
+              <w:jc w:val="left"/>
+            </w:pPr>
+            <w:r>
+              <w:rPr>
+                <w:rFonts w:ascii="Arial" w:cs="Arial" w:eastAsia="Arial" w:hAnsi="Arial"/>
+                <w:b/>
+                <w:bCs/>
+                <w:i w:val="false"/>
+                <w:iCs w:val="false"/>
+                <w:color w:val="000000"/>
+                <w:sz w:val="18"/>
+                <w:szCs w:val="18"/>
+              </w:rPr>
+              <w:t xml:space="preserve">Explain Phase</w:t>
             </w:r>
           </w:p>
           <w:p>
@@ -19284,7 +19284,7 @@
             <w:pPr>
               <w:spacing w:after="20" w:before="0"/>
             </w:pPr>
-            <w:hyperlink w:history="1" r:id="rIdzcwjwqioakady4gpsxjdl">
+            <w:hyperlink w:history="1" r:id="rId71jhbxzr2dfhrdcoxd6_o">
               <w:r>
                 <w:rPr>
                   <w:rFonts w:ascii="Arial" w:cs="Arial" w:eastAsia="Arial" w:hAnsi="Arial"/>
@@ -19317,7 +19317,7 @@
               <w:spacing w:after="10" w:before="0"/>
               <w:ind w:left="120"/>
             </w:pPr>
-            <w:hyperlink w:history="1" r:id="rIdezi1x_ld3if2ojtzvoaqg">
+            <w:hyperlink w:history="1" r:id="rIdgegw2h985mtk-2ehri1yt">
               <w:r>
                 <w:rPr>
                   <w:rFonts w:ascii="Arial" w:cs="Arial" w:eastAsia="Arial" w:hAnsi="Arial"/>
@@ -19362,7 +19362,7 @@
             <w:pPr>
               <w:spacing w:after="20" w:before="0"/>
             </w:pPr>
-            <w:hyperlink w:history="1" r:id="rId_qlb3b0jn3vroyosufzei">
+            <w:hyperlink w:history="1" r:id="rIdqualfsh2kwkje_f5aqbq6">
               <w:r>
                 <w:rPr>
                   <w:rFonts w:ascii="Arial" w:cs="Arial" w:eastAsia="Arial" w:hAnsi="Arial"/>
@@ -19395,7 +19395,7 @@
               <w:spacing w:after="10" w:before="0"/>
               <w:ind w:left="120"/>
             </w:pPr>
-            <w:hyperlink w:history="1" r:id="rIdvqwtil4zvsncgr-gbpste">
+            <w:hyperlink w:history="1" r:id="rIdvqomvw18mntyo8nwsfwfy">
               <w:r>
                 <w:rPr>
                   <w:rFonts w:ascii="Arial" w:cs="Arial" w:eastAsia="Arial" w:hAnsi="Arial"/>
@@ -19542,32 +19542,32 @@
         <w:tc>
           <w:tcPr>
             <w:tcW w:type="dxa" w:w="1520"/>
-            <w:shd w:fill="F2F2F2" w:color="auto" w:val="clear"/>
-            <w:tcMar>
-              <w:top w:type="dxa" w:w="60"/>
-              <w:left w:type="dxa" w:w="120"/>
-              <w:bottom w:type="dxa" w:w="60"/>
-              <w:right w:type="dxa" w:w="120"/>
-            </w:tcMar>
-            <w:vAlign w:val="top"/>
-          </w:tcPr>
-          <w:p>
-            <w:pPr>
-              <w:spacing w:after="40" w:before="0"/>
-              <w:jc w:val="left"/>
-            </w:pPr>
-            <w:r>
-              <w:rPr>
-                <w:rFonts w:ascii="Arial" w:cs="Arial" w:eastAsia="Arial" w:hAnsi="Arial"/>
-                <w:b/>
-                <w:bCs/>
-                <w:i w:val="false"/>
-                <w:iCs w:val="false"/>
-                <w:color w:val="000000"/>
-                <w:sz w:val="18"/>
-                <w:szCs w:val="18"/>
-              </w:rPr>
-              <w:t xml:space="preserve">Phase 4 — Driving Question Board (DQB) Creation</w:t>
+            <w:shd w:fill="FCE4D6" w:color="auto" w:val="clear"/>
+            <w:tcMar>
+              <w:top w:type="dxa" w:w="60"/>
+              <w:left w:type="dxa" w:w="120"/>
+              <w:bottom w:type="dxa" w:w="60"/>
+              <w:right w:type="dxa" w:w="120"/>
+            </w:tcMar>
+            <w:vAlign w:val="top"/>
+          </w:tcPr>
+          <w:p>
+            <w:pPr>
+              <w:spacing w:after="40" w:before="0"/>
+              <w:jc w:val="left"/>
+            </w:pPr>
+            <w:r>
+              <w:rPr>
+                <w:rFonts w:ascii="Arial" w:cs="Arial" w:eastAsia="Arial" w:hAnsi="Arial"/>
+                <w:b/>
+                <w:bCs/>
+                <w:i w:val="false"/>
+                <w:iCs w:val="false"/>
+                <w:color w:val="000000"/>
+                <w:sz w:val="18"/>
+                <w:szCs w:val="18"/>
+              </w:rPr>
+              <w:t xml:space="preserve">Driving Question Board (DQB) Creation</w:t>
             </w:r>
           </w:p>
           <w:p>
@@ -19590,7 +19590,7 @@
             <w:pPr>
               <w:spacing w:after="20" w:before="0"/>
             </w:pPr>
-            <w:hyperlink w:history="1" r:id="rIdtfbtdv-y90imb4ti6cyuy">
+            <w:hyperlink w:history="1" r:id="rIdlqtoifgmppiofqv2eqyfk">
               <w:r>
                 <w:rPr>
                   <w:rFonts w:ascii="Arial" w:cs="Arial" w:eastAsia="Arial" w:hAnsi="Arial"/>
@@ -19623,7 +19623,7 @@
               <w:spacing w:after="10" w:before="0"/>
               <w:ind w:left="120"/>
             </w:pPr>
-            <w:hyperlink w:history="1" r:id="rIdw0-u52qfuzqpznt6lonqp">
+            <w:hyperlink w:history="1" r:id="rIdgkocs6caenbsafc3jviyb">
               <w:r>
                 <w:rPr>
                   <w:rFonts w:ascii="Arial" w:cs="Arial" w:eastAsia="Arial" w:hAnsi="Arial"/>
@@ -19668,7 +19668,7 @@
             <w:pPr>
               <w:spacing w:after="20" w:before="0"/>
             </w:pPr>
-            <w:hyperlink w:history="1" r:id="rIdsayxku1wi2zr4ueailcwg">
+            <w:hyperlink w:history="1" r:id="rId5ctijrrzelcxdip3pqr3a">
               <w:r>
                 <w:rPr>
                   <w:rFonts w:ascii="Arial" w:cs="Arial" w:eastAsia="Arial" w:hAnsi="Arial"/>
@@ -19701,7 +19701,7 @@
               <w:spacing w:after="10" w:before="0"/>
               <w:ind w:left="120"/>
             </w:pPr>
-            <w:hyperlink w:history="1" r:id="rId8v7klqnx-qqsfxnrhggmx">
+            <w:hyperlink w:history="1" r:id="rIdlaj3keg3jbl5utlhlwsw7">
               <w:r>
                 <w:rPr>
                   <w:rFonts w:ascii="Arial" w:cs="Arial" w:eastAsia="Arial" w:hAnsi="Arial"/>
@@ -19848,32 +19848,32 @@
         <w:tc>
           <w:tcPr>
             <w:tcW w:type="dxa" w:w="1520"/>
-            <w:shd w:fill="F2F2F2" w:color="auto" w:val="clear"/>
-            <w:tcMar>
-              <w:top w:type="dxa" w:w="60"/>
-              <w:left w:type="dxa" w:w="120"/>
-              <w:bottom w:type="dxa" w:w="60"/>
-              <w:right w:type="dxa" w:w="120"/>
-            </w:tcMar>
-            <w:vAlign w:val="top"/>
-          </w:tcPr>
-          <w:p>
-            <w:pPr>
-              <w:spacing w:after="40" w:before="0"/>
-              <w:jc w:val="left"/>
-            </w:pPr>
-            <w:r>
-              <w:rPr>
-                <w:rFonts w:ascii="Arial" w:cs="Arial" w:eastAsia="Arial" w:hAnsi="Arial"/>
-                <w:b/>
-                <w:bCs/>
-                <w:i w:val="false"/>
-                <w:iCs w:val="false"/>
-                <w:color w:val="000000"/>
-                <w:sz w:val="18"/>
-                <w:szCs w:val="18"/>
-              </w:rPr>
-              <w:t xml:space="preserve">Phase 5 — Model Building</w:t>
+            <w:shd w:fill="D5E8F0" w:color="auto" w:val="clear"/>
+            <w:tcMar>
+              <w:top w:type="dxa" w:w="60"/>
+              <w:left w:type="dxa" w:w="120"/>
+              <w:bottom w:type="dxa" w:w="60"/>
+              <w:right w:type="dxa" w:w="120"/>
+            </w:tcMar>
+            <w:vAlign w:val="top"/>
+          </w:tcPr>
+          <w:p>
+            <w:pPr>
+              <w:spacing w:after="40" w:before="0"/>
+              <w:jc w:val="left"/>
+            </w:pPr>
+            <w:r>
+              <w:rPr>
+                <w:rFonts w:ascii="Arial" w:cs="Arial" w:eastAsia="Arial" w:hAnsi="Arial"/>
+                <w:b/>
+                <w:bCs/>
+                <w:i w:val="false"/>
+                <w:iCs w:val="false"/>
+                <w:color w:val="000000"/>
+                <w:sz w:val="18"/>
+                <w:szCs w:val="18"/>
+              </w:rPr>
+              <w:t xml:space="preserve">Model Building Phase</w:t>
             </w:r>
           </w:p>
           <w:p>
@@ -19896,7 +19896,7 @@
             <w:pPr>
               <w:spacing w:after="20" w:before="0"/>
             </w:pPr>
-            <w:hyperlink w:history="1" r:id="rIdtwsvxcaeyy5j8w4fdpurw">
+            <w:hyperlink w:history="1" r:id="rIdpwx8vekpxinktwlqh8zgb">
               <w:r>
                 <w:rPr>
                   <w:rFonts w:ascii="Arial" w:cs="Arial" w:eastAsia="Arial" w:hAnsi="Arial"/>
@@ -19929,7 +19929,7 @@
               <w:spacing w:after="10" w:before="0"/>
               <w:ind w:left="120"/>
             </w:pPr>
-            <w:hyperlink w:history="1" r:id="rId5y25uvp56loupymee9zay">
+            <w:hyperlink w:history="1" r:id="rIdmbqqar8oxqucli9aczguy">
               <w:r>
                 <w:rPr>
                   <w:rFonts w:ascii="Arial" w:cs="Arial" w:eastAsia="Arial" w:hAnsi="Arial"/>
@@ -19974,7 +19974,7 @@
             <w:pPr>
               <w:spacing w:after="20" w:before="0"/>
             </w:pPr>
-            <w:hyperlink w:history="1" r:id="rIdgcnlo-a1ew5kwhkeeyswr">
+            <w:hyperlink w:history="1" r:id="rIdeggjw4ae-3k1xwwvfhsei">
               <w:r>
                 <w:rPr>
                   <w:rFonts w:ascii="Arial" w:cs="Arial" w:eastAsia="Arial" w:hAnsi="Arial"/>
@@ -20007,7 +20007,7 @@
               <w:spacing w:after="10" w:before="0"/>
               <w:ind w:left="120"/>
             </w:pPr>
-            <w:hyperlink w:history="1" r:id="rIdzy4ix91x79j_zmdduoihn">
+            <w:hyperlink w:history="1" r:id="rIdxvyo9ksv6hqd1v9mvpshy">
               <w:r>
                 <w:rPr>
                   <w:rFonts w:ascii="Arial" w:cs="Arial" w:eastAsia="Arial" w:hAnsi="Arial"/>
@@ -21446,32 +21446,32 @@
         <w:tc>
           <w:tcPr>
             <w:tcW w:type="dxa" w:w="1520"/>
-            <w:shd w:fill="F2F2F2" w:color="auto" w:val="clear"/>
-            <w:tcMar>
-              <w:top w:type="dxa" w:w="60"/>
-              <w:left w:type="dxa" w:w="120"/>
-              <w:bottom w:type="dxa" w:w="60"/>
-              <w:right w:type="dxa" w:w="120"/>
-            </w:tcMar>
-            <w:vAlign w:val="top"/>
-          </w:tcPr>
-          <w:p>
-            <w:pPr>
-              <w:spacing w:after="40" w:before="0"/>
-              <w:jc w:val="left"/>
-            </w:pPr>
-            <w:r>
-              <w:rPr>
-                <w:rFonts w:ascii="Arial" w:cs="Arial" w:eastAsia="Arial" w:hAnsi="Arial"/>
-                <w:b/>
-                <w:bCs/>
-                <w:i w:val="false"/>
-                <w:iCs w:val="false"/>
-                <w:color w:val="000000"/>
-                <w:sz w:val="18"/>
-                <w:szCs w:val="18"/>
-              </w:rPr>
-              <w:t xml:space="preserve">Phase 1 — Predict</w:t>
+            <w:shd w:fill="EAD1F5" w:color="auto" w:val="clear"/>
+            <w:tcMar>
+              <w:top w:type="dxa" w:w="60"/>
+              <w:left w:type="dxa" w:w="120"/>
+              <w:bottom w:type="dxa" w:w="60"/>
+              <w:right w:type="dxa" w:w="120"/>
+            </w:tcMar>
+            <w:vAlign w:val="top"/>
+          </w:tcPr>
+          <w:p>
+            <w:pPr>
+              <w:spacing w:after="40" w:before="0"/>
+              <w:jc w:val="left"/>
+            </w:pPr>
+            <w:r>
+              <w:rPr>
+                <w:rFonts w:ascii="Arial" w:cs="Arial" w:eastAsia="Arial" w:hAnsi="Arial"/>
+                <w:b/>
+                <w:bCs/>
+                <w:i w:val="false"/>
+                <w:iCs w:val="false"/>
+                <w:color w:val="000000"/>
+                <w:sz w:val="18"/>
+                <w:szCs w:val="18"/>
+              </w:rPr>
+              <w:t xml:space="preserve">Predict Phase</w:t>
             </w:r>
           </w:p>
           <w:p>
@@ -21494,7 +21494,7 @@
             <w:pPr>
               <w:spacing w:after="20" w:before="0"/>
             </w:pPr>
-            <w:hyperlink w:history="1" r:id="rIdq0hbhycrtbfoxncvawv9x">
+            <w:hyperlink w:history="1" r:id="rIdh_9uo7zlpnycbzsajekbt">
               <w:r>
                 <w:rPr>
                   <w:rFonts w:ascii="Arial" w:cs="Arial" w:eastAsia="Arial" w:hAnsi="Arial"/>
@@ -21527,7 +21527,7 @@
               <w:spacing w:after="10" w:before="0"/>
               <w:ind w:left="120"/>
             </w:pPr>
-            <w:hyperlink w:history="1" r:id="rIdzsodpimojkme71rd0aleg">
+            <w:hyperlink w:history="1" r:id="rIdd7s9v2h_nymjojpod-x5p">
               <w:r>
                 <w:rPr>
                   <w:rFonts w:ascii="Arial" w:cs="Arial" w:eastAsia="Arial" w:hAnsi="Arial"/>
@@ -21572,7 +21572,7 @@
             <w:pPr>
               <w:spacing w:after="20" w:before="0"/>
             </w:pPr>
-            <w:hyperlink w:history="1" r:id="rIdkaeuzw4fuf_ommp1bkrfm">
+            <w:hyperlink w:history="1" r:id="rIdbxeny_wujfcmkf-juqlkt">
               <w:r>
                 <w:rPr>
                   <w:rFonts w:ascii="Arial" w:cs="Arial" w:eastAsia="Arial" w:hAnsi="Arial"/>
@@ -21605,7 +21605,7 @@
               <w:spacing w:after="10" w:before="0"/>
               <w:ind w:left="120"/>
             </w:pPr>
-            <w:hyperlink w:history="1" r:id="rId5mvkeit_0ufsq7xd9glj4">
+            <w:hyperlink w:history="1" r:id="rIdbqdcg2txoayolx8mjoa_y">
               <w:r>
                 <w:rPr>
                   <w:rFonts w:ascii="Arial" w:cs="Arial" w:eastAsia="Arial" w:hAnsi="Arial"/>
@@ -21752,32 +21752,32 @@
         <w:tc>
           <w:tcPr>
             <w:tcW w:type="dxa" w:w="1520"/>
-            <w:shd w:fill="F2F2F2" w:color="auto" w:val="clear"/>
-            <w:tcMar>
-              <w:top w:type="dxa" w:w="60"/>
-              <w:left w:type="dxa" w:w="120"/>
-              <w:bottom w:type="dxa" w:w="60"/>
-              <w:right w:type="dxa" w:w="120"/>
-            </w:tcMar>
-            <w:vAlign w:val="top"/>
-          </w:tcPr>
-          <w:p>
-            <w:pPr>
-              <w:spacing w:after="40" w:before="0"/>
-              <w:jc w:val="left"/>
-            </w:pPr>
-            <w:r>
-              <w:rPr>
-                <w:rFonts w:ascii="Arial" w:cs="Arial" w:eastAsia="Arial" w:hAnsi="Arial"/>
-                <w:b/>
-                <w:bCs/>
-                <w:i w:val="false"/>
-                <w:iCs w:val="false"/>
-                <w:color w:val="000000"/>
-                <w:sz w:val="18"/>
-                <w:szCs w:val="18"/>
-              </w:rPr>
-              <w:t xml:space="preserve">Phase 2 — Observe</w:t>
+            <w:shd w:fill="D9EEF1" w:color="auto" w:val="clear"/>
+            <w:tcMar>
+              <w:top w:type="dxa" w:w="60"/>
+              <w:left w:type="dxa" w:w="120"/>
+              <w:bottom w:type="dxa" w:w="60"/>
+              <w:right w:type="dxa" w:w="120"/>
+            </w:tcMar>
+            <w:vAlign w:val="top"/>
+          </w:tcPr>
+          <w:p>
+            <w:pPr>
+              <w:spacing w:after="40" w:before="0"/>
+              <w:jc w:val="left"/>
+            </w:pPr>
+            <w:r>
+              <w:rPr>
+                <w:rFonts w:ascii="Arial" w:cs="Arial" w:eastAsia="Arial" w:hAnsi="Arial"/>
+                <w:b/>
+                <w:bCs/>
+                <w:i w:val="false"/>
+                <w:iCs w:val="false"/>
+                <w:color w:val="000000"/>
+                <w:sz w:val="18"/>
+                <w:szCs w:val="18"/>
+              </w:rPr>
+              <w:t xml:space="preserve">Observe Phase</w:t>
             </w:r>
           </w:p>
           <w:p>
@@ -21800,7 +21800,7 @@
             <w:pPr>
               <w:spacing w:after="20" w:before="0"/>
             </w:pPr>
-            <w:hyperlink w:history="1" r:id="rIdjqjxazsasoduidnsyxlv3">
+            <w:hyperlink w:history="1" r:id="rIdhhtu4lnpa_p8ux67yfoxf">
               <w:r>
                 <w:rPr>
                   <w:rFonts w:ascii="Arial" w:cs="Arial" w:eastAsia="Arial" w:hAnsi="Arial"/>
@@ -21833,7 +21833,7 @@
               <w:spacing w:after="10" w:before="0"/>
               <w:ind w:left="120"/>
             </w:pPr>
-            <w:hyperlink w:history="1" r:id="rIdjhjvytu4tvs4gs1861jvr">
+            <w:hyperlink w:history="1" r:id="rIdylrliipiia_lhotey0sy5">
               <w:r>
                 <w:rPr>
                   <w:rFonts w:ascii="Arial" w:cs="Arial" w:eastAsia="Arial" w:hAnsi="Arial"/>
@@ -21878,7 +21878,7 @@
             <w:pPr>
               <w:spacing w:after="20" w:before="0"/>
             </w:pPr>
-            <w:hyperlink w:history="1" r:id="rId4hzzoy3jw0oay94e3qhf_">
+            <w:hyperlink w:history="1" r:id="rIdd5cp5zte3faeuujljhprb">
               <w:r>
                 <w:rPr>
                   <w:rFonts w:ascii="Arial" w:cs="Arial" w:eastAsia="Arial" w:hAnsi="Arial"/>
@@ -21911,7 +21911,7 @@
               <w:spacing w:after="10" w:before="0"/>
               <w:ind w:left="120"/>
             </w:pPr>
-            <w:hyperlink w:history="1" r:id="rIdxswjqorysp0gelecte3fc">
+            <w:hyperlink w:history="1" r:id="rId9tjf2dex-mtkidtdvv5na">
               <w:r>
                 <w:rPr>
                   <w:rFonts w:ascii="Arial" w:cs="Arial" w:eastAsia="Arial" w:hAnsi="Arial"/>
@@ -22058,32 +22058,32 @@
         <w:tc>
           <w:tcPr>
             <w:tcW w:type="dxa" w:w="1520"/>
-            <w:shd w:fill="F2F2F2" w:color="auto" w:val="clear"/>
-            <w:tcMar>
-              <w:top w:type="dxa" w:w="60"/>
-              <w:left w:type="dxa" w:w="120"/>
-              <w:bottom w:type="dxa" w:w="60"/>
-              <w:right w:type="dxa" w:w="120"/>
-            </w:tcMar>
-            <w:vAlign w:val="top"/>
-          </w:tcPr>
-          <w:p>
-            <w:pPr>
-              <w:spacing w:after="40" w:before="0"/>
-              <w:jc w:val="left"/>
-            </w:pPr>
-            <w:r>
-              <w:rPr>
-                <w:rFonts w:ascii="Arial" w:cs="Arial" w:eastAsia="Arial" w:hAnsi="Arial"/>
-                <w:b/>
-                <w:bCs/>
-                <w:i w:val="false"/>
-                <w:iCs w:val="false"/>
-                <w:color w:val="000000"/>
-                <w:sz w:val="18"/>
-                <w:szCs w:val="18"/>
-              </w:rPr>
-              <w:t xml:space="preserve">Phase 3 — Explain</w:t>
+            <w:shd w:fill="E2EFDA" w:color="auto" w:val="clear"/>
+            <w:tcMar>
+              <w:top w:type="dxa" w:w="60"/>
+              <w:left w:type="dxa" w:w="120"/>
+              <w:bottom w:type="dxa" w:w="60"/>
+              <w:right w:type="dxa" w:w="120"/>
+            </w:tcMar>
+            <w:vAlign w:val="top"/>
+          </w:tcPr>
+          <w:p>
+            <w:pPr>
+              <w:spacing w:after="40" w:before="0"/>
+              <w:jc w:val="left"/>
+            </w:pPr>
+            <w:r>
+              <w:rPr>
+                <w:rFonts w:ascii="Arial" w:cs="Arial" w:eastAsia="Arial" w:hAnsi="Arial"/>
+                <w:b/>
+                <w:bCs/>
+                <w:i w:val="false"/>
+                <w:iCs w:val="false"/>
+                <w:color w:val="000000"/>
+                <w:sz w:val="18"/>
+                <w:szCs w:val="18"/>
+              </w:rPr>
+              <w:t xml:space="preserve">Explain Phase</w:t>
             </w:r>
           </w:p>
           <w:p>
@@ -22106,7 +22106,7 @@
             <w:pPr>
               <w:spacing w:after="20" w:before="0"/>
             </w:pPr>
-            <w:hyperlink w:history="1" r:id="rIdym-4-bbfycayxwnj7yugl">
+            <w:hyperlink w:history="1" r:id="rIdwmfj17bhgvqnwmm8scaj3">
               <w:r>
                 <w:rPr>
                   <w:rFonts w:ascii="Arial" w:cs="Arial" w:eastAsia="Arial" w:hAnsi="Arial"/>
@@ -22139,7 +22139,7 @@
               <w:spacing w:after="10" w:before="0"/>
               <w:ind w:left="120"/>
             </w:pPr>
-            <w:hyperlink w:history="1" r:id="rIdksfsqvopra4rga3mb2zyh">
+            <w:hyperlink w:history="1" r:id="rId-drxrju47sesds-9o3arf">
               <w:r>
                 <w:rPr>
                   <w:rFonts w:ascii="Arial" w:cs="Arial" w:eastAsia="Arial" w:hAnsi="Arial"/>
@@ -22184,7 +22184,7 @@
             <w:pPr>
               <w:spacing w:after="20" w:before="0"/>
             </w:pPr>
-            <w:hyperlink w:history="1" r:id="rId8p_qqpsnrir-cd20tuzej">
+            <w:hyperlink w:history="1" r:id="rIdq5yw7cextoouqt5b5t_dv">
               <w:r>
                 <w:rPr>
                   <w:rFonts w:ascii="Arial" w:cs="Arial" w:eastAsia="Arial" w:hAnsi="Arial"/>
@@ -22217,7 +22217,7 @@
               <w:spacing w:after="10" w:before="0"/>
               <w:ind w:left="120"/>
             </w:pPr>
-            <w:hyperlink w:history="1" r:id="rIdxvnp9zbal0ehp1mzowick">
+            <w:hyperlink w:history="1" r:id="rIdug3dtzb1mqtfiimkh3vsd">
               <w:r>
                 <w:rPr>
                   <w:rFonts w:ascii="Arial" w:cs="Arial" w:eastAsia="Arial" w:hAnsi="Arial"/>
@@ -22364,32 +22364,32 @@
         <w:tc>
           <w:tcPr>
             <w:tcW w:type="dxa" w:w="1520"/>
-            <w:shd w:fill="F2F2F2" w:color="auto" w:val="clear"/>
-            <w:tcMar>
-              <w:top w:type="dxa" w:w="60"/>
-              <w:left w:type="dxa" w:w="120"/>
-              <w:bottom w:type="dxa" w:w="60"/>
-              <w:right w:type="dxa" w:w="120"/>
-            </w:tcMar>
-            <w:vAlign w:val="top"/>
-          </w:tcPr>
-          <w:p>
-            <w:pPr>
-              <w:spacing w:after="40" w:before="0"/>
-              <w:jc w:val="left"/>
-            </w:pPr>
-            <w:r>
-              <w:rPr>
-                <w:rFonts w:ascii="Arial" w:cs="Arial" w:eastAsia="Arial" w:hAnsi="Arial"/>
-                <w:b/>
-                <w:bCs/>
-                <w:i w:val="false"/>
-                <w:iCs w:val="false"/>
-                <w:color w:val="000000"/>
-                <w:sz w:val="18"/>
-                <w:szCs w:val="18"/>
-              </w:rPr>
-              <w:t xml:space="preserve">Phase 4 — Driving Question Board (DQB) Update</w:t>
+            <w:shd w:fill="FCE4D6" w:color="auto" w:val="clear"/>
+            <w:tcMar>
+              <w:top w:type="dxa" w:w="60"/>
+              <w:left w:type="dxa" w:w="120"/>
+              <w:bottom w:type="dxa" w:w="60"/>
+              <w:right w:type="dxa" w:w="120"/>
+            </w:tcMar>
+            <w:vAlign w:val="top"/>
+          </w:tcPr>
+          <w:p>
+            <w:pPr>
+              <w:spacing w:after="40" w:before="0"/>
+              <w:jc w:val="left"/>
+            </w:pPr>
+            <w:r>
+              <w:rPr>
+                <w:rFonts w:ascii="Arial" w:cs="Arial" w:eastAsia="Arial" w:hAnsi="Arial"/>
+                <w:b/>
+                <w:bCs/>
+                <w:i w:val="false"/>
+                <w:iCs w:val="false"/>
+                <w:color w:val="000000"/>
+                <w:sz w:val="18"/>
+                <w:szCs w:val="18"/>
+              </w:rPr>
+              <w:t xml:space="preserve">Driving Question Board (DQB) Creation</w:t>
             </w:r>
           </w:p>
           <w:p>
@@ -22412,7 +22412,7 @@
             <w:pPr>
               <w:spacing w:after="20" w:before="0"/>
             </w:pPr>
-            <w:hyperlink w:history="1" r:id="rIdiikudi-5rkufvtkqylzjv">
+            <w:hyperlink w:history="1" r:id="rIdnvcz6mmw7cj9ginyrdsaw">
               <w:r>
                 <w:rPr>
                   <w:rFonts w:ascii="Arial" w:cs="Arial" w:eastAsia="Arial" w:hAnsi="Arial"/>
@@ -22445,7 +22445,7 @@
               <w:spacing w:after="10" w:before="0"/>
               <w:ind w:left="120"/>
             </w:pPr>
-            <w:hyperlink w:history="1" r:id="rId9fbzkbolhoynko9anz1o6">
+            <w:hyperlink w:history="1" r:id="rIdruwa5xpxpr0qtfs_g7fce">
               <w:r>
                 <w:rPr>
                   <w:rFonts w:ascii="Arial" w:cs="Arial" w:eastAsia="Arial" w:hAnsi="Arial"/>
@@ -22490,7 +22490,7 @@
             <w:pPr>
               <w:spacing w:after="20" w:before="0"/>
             </w:pPr>
-            <w:hyperlink w:history="1" r:id="rIdmptaxkeie0ujk8cqqczwu">
+            <w:hyperlink w:history="1" r:id="rIdyfiyiuzo2zdv4z1et5s15">
               <w:r>
                 <w:rPr>
                   <w:rFonts w:ascii="Arial" w:cs="Arial" w:eastAsia="Arial" w:hAnsi="Arial"/>
@@ -22523,7 +22523,7 @@
               <w:spacing w:after="10" w:before="0"/>
               <w:ind w:left="120"/>
             </w:pPr>
-            <w:hyperlink w:history="1" r:id="rIdyqrs2rreckmabgbot7cqg">
+            <w:hyperlink w:history="1" r:id="rIdetu1ldxqckjlvxnf8ga9p">
               <w:r>
                 <w:rPr>
                   <w:rFonts w:ascii="Arial" w:cs="Arial" w:eastAsia="Arial" w:hAnsi="Arial"/>
@@ -22670,32 +22670,32 @@
         <w:tc>
           <w:tcPr>
             <w:tcW w:type="dxa" w:w="1520"/>
-            <w:shd w:fill="F2F2F2" w:color="auto" w:val="clear"/>
-            <w:tcMar>
-              <w:top w:type="dxa" w:w="60"/>
-              <w:left w:type="dxa" w:w="120"/>
-              <w:bottom w:type="dxa" w:w="60"/>
-              <w:right w:type="dxa" w:w="120"/>
-            </w:tcMar>
-            <w:vAlign w:val="top"/>
-          </w:tcPr>
-          <w:p>
-            <w:pPr>
-              <w:spacing w:after="40" w:before="0"/>
-              <w:jc w:val="left"/>
-            </w:pPr>
-            <w:r>
-              <w:rPr>
-                <w:rFonts w:ascii="Arial" w:cs="Arial" w:eastAsia="Arial" w:hAnsi="Arial"/>
-                <w:b/>
-                <w:bCs/>
-                <w:i w:val="false"/>
-                <w:iCs w:val="false"/>
-                <w:color w:val="000000"/>
-                <w:sz w:val="18"/>
-                <w:szCs w:val="18"/>
-              </w:rPr>
-              <w:t xml:space="preserve">Phase 5 — Model Building</w:t>
+            <w:shd w:fill="D5E8F0" w:color="auto" w:val="clear"/>
+            <w:tcMar>
+              <w:top w:type="dxa" w:w="60"/>
+              <w:left w:type="dxa" w:w="120"/>
+              <w:bottom w:type="dxa" w:w="60"/>
+              <w:right w:type="dxa" w:w="120"/>
+            </w:tcMar>
+            <w:vAlign w:val="top"/>
+          </w:tcPr>
+          <w:p>
+            <w:pPr>
+              <w:spacing w:after="40" w:before="0"/>
+              <w:jc w:val="left"/>
+            </w:pPr>
+            <w:r>
+              <w:rPr>
+                <w:rFonts w:ascii="Arial" w:cs="Arial" w:eastAsia="Arial" w:hAnsi="Arial"/>
+                <w:b/>
+                <w:bCs/>
+                <w:i w:val="false"/>
+                <w:iCs w:val="false"/>
+                <w:color w:val="000000"/>
+                <w:sz w:val="18"/>
+                <w:szCs w:val="18"/>
+              </w:rPr>
+              <w:t xml:space="preserve">Model Building Phase</w:t>
             </w:r>
           </w:p>
           <w:p>
@@ -22718,7 +22718,7 @@
             <w:pPr>
               <w:spacing w:after="20" w:before="0"/>
             </w:pPr>
-            <w:hyperlink w:history="1" r:id="rIdtskrqueinfbmeabhc88p7">
+            <w:hyperlink w:history="1" r:id="rIdupifg88foyz7xevuneyob">
               <w:r>
                 <w:rPr>
                   <w:rFonts w:ascii="Arial" w:cs="Arial" w:eastAsia="Arial" w:hAnsi="Arial"/>
@@ -22751,7 +22751,7 @@
               <w:spacing w:after="10" w:before="0"/>
               <w:ind w:left="120"/>
             </w:pPr>
-            <w:hyperlink w:history="1" r:id="rIddi40opq0t1et_tnuo19yx">
+            <w:hyperlink w:history="1" r:id="rIdofd2iq2vpxuwqfgef4zni">
               <w:r>
                 <w:rPr>
                   <w:rFonts w:ascii="Arial" w:cs="Arial" w:eastAsia="Arial" w:hAnsi="Arial"/>
@@ -22796,7 +22796,7 @@
             <w:pPr>
               <w:spacing w:after="20" w:before="0"/>
             </w:pPr>
-            <w:hyperlink w:history="1" r:id="rIdfnyjgaxggorata6_-mzk4">
+            <w:hyperlink w:history="1" r:id="rIdw00s9b1zmylgu6-nzyso7">
               <w:r>
                 <w:rPr>
                   <w:rFonts w:ascii="Arial" w:cs="Arial" w:eastAsia="Arial" w:hAnsi="Arial"/>
@@ -22829,7 +22829,7 @@
               <w:spacing w:after="10" w:before="0"/>
               <w:ind w:left="120"/>
             </w:pPr>
-            <w:hyperlink w:history="1" r:id="rIdstlkzz6kzi7d51-wmsysw">
+            <w:hyperlink w:history="1" r:id="rIdxqkxxm8ibpwcq4_nlwkdk">
               <w:r>
                 <w:rPr>
                   <w:rFonts w:ascii="Arial" w:cs="Arial" w:eastAsia="Arial" w:hAnsi="Arial"/>
@@ -24475,7 +24475,7 @@
             <w:pPr>
               <w:spacing w:after="20" w:before="0"/>
             </w:pPr>
-            <w:hyperlink w:history="1" r:id="rId5ohoadjd5dsilyxq9q0fn">
+            <w:hyperlink w:history="1" r:id="rIdiuuobld-glnii64rsff0t">
               <w:r>
                 <w:rPr>
                   <w:rFonts w:ascii="Arial" w:cs="Arial" w:eastAsia="Arial" w:hAnsi="Arial"/>
@@ -24508,7 +24508,7 @@
               <w:spacing w:after="10" w:before="0"/>
               <w:ind w:left="120"/>
             </w:pPr>
-            <w:hyperlink w:history="1" r:id="rIdv_voldo2i0-_k6tphzx9s">
+            <w:hyperlink w:history="1" r:id="rIdqgnvuyljyh0dui_mch_hv">
               <w:r>
                 <w:rPr>
                   <w:rFonts w:ascii="Arial" w:cs="Arial" w:eastAsia="Arial" w:hAnsi="Arial"/>
@@ -24553,7 +24553,7 @@
             <w:pPr>
               <w:spacing w:after="20" w:before="0"/>
             </w:pPr>
-            <w:hyperlink w:history="1" r:id="rIdhy7lntclfw_yoc1njq4cx">
+            <w:hyperlink w:history="1" r:id="rIdl-qkp0qvldnthhaanenvf">
               <w:r>
                 <w:rPr>
                   <w:rFonts w:ascii="Arial" w:cs="Arial" w:eastAsia="Arial" w:hAnsi="Arial"/>
@@ -24586,7 +24586,7 @@
               <w:spacing w:after="10" w:before="0"/>
               <w:ind w:left="120"/>
             </w:pPr>
-            <w:hyperlink w:history="1" r:id="rIdvhuwlevrkpcxs6pcwooy_">
+            <w:hyperlink w:history="1" r:id="rId68x0zcj3na1ns6jgngprr">
               <w:r>
                 <w:rPr>
                   <w:rFonts w:ascii="Arial" w:cs="Arial" w:eastAsia="Arial" w:hAnsi="Arial"/>
@@ -24781,7 +24781,7 @@
             <w:pPr>
               <w:spacing w:after="20" w:before="0"/>
             </w:pPr>
-            <w:hyperlink w:history="1" r:id="rId5qcd6xoqpk5f4_kyysdir">
+            <w:hyperlink w:history="1" r:id="rIdrzcs__xdx3ah27mke4awb">
               <w:r>
                 <w:rPr>
                   <w:rFonts w:ascii="Arial" w:cs="Arial" w:eastAsia="Arial" w:hAnsi="Arial"/>
@@ -24814,7 +24814,7 @@
               <w:spacing w:after="10" w:before="0"/>
               <w:ind w:left="120"/>
             </w:pPr>
-            <w:hyperlink w:history="1" r:id="rIdyyns9jjfxgxvcciuvma9f">
+            <w:hyperlink w:history="1" r:id="rIdngzwa9qgh5fyoihdahaq4">
               <w:r>
                 <w:rPr>
                   <w:rFonts w:ascii="Arial" w:cs="Arial" w:eastAsia="Arial" w:hAnsi="Arial"/>
@@ -24859,7 +24859,7 @@
             <w:pPr>
               <w:spacing w:after="20" w:before="0"/>
             </w:pPr>
-            <w:hyperlink w:history="1" r:id="rId7iihzi9iyuxouhhrdkfje">
+            <w:hyperlink w:history="1" r:id="rIdo4lq3zpx556rxztpo0uvz">
               <w:r>
                 <w:rPr>
                   <w:rFonts w:ascii="Arial" w:cs="Arial" w:eastAsia="Arial" w:hAnsi="Arial"/>
@@ -24892,7 +24892,7 @@
               <w:spacing w:after="10" w:before="0"/>
               <w:ind w:left="120"/>
             </w:pPr>
-            <w:hyperlink w:history="1" r:id="rId0qhuo8ey6xh0vgpf484sp">
+            <w:hyperlink w:history="1" r:id="rId9cu_ipc8qtuctj6jsnqtd">
               <w:r>
                 <w:rPr>
                   <w:rFonts w:ascii="Arial" w:cs="Arial" w:eastAsia="Arial" w:hAnsi="Arial"/>
@@ -25087,7 +25087,7 @@
             <w:pPr>
               <w:spacing w:after="20" w:before="0"/>
             </w:pPr>
-            <w:hyperlink w:history="1" r:id="rId40xrq3zxvzp11c1j5bjos">
+            <w:hyperlink w:history="1" r:id="rIdcyoan_xyyratjdlrvpam3">
               <w:r>
                 <w:rPr>
                   <w:rFonts w:ascii="Arial" w:cs="Arial" w:eastAsia="Arial" w:hAnsi="Arial"/>
@@ -25120,7 +25120,7 @@
               <w:spacing w:after="10" w:before="0"/>
               <w:ind w:left="120"/>
             </w:pPr>
-            <w:hyperlink w:history="1" r:id="rId7gxbygj4lyopnin4hcws0">
+            <w:hyperlink w:history="1" r:id="rIdw_iqk46tstr72wh-86wlw">
               <w:r>
                 <w:rPr>
                   <w:rFonts w:ascii="Arial" w:cs="Arial" w:eastAsia="Arial" w:hAnsi="Arial"/>
@@ -25165,7 +25165,7 @@
             <w:pPr>
               <w:spacing w:after="20" w:before="0"/>
             </w:pPr>
-            <w:hyperlink w:history="1" r:id="rIdouhbthrhuhr2zm1njhtu7">
+            <w:hyperlink w:history="1" r:id="rIdzavxr7hldmfo4nnwrkkjt">
               <w:r>
                 <w:rPr>
                   <w:rFonts w:ascii="Arial" w:cs="Arial" w:eastAsia="Arial" w:hAnsi="Arial"/>
@@ -25198,7 +25198,7 @@
               <w:spacing w:after="10" w:before="0"/>
               <w:ind w:left="120"/>
             </w:pPr>
-            <w:hyperlink w:history="1" r:id="rIdytuhwclcy_mdr631vuuca">
+            <w:hyperlink w:history="1" r:id="rId3zhhl9io0c_40v7attkgn">
               <w:r>
                 <w:rPr>
                   <w:rFonts w:ascii="Arial" w:cs="Arial" w:eastAsia="Arial" w:hAnsi="Arial"/>
@@ -25393,7 +25393,7 @@
             <w:pPr>
               <w:spacing w:after="20" w:before="0"/>
             </w:pPr>
-            <w:hyperlink w:history="1" r:id="rIdpbjknhocz6rrzjpi80s3y">
+            <w:hyperlink w:history="1" r:id="rIds_ebeuj8fgikadbrnbv1m">
               <w:r>
                 <w:rPr>
                   <w:rFonts w:ascii="Arial" w:cs="Arial" w:eastAsia="Arial" w:hAnsi="Arial"/>
@@ -25426,7 +25426,7 @@
               <w:spacing w:after="10" w:before="0"/>
               <w:ind w:left="120"/>
             </w:pPr>
-            <w:hyperlink w:history="1" r:id="rIdzdjdrmmnnhsr80w-_gjzi">
+            <w:hyperlink w:history="1" r:id="rIdz5vmpthi49dkastu6agy3">
               <w:r>
                 <w:rPr>
                   <w:rFonts w:ascii="Arial" w:cs="Arial" w:eastAsia="Arial" w:hAnsi="Arial"/>
@@ -25471,7 +25471,7 @@
             <w:pPr>
               <w:spacing w:after="20" w:before="0"/>
             </w:pPr>
-            <w:hyperlink w:history="1" r:id="rIdc4v1wmx68v1d2qgf-vi8o">
+            <w:hyperlink w:history="1" r:id="rIdhsehcoiipfj0losjs9kmc">
               <w:r>
                 <w:rPr>
                   <w:rFonts w:ascii="Arial" w:cs="Arial" w:eastAsia="Arial" w:hAnsi="Arial"/>
@@ -25504,7 +25504,7 @@
               <w:spacing w:after="10" w:before="0"/>
               <w:ind w:left="120"/>
             </w:pPr>
-            <w:hyperlink w:history="1" r:id="rIduxywohsjyfthqbu57we6c">
+            <w:hyperlink w:history="1" r:id="rIdzczuy5ec1_tz7rwu2ctqt">
               <w:r>
                 <w:rPr>
                   <w:rFonts w:ascii="Arial" w:cs="Arial" w:eastAsia="Arial" w:hAnsi="Arial"/>
@@ -25699,7 +25699,7 @@
             <w:pPr>
               <w:spacing w:after="20" w:before="0"/>
             </w:pPr>
-            <w:hyperlink w:history="1" r:id="rId6dzsr0injg2fqai65yfiu">
+            <w:hyperlink w:history="1" r:id="rId4vhh8vnyytvoh55hrqpy5">
               <w:r>
                 <w:rPr>
                   <w:rFonts w:ascii="Arial" w:cs="Arial" w:eastAsia="Arial" w:hAnsi="Arial"/>
@@ -25732,7 +25732,7 @@
               <w:spacing w:after="10" w:before="0"/>
               <w:ind w:left="120"/>
             </w:pPr>
-            <w:hyperlink w:history="1" r:id="rIdp_3nd381fpkxvvr7hdkgs">
+            <w:hyperlink w:history="1" r:id="rIdewjlpf2_sgaxns8ma2wjl">
               <w:r>
                 <w:rPr>
                   <w:rFonts w:ascii="Arial" w:cs="Arial" w:eastAsia="Arial" w:hAnsi="Arial"/>
@@ -25777,7 +25777,7 @@
             <w:pPr>
               <w:spacing w:after="20" w:before="0"/>
             </w:pPr>
-            <w:hyperlink w:history="1" r:id="rIdsfgaionprerbwkb-hxw7o">
+            <w:hyperlink w:history="1" r:id="rIdkukgncpwvcqztz77b8lnm">
               <w:r>
                 <w:rPr>
                   <w:rFonts w:ascii="Arial" w:cs="Arial" w:eastAsia="Arial" w:hAnsi="Arial"/>
@@ -25810,7 +25810,7 @@
               <w:spacing w:after="10" w:before="0"/>
               <w:ind w:left="120"/>
             </w:pPr>
-            <w:hyperlink w:history="1" r:id="rId1wzavavhs3ou7oogyzmta">
+            <w:hyperlink w:history="1" r:id="rIdcwwa9w-jw1l1vozkwzve4">
               <w:r>
                 <w:rPr>
                   <w:rFonts w:ascii="Arial" w:cs="Arial" w:eastAsia="Arial" w:hAnsi="Arial"/>

--- a/data/outputs/v2/Core_Mathematics/SS3.2_Probability_I/Core_Mathematics_Probability_I_CBE_LessonSequence.docx
+++ b/data/outputs/v2/Core_Mathematics/SS3.2_Probability_I/Core_Mathematics_Probability_I_CBE_LessonSequence.docx
@@ -3339,7 +3339,7 @@
             <w:pPr>
               <w:spacing w:after="20" w:before="0"/>
             </w:pPr>
-            <w:hyperlink w:history="1" r:id="rIdaqx5ejg_equ1dazubd43s">
+            <w:hyperlink w:history="1" r:id="rIdedhuo1v7c09z41a_qawiy">
               <w:r>
                 <w:rPr>
                   <w:rFonts w:ascii="Arial" w:cs="Arial" w:eastAsia="Arial" w:hAnsi="Arial"/>
@@ -3372,7 +3372,7 @@
               <w:spacing w:after="10" w:before="0"/>
               <w:ind w:left="120"/>
             </w:pPr>
-            <w:hyperlink w:history="1" r:id="rIdkajzpwfwlem0e16vthlcp">
+            <w:hyperlink w:history="1" r:id="rId566fweikxlqlwiaibhipa">
               <w:r>
                 <w:rPr>
                   <w:rFonts w:ascii="Arial" w:cs="Arial" w:eastAsia="Arial" w:hAnsi="Arial"/>
@@ -3417,7 +3417,7 @@
             <w:pPr>
               <w:spacing w:after="20" w:before="0"/>
             </w:pPr>
-            <w:hyperlink w:history="1" r:id="rIdjyrcskoxvbyfowf_4auow">
+            <w:hyperlink w:history="1" r:id="rIdmygmamnbkonrqjfbg75js">
               <w:r>
                 <w:rPr>
                   <w:rFonts w:ascii="Arial" w:cs="Arial" w:eastAsia="Arial" w:hAnsi="Arial"/>
@@ -3450,7 +3450,7 @@
               <w:spacing w:after="10" w:before="0"/>
               <w:ind w:left="120"/>
             </w:pPr>
-            <w:hyperlink w:history="1" r:id="rIdyamwyoguav2gaqxud5ejv">
+            <w:hyperlink w:history="1" r:id="rIdgxkisifzxxbfh8igfqczo">
               <w:r>
                 <w:rPr>
                   <w:rFonts w:ascii="Arial" w:cs="Arial" w:eastAsia="Arial" w:hAnsi="Arial"/>
@@ -3759,7 +3759,7 @@
             <w:pPr>
               <w:spacing w:after="20" w:before="0"/>
             </w:pPr>
-            <w:hyperlink w:history="1" r:id="rId2j5tcu7lbxjfdfgxdricy">
+            <w:hyperlink w:history="1" r:id="rId772yow27jezann6p3ku7t">
               <w:r>
                 <w:rPr>
                   <w:rFonts w:ascii="Arial" w:cs="Arial" w:eastAsia="Arial" w:hAnsi="Arial"/>
@@ -3792,7 +3792,7 @@
               <w:spacing w:after="10" w:before="0"/>
               <w:ind w:left="120"/>
             </w:pPr>
-            <w:hyperlink w:history="1" r:id="rId8novpa4vtha1sqhivs8nh">
+            <w:hyperlink w:history="1" r:id="rIdq1yltvdbz_ixfr20zxsv5">
               <w:r>
                 <w:rPr>
                   <w:rFonts w:ascii="Arial" w:cs="Arial" w:eastAsia="Arial" w:hAnsi="Arial"/>
@@ -3837,7 +3837,7 @@
             <w:pPr>
               <w:spacing w:after="20" w:before="0"/>
             </w:pPr>
-            <w:hyperlink w:history="1" r:id="rIdqhujn9iqcasthzvywr6i0">
+            <w:hyperlink w:history="1" r:id="rIdfveovm-jhzrrlvsurclz9">
               <w:r>
                 <w:rPr>
                   <w:rFonts w:ascii="Arial" w:cs="Arial" w:eastAsia="Arial" w:hAnsi="Arial"/>
@@ -3870,7 +3870,7 @@
               <w:spacing w:after="10" w:before="0"/>
               <w:ind w:left="120"/>
             </w:pPr>
-            <w:hyperlink w:history="1" r:id="rIdfo0hzwmrdnfofn--hxkru">
+            <w:hyperlink w:history="1" r:id="rIdvzljtnkiajactw1zv9fzx">
               <w:r>
                 <w:rPr>
                   <w:rFonts w:ascii="Arial" w:cs="Arial" w:eastAsia="Arial" w:hAnsi="Arial"/>
@@ -4293,7 +4293,7 @@
             <w:pPr>
               <w:spacing w:after="20" w:before="0"/>
             </w:pPr>
-            <w:hyperlink w:history="1" r:id="rId3bbircmnpxvjybokx-chz">
+            <w:hyperlink w:history="1" r:id="rIdtut5hdvsbb_sdhuk5vgdg">
               <w:r>
                 <w:rPr>
                   <w:rFonts w:ascii="Arial" w:cs="Arial" w:eastAsia="Arial" w:hAnsi="Arial"/>
@@ -4326,7 +4326,7 @@
               <w:spacing w:after="10" w:before="0"/>
               <w:ind w:left="120"/>
             </w:pPr>
-            <w:hyperlink w:history="1" r:id="rIdnd5uuxg9mwlerpsoaw-41">
+            <w:hyperlink w:history="1" r:id="rIdz7a2bxfdcghx8uosjjwfv">
               <w:r>
                 <w:rPr>
                   <w:rFonts w:ascii="Arial" w:cs="Arial" w:eastAsia="Arial" w:hAnsi="Arial"/>
@@ -4371,7 +4371,7 @@
             <w:pPr>
               <w:spacing w:after="20" w:before="0"/>
             </w:pPr>
-            <w:hyperlink w:history="1" r:id="rId0zncdcwrftgj-ju9oyry-">
+            <w:hyperlink w:history="1" r:id="rId0olokltw5dvmbwlp8buip">
               <w:r>
                 <w:rPr>
                   <w:rFonts w:ascii="Arial" w:cs="Arial" w:eastAsia="Arial" w:hAnsi="Arial"/>
@@ -4404,7 +4404,7 @@
               <w:spacing w:after="10" w:before="0"/>
               <w:ind w:left="120"/>
             </w:pPr>
-            <w:hyperlink w:history="1" r:id="rId9vgyfkipkqoqaozromrze">
+            <w:hyperlink w:history="1" r:id="rIdrzm0wyajuh58qcunp132b">
               <w:r>
                 <w:rPr>
                   <w:rFonts w:ascii="Arial" w:cs="Arial" w:eastAsia="Arial" w:hAnsi="Arial"/>
@@ -4789,7 +4789,7 @@
             <w:pPr>
               <w:spacing w:after="20" w:before="0"/>
             </w:pPr>
-            <w:hyperlink w:history="1" r:id="rIdbs0ohrb1pjxxlqty1v-cn">
+            <w:hyperlink w:history="1" r:id="rIdf1mvlcts2hwdgsrzwvwve">
               <w:r>
                 <w:rPr>
                   <w:rFonts w:ascii="Arial" w:cs="Arial" w:eastAsia="Arial" w:hAnsi="Arial"/>
@@ -4822,7 +4822,7 @@
               <w:spacing w:after="10" w:before="0"/>
               <w:ind w:left="120"/>
             </w:pPr>
-            <w:hyperlink w:history="1" r:id="rIdwkvbdvtjdwsyx9drirrf1">
+            <w:hyperlink w:history="1" r:id="rIdvrtmzd0ojtnfsgalrfmim">
               <w:r>
                 <w:rPr>
                   <w:rFonts w:ascii="Arial" w:cs="Arial" w:eastAsia="Arial" w:hAnsi="Arial"/>
@@ -4867,7 +4867,7 @@
             <w:pPr>
               <w:spacing w:after="20" w:before="0"/>
             </w:pPr>
-            <w:hyperlink w:history="1" r:id="rIdbf-pc3v93-cnaunjxkn1p">
+            <w:hyperlink w:history="1" r:id="rIdyqndrbyl0fz8euebgqlqy">
               <w:r>
                 <w:rPr>
                   <w:rFonts w:ascii="Arial" w:cs="Arial" w:eastAsia="Arial" w:hAnsi="Arial"/>
@@ -4900,7 +4900,7 @@
               <w:spacing w:after="10" w:before="0"/>
               <w:ind w:left="120"/>
             </w:pPr>
-            <w:hyperlink w:history="1" r:id="rIdz_wpwxlauhrjhzvzzfbr2">
+            <w:hyperlink w:history="1" r:id="rIdgbvctjtdfsbchmkuxplw3">
               <w:r>
                 <w:rPr>
                   <w:rFonts w:ascii="Arial" w:cs="Arial" w:eastAsia="Arial" w:hAnsi="Arial"/>
@@ -5247,7 +5247,7 @@
             <w:pPr>
               <w:spacing w:after="20" w:before="0"/>
             </w:pPr>
-            <w:hyperlink w:history="1" r:id="rIdhmp_ypiareqxb5fegcjtn">
+            <w:hyperlink w:history="1" r:id="rIdsjv7j-o9bhs7efj_tc0qn">
               <w:r>
                 <w:rPr>
                   <w:rFonts w:ascii="Arial" w:cs="Arial" w:eastAsia="Arial" w:hAnsi="Arial"/>
@@ -5280,7 +5280,7 @@
               <w:spacing w:after="10" w:before="0"/>
               <w:ind w:left="120"/>
             </w:pPr>
-            <w:hyperlink w:history="1" r:id="rId9pbuttkzvssmtyj-ttboe">
+            <w:hyperlink w:history="1" r:id="rIdftxjdbi4iocpqxp-1slbn">
               <w:r>
                 <w:rPr>
                   <w:rFonts w:ascii="Arial" w:cs="Arial" w:eastAsia="Arial" w:hAnsi="Arial"/>
@@ -5325,7 +5325,7 @@
             <w:pPr>
               <w:spacing w:after="20" w:before="0"/>
             </w:pPr>
-            <w:hyperlink w:history="1" r:id="rId6afnlm-kbji9h95zrirhu">
+            <w:hyperlink w:history="1" r:id="rIdjnq8muelstwcitpg4-qlh">
               <w:r>
                 <w:rPr>
                   <w:rFonts w:ascii="Arial" w:cs="Arial" w:eastAsia="Arial" w:hAnsi="Arial"/>
@@ -5358,7 +5358,7 @@
               <w:spacing w:after="10" w:before="0"/>
               <w:ind w:left="120"/>
             </w:pPr>
-            <w:hyperlink w:history="1" r:id="rIdhfvi4q2gbgealrkefqy3l">
+            <w:hyperlink w:history="1" r:id="rIdienvdhyqzeb4ckqruib1_">
               <w:r>
                 <w:rPr>
                   <w:rFonts w:ascii="Arial" w:cs="Arial" w:eastAsia="Arial" w:hAnsi="Arial"/>
@@ -7156,7 +7156,7 @@
             <w:pPr>
               <w:spacing w:after="20" w:before="0"/>
             </w:pPr>
-            <w:hyperlink w:history="1" r:id="rId5xakjlxd3merx-2kme0uh">
+            <w:hyperlink w:history="1" r:id="rIddvwydan9-i8w0adl3_doz">
               <w:r>
                 <w:rPr>
                   <w:rFonts w:ascii="Arial" w:cs="Arial" w:eastAsia="Arial" w:hAnsi="Arial"/>
@@ -7189,7 +7189,7 @@
               <w:spacing w:after="10" w:before="0"/>
               <w:ind w:left="120"/>
             </w:pPr>
-            <w:hyperlink w:history="1" r:id="rIdihj37bl3hjfkmgi8ypyjz">
+            <w:hyperlink w:history="1" r:id="rId-hmrb9koim-owtlzrobkn">
               <w:r>
                 <w:rPr>
                   <w:rFonts w:ascii="Arial" w:cs="Arial" w:eastAsia="Arial" w:hAnsi="Arial"/>
@@ -7234,7 +7234,7 @@
             <w:pPr>
               <w:spacing w:after="20" w:before="0"/>
             </w:pPr>
-            <w:hyperlink w:history="1" r:id="rIdwyisbxl8cz30my8cmjcdv">
+            <w:hyperlink w:history="1" r:id="rIdvkefbahtiteqda0oitao2">
               <w:r>
                 <w:rPr>
                   <w:rFonts w:ascii="Arial" w:cs="Arial" w:eastAsia="Arial" w:hAnsi="Arial"/>
@@ -7267,7 +7267,7 @@
               <w:spacing w:after="10" w:before="0"/>
               <w:ind w:left="120"/>
             </w:pPr>
-            <w:hyperlink w:history="1" r:id="rIdqjtabmiy2etvplsd1quim">
+            <w:hyperlink w:history="1" r:id="rIdd-dizuhvkb6qzsosz5gry">
               <w:r>
                 <w:rPr>
                   <w:rFonts w:ascii="Arial" w:cs="Arial" w:eastAsia="Arial" w:hAnsi="Arial"/>
@@ -7462,7 +7462,7 @@
             <w:pPr>
               <w:spacing w:after="20" w:before="0"/>
             </w:pPr>
-            <w:hyperlink w:history="1" r:id="rId3ddb-0urp8wynxo5ltizk">
+            <w:hyperlink w:history="1" r:id="rIdpiiak5xyrdryxjighg973">
               <w:r>
                 <w:rPr>
                   <w:rFonts w:ascii="Arial" w:cs="Arial" w:eastAsia="Arial" w:hAnsi="Arial"/>
@@ -7495,7 +7495,7 @@
               <w:spacing w:after="10" w:before="0"/>
               <w:ind w:left="120"/>
             </w:pPr>
-            <w:hyperlink w:history="1" r:id="rId5h0xcbmszu66xcru0turj">
+            <w:hyperlink w:history="1" r:id="rIdjjs1q6naa49lxcldv2nr_">
               <w:r>
                 <w:rPr>
                   <w:rFonts w:ascii="Arial" w:cs="Arial" w:eastAsia="Arial" w:hAnsi="Arial"/>
@@ -7540,7 +7540,7 @@
             <w:pPr>
               <w:spacing w:after="20" w:before="0"/>
             </w:pPr>
-            <w:hyperlink w:history="1" r:id="rIdojjyj_zjbrvhkhf8xrjbx">
+            <w:hyperlink w:history="1" r:id="rIdr5yj06sazfj7axlsr-rrc">
               <w:r>
                 <w:rPr>
                   <w:rFonts w:ascii="Arial" w:cs="Arial" w:eastAsia="Arial" w:hAnsi="Arial"/>
@@ -7573,7 +7573,7 @@
               <w:spacing w:after="10" w:before="0"/>
               <w:ind w:left="120"/>
             </w:pPr>
-            <w:hyperlink w:history="1" r:id="rIdfkubpoiyr3aek4-ybrlax">
+            <w:hyperlink w:history="1" r:id="rIdvefnurmiiufbncgfd5g08">
               <w:r>
                 <w:rPr>
                   <w:rFonts w:ascii="Arial" w:cs="Arial" w:eastAsia="Arial" w:hAnsi="Arial"/>
@@ -7768,7 +7768,7 @@
             <w:pPr>
               <w:spacing w:after="20" w:before="0"/>
             </w:pPr>
-            <w:hyperlink w:history="1" r:id="rIdgaoiivoity-8wlktf-nah">
+            <w:hyperlink w:history="1" r:id="rIdodk_pfoitq9hzefhtwbqo">
               <w:r>
                 <w:rPr>
                   <w:rFonts w:ascii="Arial" w:cs="Arial" w:eastAsia="Arial" w:hAnsi="Arial"/>
@@ -7801,7 +7801,7 @@
               <w:spacing w:after="10" w:before="0"/>
               <w:ind w:left="120"/>
             </w:pPr>
-            <w:hyperlink w:history="1" r:id="rIdib9zgxenwjontpvffooqx">
+            <w:hyperlink w:history="1" r:id="rIdxijp8c0t-2dubtes8ycg8">
               <w:r>
                 <w:rPr>
                   <w:rFonts w:ascii="Arial" w:cs="Arial" w:eastAsia="Arial" w:hAnsi="Arial"/>
@@ -7846,7 +7846,7 @@
             <w:pPr>
               <w:spacing w:after="20" w:before="0"/>
             </w:pPr>
-            <w:hyperlink w:history="1" r:id="rIdjt9iyvfe-rrpllvrjkruy">
+            <w:hyperlink w:history="1" r:id="rIddjwl_hberbn-qkc0mdtlx">
               <w:r>
                 <w:rPr>
                   <w:rFonts w:ascii="Arial" w:cs="Arial" w:eastAsia="Arial" w:hAnsi="Arial"/>
@@ -7879,7 +7879,7 @@
               <w:spacing w:after="10" w:before="0"/>
               <w:ind w:left="120"/>
             </w:pPr>
-            <w:hyperlink w:history="1" r:id="rIdq6qocbxx5detxgfumij7f">
+            <w:hyperlink w:history="1" r:id="rIdy04hhsp5udon-wuhtfxg2">
               <w:r>
                 <w:rPr>
                   <w:rFonts w:ascii="Arial" w:cs="Arial" w:eastAsia="Arial" w:hAnsi="Arial"/>
@@ -8074,7 +8074,7 @@
             <w:pPr>
               <w:spacing w:after="20" w:before="0"/>
             </w:pPr>
-            <w:hyperlink w:history="1" r:id="rIdm64k85hm7hy8hbmicu5ez">
+            <w:hyperlink w:history="1" r:id="rIdqcrqnkgd8u7i10xsomdln">
               <w:r>
                 <w:rPr>
                   <w:rFonts w:ascii="Arial" w:cs="Arial" w:eastAsia="Arial" w:hAnsi="Arial"/>
@@ -8107,7 +8107,7 @@
               <w:spacing w:after="10" w:before="0"/>
               <w:ind w:left="120"/>
             </w:pPr>
-            <w:hyperlink w:history="1" r:id="rIdsfy3xicur_bkygem2ozts">
+            <w:hyperlink w:history="1" r:id="rIdordawcdjzscr4u_6fj0kl">
               <w:r>
                 <w:rPr>
                   <w:rFonts w:ascii="Arial" w:cs="Arial" w:eastAsia="Arial" w:hAnsi="Arial"/>
@@ -8152,7 +8152,7 @@
             <w:pPr>
               <w:spacing w:after="20" w:before="0"/>
             </w:pPr>
-            <w:hyperlink w:history="1" r:id="rIdyeoftdqbvo-pou-8_fotf">
+            <w:hyperlink w:history="1" r:id="rIdziumterc3tphmlh2s15kv">
               <w:r>
                 <w:rPr>
                   <w:rFonts w:ascii="Arial" w:cs="Arial" w:eastAsia="Arial" w:hAnsi="Arial"/>
@@ -8185,7 +8185,7 @@
               <w:spacing w:after="10" w:before="0"/>
               <w:ind w:left="120"/>
             </w:pPr>
-            <w:hyperlink w:history="1" r:id="rIdpt-bxfkn76eacaujhutz9">
+            <w:hyperlink w:history="1" r:id="rId4jxo_byhkdd-4vjko-0pb">
               <w:r>
                 <w:rPr>
                   <w:rFonts w:ascii="Arial" w:cs="Arial" w:eastAsia="Arial" w:hAnsi="Arial"/>
@@ -8380,7 +8380,7 @@
             <w:pPr>
               <w:spacing w:after="20" w:before="0"/>
             </w:pPr>
-            <w:hyperlink w:history="1" r:id="rIdwawrbty_fmvwrhani3lr-">
+            <w:hyperlink w:history="1" r:id="rIdozqnj9mvwvchmkgxekltn">
               <w:r>
                 <w:rPr>
                   <w:rFonts w:ascii="Arial" w:cs="Arial" w:eastAsia="Arial" w:hAnsi="Arial"/>
@@ -8413,7 +8413,7 @@
               <w:spacing w:after="10" w:before="0"/>
               <w:ind w:left="120"/>
             </w:pPr>
-            <w:hyperlink w:history="1" r:id="rIdxvvitvnf9hy9eqvvmb_a_">
+            <w:hyperlink w:history="1" r:id="rIdrbnmomng5rbhiszhuszyl">
               <w:r>
                 <w:rPr>
                   <w:rFonts w:ascii="Arial" w:cs="Arial" w:eastAsia="Arial" w:hAnsi="Arial"/>
@@ -8458,7 +8458,7 @@
             <w:pPr>
               <w:spacing w:after="20" w:before="0"/>
             </w:pPr>
-            <w:hyperlink w:history="1" r:id="rIdibapq56g3cyr_bjv3gz3d">
+            <w:hyperlink w:history="1" r:id="rIdcu_7jm5qjuh-cxr2ygb8l">
               <w:r>
                 <w:rPr>
                   <w:rFonts w:ascii="Arial" w:cs="Arial" w:eastAsia="Arial" w:hAnsi="Arial"/>
@@ -8491,7 +8491,7 @@
               <w:spacing w:after="10" w:before="0"/>
               <w:ind w:left="120"/>
             </w:pPr>
-            <w:hyperlink w:history="1" r:id="rIdxjjzyy7yojhtgy8rortsw">
+            <w:hyperlink w:history="1" r:id="rIdgflvyyzsqc03qhxitiq6a">
               <w:r>
                 <w:rPr>
                   <w:rFonts w:ascii="Arial" w:cs="Arial" w:eastAsia="Arial" w:hAnsi="Arial"/>
@@ -9978,7 +9978,7 @@
             <w:pPr>
               <w:spacing w:after="20" w:before="0"/>
             </w:pPr>
-            <w:hyperlink w:history="1" r:id="rId6gnkhjrpyv1grfldqgutt">
+            <w:hyperlink w:history="1" r:id="rIddj3wcmndrgqde8fftmh7o">
               <w:r>
                 <w:rPr>
                   <w:rFonts w:ascii="Arial" w:cs="Arial" w:eastAsia="Arial" w:hAnsi="Arial"/>
@@ -10011,7 +10011,7 @@
               <w:spacing w:after="10" w:before="0"/>
               <w:ind w:left="120"/>
             </w:pPr>
-            <w:hyperlink w:history="1" r:id="rIdw25k0ypeht7vk6vyucoe8">
+            <w:hyperlink w:history="1" r:id="rIdn7djqaxjyllard3dyngcg">
               <w:r>
                 <w:rPr>
                   <w:rFonts w:ascii="Arial" w:cs="Arial" w:eastAsia="Arial" w:hAnsi="Arial"/>
@@ -10056,7 +10056,7 @@
             <w:pPr>
               <w:spacing w:after="20" w:before="0"/>
             </w:pPr>
-            <w:hyperlink w:history="1" r:id="rIddlvbrr2lhnjdc0ptjxwrw">
+            <w:hyperlink w:history="1" r:id="rId6zbacr0zorpdk_an5-m8p">
               <w:r>
                 <w:rPr>
                   <w:rFonts w:ascii="Arial" w:cs="Arial" w:eastAsia="Arial" w:hAnsi="Arial"/>
@@ -10089,7 +10089,7 @@
               <w:spacing w:after="10" w:before="0"/>
               <w:ind w:left="120"/>
             </w:pPr>
-            <w:hyperlink w:history="1" r:id="rIdvz7t3khhr6ktxodvvekjf">
+            <w:hyperlink w:history="1" r:id="rIdsvtoi291ckyaxnqowipid">
               <w:r>
                 <w:rPr>
                   <w:rFonts w:ascii="Arial" w:cs="Arial" w:eastAsia="Arial" w:hAnsi="Arial"/>
@@ -10284,7 +10284,7 @@
             <w:pPr>
               <w:spacing w:after="20" w:before="0"/>
             </w:pPr>
-            <w:hyperlink w:history="1" r:id="rId0mm1zzvcbrxbwu3wfbzn2">
+            <w:hyperlink w:history="1" r:id="rIdevnqd90re1klcdpuu-rpo">
               <w:r>
                 <w:rPr>
                   <w:rFonts w:ascii="Arial" w:cs="Arial" w:eastAsia="Arial" w:hAnsi="Arial"/>
@@ -10317,7 +10317,7 @@
               <w:spacing w:after="10" w:before="0"/>
               <w:ind w:left="120"/>
             </w:pPr>
-            <w:hyperlink w:history="1" r:id="rIdlocr6wloeqadfwgvdol8y">
+            <w:hyperlink w:history="1" r:id="rId4glyxucvtboxar-kq-lnf">
               <w:r>
                 <w:rPr>
                   <w:rFonts w:ascii="Arial" w:cs="Arial" w:eastAsia="Arial" w:hAnsi="Arial"/>
@@ -10362,7 +10362,7 @@
             <w:pPr>
               <w:spacing w:after="20" w:before="0"/>
             </w:pPr>
-            <w:hyperlink w:history="1" r:id="rIdkwhmhqpa13nhoelnz7585">
+            <w:hyperlink w:history="1" r:id="rIdqmnh5d7ll8-fufzfkayxh">
               <w:r>
                 <w:rPr>
                   <w:rFonts w:ascii="Arial" w:cs="Arial" w:eastAsia="Arial" w:hAnsi="Arial"/>
@@ -10395,7 +10395,7 @@
               <w:spacing w:after="10" w:before="0"/>
               <w:ind w:left="120"/>
             </w:pPr>
-            <w:hyperlink w:history="1" r:id="rIdbgqkicnroxw4hkze62lqb">
+            <w:hyperlink w:history="1" r:id="rId6ic3n1yhpsn2hckmxjbw5">
               <w:r>
                 <w:rPr>
                   <w:rFonts w:ascii="Arial" w:cs="Arial" w:eastAsia="Arial" w:hAnsi="Arial"/>
@@ -10742,7 +10742,7 @@
             <w:pPr>
               <w:spacing w:after="20" w:before="0"/>
             </w:pPr>
-            <w:hyperlink w:history="1" r:id="rIdkzvnhza9eqajwvj0yejkq">
+            <w:hyperlink w:history="1" r:id="rIdso_7g9ov2fbkdvvw_uwc8">
               <w:r>
                 <w:rPr>
                   <w:rFonts w:ascii="Arial" w:cs="Arial" w:eastAsia="Arial" w:hAnsi="Arial"/>
@@ -10775,7 +10775,7 @@
               <w:spacing w:after="10" w:before="0"/>
               <w:ind w:left="120"/>
             </w:pPr>
-            <w:hyperlink w:history="1" r:id="rId_ylizaliyjdhyk0clslnb">
+            <w:hyperlink w:history="1" r:id="rIdpm8quawkbyh2pugha_iev">
               <w:r>
                 <w:rPr>
                   <w:rFonts w:ascii="Arial" w:cs="Arial" w:eastAsia="Arial" w:hAnsi="Arial"/>
@@ -10820,7 +10820,7 @@
             <w:pPr>
               <w:spacing w:after="20" w:before="0"/>
             </w:pPr>
-            <w:hyperlink w:history="1" r:id="rIdlpqlu5lzbxnm_33gxvzy-">
+            <w:hyperlink w:history="1" r:id="rIdpxivigbabunvwmxpsx7xg">
               <w:r>
                 <w:rPr>
                   <w:rFonts w:ascii="Arial" w:cs="Arial" w:eastAsia="Arial" w:hAnsi="Arial"/>
@@ -10853,7 +10853,7 @@
               <w:spacing w:after="10" w:before="0"/>
               <w:ind w:left="120"/>
             </w:pPr>
-            <w:hyperlink w:history="1" r:id="rId1rqbrjg18egznqp8lupzc">
+            <w:hyperlink w:history="1" r:id="rIdpm9qf4gw7d67cnmepkxni">
               <w:r>
                 <w:rPr>
                   <w:rFonts w:ascii="Arial" w:cs="Arial" w:eastAsia="Arial" w:hAnsi="Arial"/>
@@ -11124,7 +11124,7 @@
             <w:pPr>
               <w:spacing w:after="20" w:before="0"/>
             </w:pPr>
-            <w:hyperlink w:history="1" r:id="rIdhkjr1rkfaib-e2eby9mha">
+            <w:hyperlink w:history="1" r:id="rIdf6gnztkkwpwsmtgzwigds">
               <w:r>
                 <w:rPr>
                   <w:rFonts w:ascii="Arial" w:cs="Arial" w:eastAsia="Arial" w:hAnsi="Arial"/>
@@ -11157,7 +11157,7 @@
               <w:spacing w:after="10" w:before="0"/>
               <w:ind w:left="120"/>
             </w:pPr>
-            <w:hyperlink w:history="1" r:id="rIdkk89fysaml2p7vajkpgry">
+            <w:hyperlink w:history="1" r:id="rId_zunohkod4p6gsz9ef68n">
               <w:r>
                 <w:rPr>
                   <w:rFonts w:ascii="Arial" w:cs="Arial" w:eastAsia="Arial" w:hAnsi="Arial"/>
@@ -11202,7 +11202,7 @@
             <w:pPr>
               <w:spacing w:after="20" w:before="0"/>
             </w:pPr>
-            <w:hyperlink w:history="1" r:id="rIdqxp7fsrmvtmxwi3z6lg9v">
+            <w:hyperlink w:history="1" r:id="rId7g66xhxlu8gpm4hjsr7sx">
               <w:r>
                 <w:rPr>
                   <w:rFonts w:ascii="Arial" w:cs="Arial" w:eastAsia="Arial" w:hAnsi="Arial"/>
@@ -11235,7 +11235,7 @@
               <w:spacing w:after="10" w:before="0"/>
               <w:ind w:left="120"/>
             </w:pPr>
-            <w:hyperlink w:history="1" r:id="rIdcbnkse-igvcyix3qpt9bx">
+            <w:hyperlink w:history="1" r:id="rIdb3oerem_rpgqzih00htae">
               <w:r>
                 <w:rPr>
                   <w:rFonts w:ascii="Arial" w:cs="Arial" w:eastAsia="Arial" w:hAnsi="Arial"/>
@@ -11430,7 +11430,7 @@
             <w:pPr>
               <w:spacing w:after="20" w:before="0"/>
             </w:pPr>
-            <w:hyperlink w:history="1" r:id="rIdve1nzg3jbdv_wgcl6q6ud">
+            <w:hyperlink w:history="1" r:id="rId2ad1oyocb66t9m__bkm69">
               <w:r>
                 <w:rPr>
                   <w:rFonts w:ascii="Arial" w:cs="Arial" w:eastAsia="Arial" w:hAnsi="Arial"/>
@@ -11463,7 +11463,7 @@
               <w:spacing w:after="10" w:before="0"/>
               <w:ind w:left="120"/>
             </w:pPr>
-            <w:hyperlink w:history="1" r:id="rIdcbvruizv4wlkdpj2dkisv">
+            <w:hyperlink w:history="1" r:id="rIdkit3fp6kttuipmw0hzscn">
               <w:r>
                 <w:rPr>
                   <w:rFonts w:ascii="Arial" w:cs="Arial" w:eastAsia="Arial" w:hAnsi="Arial"/>
@@ -11508,7 +11508,7 @@
             <w:pPr>
               <w:spacing w:after="20" w:before="0"/>
             </w:pPr>
-            <w:hyperlink w:history="1" r:id="rIddw8h-jvpztm_ydt0ye1uw">
+            <w:hyperlink w:history="1" r:id="rIdoshvi9npjileq6nydibsu">
               <w:r>
                 <w:rPr>
                   <w:rFonts w:ascii="Arial" w:cs="Arial" w:eastAsia="Arial" w:hAnsi="Arial"/>
@@ -11541,7 +11541,7 @@
               <w:spacing w:after="10" w:before="0"/>
               <w:ind w:left="120"/>
             </w:pPr>
-            <w:hyperlink w:history="1" r:id="rId1_i89daertpq8fwhzsirw">
+            <w:hyperlink w:history="1" r:id="rIdoecw-m1obnngrrtylluco">
               <w:r>
                 <w:rPr>
                   <w:rFonts w:ascii="Arial" w:cs="Arial" w:eastAsia="Arial" w:hAnsi="Arial"/>
@@ -13028,7 +13028,7 @@
             <w:pPr>
               <w:spacing w:after="20" w:before="0"/>
             </w:pPr>
-            <w:hyperlink w:history="1" r:id="rIdtgjbxoaklcsamblwwaahd">
+            <w:hyperlink w:history="1" r:id="rId9laeffuqjgodeot1ucymm">
               <w:r>
                 <w:rPr>
                   <w:rFonts w:ascii="Arial" w:cs="Arial" w:eastAsia="Arial" w:hAnsi="Arial"/>
@@ -13061,7 +13061,7 @@
               <w:spacing w:after="10" w:before="0"/>
               <w:ind w:left="120"/>
             </w:pPr>
-            <w:hyperlink w:history="1" r:id="rIddfbwnvpsxuvlzt-5pbpqk">
+            <w:hyperlink w:history="1" r:id="rIdtatfn0oto7uxhspvfcmuq">
               <w:r>
                 <w:rPr>
                   <w:rFonts w:ascii="Arial" w:cs="Arial" w:eastAsia="Arial" w:hAnsi="Arial"/>
@@ -13106,7 +13106,7 @@
             <w:pPr>
               <w:spacing w:after="20" w:before="0"/>
             </w:pPr>
-            <w:hyperlink w:history="1" r:id="rId02dmvcvuwwwpchiaisamu">
+            <w:hyperlink w:history="1" r:id="rId_zmcyxr7nykkdcjxp_dau">
               <w:r>
                 <w:rPr>
                   <w:rFonts w:ascii="Arial" w:cs="Arial" w:eastAsia="Arial" w:hAnsi="Arial"/>
@@ -13139,7 +13139,7 @@
               <w:spacing w:after="10" w:before="0"/>
               <w:ind w:left="120"/>
             </w:pPr>
-            <w:hyperlink w:history="1" r:id="rIdx5jv8pk3eqn-vprplwnzp">
+            <w:hyperlink w:history="1" r:id="rIdxamyxgdbi6aq8txvp_vo0">
               <w:r>
                 <w:rPr>
                   <w:rFonts w:ascii="Arial" w:cs="Arial" w:eastAsia="Arial" w:hAnsi="Arial"/>
@@ -13334,7 +13334,7 @@
             <w:pPr>
               <w:spacing w:after="20" w:before="0"/>
             </w:pPr>
-            <w:hyperlink w:history="1" r:id="rIdd1mlit83ttxtkii-aickl">
+            <w:hyperlink w:history="1" r:id="rId38lldso6xohprfhvk5zak">
               <w:r>
                 <w:rPr>
                   <w:rFonts w:ascii="Arial" w:cs="Arial" w:eastAsia="Arial" w:hAnsi="Arial"/>
@@ -13367,7 +13367,7 @@
               <w:spacing w:after="10" w:before="0"/>
               <w:ind w:left="120"/>
             </w:pPr>
-            <w:hyperlink w:history="1" r:id="rIdompg20l9j27l3wdphx7hy">
+            <w:hyperlink w:history="1" r:id="rIdwk1yiwxns-rcpwegswign">
               <w:r>
                 <w:rPr>
                   <w:rFonts w:ascii="Arial" w:cs="Arial" w:eastAsia="Arial" w:hAnsi="Arial"/>
@@ -13412,7 +13412,7 @@
             <w:pPr>
               <w:spacing w:after="20" w:before="0"/>
             </w:pPr>
-            <w:hyperlink w:history="1" r:id="rIdulbtcmtyddlqq8yhzr8of">
+            <w:hyperlink w:history="1" r:id="rIduqmesngzz_reylokzv42a">
               <w:r>
                 <w:rPr>
                   <w:rFonts w:ascii="Arial" w:cs="Arial" w:eastAsia="Arial" w:hAnsi="Arial"/>
@@ -13445,7 +13445,7 @@
               <w:spacing w:after="10" w:before="0"/>
               <w:ind w:left="120"/>
             </w:pPr>
-            <w:hyperlink w:history="1" r:id="rId1k1iaj4nwi0osmwresqzo">
+            <w:hyperlink w:history="1" r:id="rId9fb_hlpf9_careqhevmwe">
               <w:r>
                 <w:rPr>
                   <w:rFonts w:ascii="Arial" w:cs="Arial" w:eastAsia="Arial" w:hAnsi="Arial"/>
@@ -13640,7 +13640,7 @@
             <w:pPr>
               <w:spacing w:after="20" w:before="0"/>
             </w:pPr>
-            <w:hyperlink w:history="1" r:id="rIdgeebgstf3bccguek8aax0">
+            <w:hyperlink w:history="1" r:id="rId752olvq9skcnkqqc2aq9w">
               <w:r>
                 <w:rPr>
                   <w:rFonts w:ascii="Arial" w:cs="Arial" w:eastAsia="Arial" w:hAnsi="Arial"/>
@@ -13673,7 +13673,7 @@
               <w:spacing w:after="10" w:before="0"/>
               <w:ind w:left="120"/>
             </w:pPr>
-            <w:hyperlink w:history="1" r:id="rIda8xtog-d9cynhfesh3i_x">
+            <w:hyperlink w:history="1" r:id="rId9nmohpv99nysy1ubw3ilg">
               <w:r>
                 <w:rPr>
                   <w:rFonts w:ascii="Arial" w:cs="Arial" w:eastAsia="Arial" w:hAnsi="Arial"/>
@@ -13718,7 +13718,7 @@
             <w:pPr>
               <w:spacing w:after="20" w:before="0"/>
             </w:pPr>
-            <w:hyperlink w:history="1" r:id="rIdk2yena0tvv53cojkfwno1">
+            <w:hyperlink w:history="1" r:id="rIdkzewyiwxmefg2p4u-ugr_">
               <w:r>
                 <w:rPr>
                   <w:rFonts w:ascii="Arial" w:cs="Arial" w:eastAsia="Arial" w:hAnsi="Arial"/>
@@ -13751,7 +13751,7 @@
               <w:spacing w:after="10" w:before="0"/>
               <w:ind w:left="120"/>
             </w:pPr>
-            <w:hyperlink w:history="1" r:id="rIdokkf2vkoi7vtsoysjwuzh">
+            <w:hyperlink w:history="1" r:id="rIdsl3_k7pn6wy9ooovq5c2g">
               <w:r>
                 <w:rPr>
                   <w:rFonts w:ascii="Arial" w:cs="Arial" w:eastAsia="Arial" w:hAnsi="Arial"/>
@@ -13946,7 +13946,7 @@
             <w:pPr>
               <w:spacing w:after="20" w:before="0"/>
             </w:pPr>
-            <w:hyperlink w:history="1" r:id="rIdy3ho4w6hkvx6tryke3mmb">
+            <w:hyperlink w:history="1" r:id="rIdnoz2ydlmccdb1pjnhakyr">
               <w:r>
                 <w:rPr>
                   <w:rFonts w:ascii="Arial" w:cs="Arial" w:eastAsia="Arial" w:hAnsi="Arial"/>
@@ -13979,7 +13979,7 @@
               <w:spacing w:after="10" w:before="0"/>
               <w:ind w:left="120"/>
             </w:pPr>
-            <w:hyperlink w:history="1" r:id="rIdxubyw8tdaip_flayj523a">
+            <w:hyperlink w:history="1" r:id="rIdvesqukuibgkaoe9-igvso">
               <w:r>
                 <w:rPr>
                   <w:rFonts w:ascii="Arial" w:cs="Arial" w:eastAsia="Arial" w:hAnsi="Arial"/>
@@ -14024,7 +14024,7 @@
             <w:pPr>
               <w:spacing w:after="20" w:before="0"/>
             </w:pPr>
-            <w:hyperlink w:history="1" r:id="rIdmfdn5i_rxxfiyglip3qle">
+            <w:hyperlink w:history="1" r:id="rId7xkb6oqetoh-nn9hrj-_m">
               <w:r>
                 <w:rPr>
                   <w:rFonts w:ascii="Arial" w:cs="Arial" w:eastAsia="Arial" w:hAnsi="Arial"/>
@@ -14057,7 +14057,7 @@
               <w:spacing w:after="10" w:before="0"/>
               <w:ind w:left="120"/>
             </w:pPr>
-            <w:hyperlink w:history="1" r:id="rId_-ztidc5nzu-iiz1o9qoe">
+            <w:hyperlink w:history="1" r:id="rIdpjt392gqwqfj0w2sm7x3u">
               <w:r>
                 <w:rPr>
                   <w:rFonts w:ascii="Arial" w:cs="Arial" w:eastAsia="Arial" w:hAnsi="Arial"/>
@@ -14252,7 +14252,7 @@
             <w:pPr>
               <w:spacing w:after="20" w:before="0"/>
             </w:pPr>
-            <w:hyperlink w:history="1" r:id="rIdtrjtcjyd4shp59rhhbh6k">
+            <w:hyperlink w:history="1" r:id="rIdlbon1sq1qqp0lpeowdvwg">
               <w:r>
                 <w:rPr>
                   <w:rFonts w:ascii="Arial" w:cs="Arial" w:eastAsia="Arial" w:hAnsi="Arial"/>
@@ -14285,7 +14285,7 @@
               <w:spacing w:after="10" w:before="0"/>
               <w:ind w:left="120"/>
             </w:pPr>
-            <w:hyperlink w:history="1" r:id="rIdk-joewhnqhs47y5bgia0k">
+            <w:hyperlink w:history="1" r:id="rIds9absrruqnu2wv0tf5gmk">
               <w:r>
                 <w:rPr>
                   <w:rFonts w:ascii="Arial" w:cs="Arial" w:eastAsia="Arial" w:hAnsi="Arial"/>
@@ -14330,7 +14330,7 @@
             <w:pPr>
               <w:spacing w:after="20" w:before="0"/>
             </w:pPr>
-            <w:hyperlink w:history="1" r:id="rIdowu1kghchvzylepxk5bst">
+            <w:hyperlink w:history="1" r:id="rIdf-bpppqwlslz3q_mngfhy">
               <w:r>
                 <w:rPr>
                   <w:rFonts w:ascii="Arial" w:cs="Arial" w:eastAsia="Arial" w:hAnsi="Arial"/>
@@ -14363,7 +14363,7 @@
               <w:spacing w:after="10" w:before="0"/>
               <w:ind w:left="120"/>
             </w:pPr>
-            <w:hyperlink w:history="1" r:id="rIdo5v0zehlne8zbjoqmmwkf">
+            <w:hyperlink w:history="1" r:id="rIdpcnbmkssfsnrauhwiugds">
               <w:r>
                 <w:rPr>
                   <w:rFonts w:ascii="Arial" w:cs="Arial" w:eastAsia="Arial" w:hAnsi="Arial"/>
@@ -15850,7 +15850,7 @@
             <w:pPr>
               <w:spacing w:after="20" w:before="0"/>
             </w:pPr>
-            <w:hyperlink w:history="1" r:id="rIdjecpuigh_m1aofsagkpep">
+            <w:hyperlink w:history="1" r:id="rIdhydnzagwelp5x8kvbxfkq">
               <w:r>
                 <w:rPr>
                   <w:rFonts w:ascii="Arial" w:cs="Arial" w:eastAsia="Arial" w:hAnsi="Arial"/>
@@ -15883,7 +15883,7 @@
               <w:spacing w:after="10" w:before="0"/>
               <w:ind w:left="120"/>
             </w:pPr>
-            <w:hyperlink w:history="1" r:id="rIdzxmpl9vefpfamdjhj_ybk">
+            <w:hyperlink w:history="1" r:id="rId8f8yjfw12unkyjtpqccf7">
               <w:r>
                 <w:rPr>
                   <w:rFonts w:ascii="Arial" w:cs="Arial" w:eastAsia="Arial" w:hAnsi="Arial"/>
@@ -15928,7 +15928,7 @@
             <w:pPr>
               <w:spacing w:after="20" w:before="0"/>
             </w:pPr>
-            <w:hyperlink w:history="1" r:id="rIdbee5sul3a4r_-ipxao9j1">
+            <w:hyperlink w:history="1" r:id="rIdzt-y6cbd1vtfo7fp2f1l0">
               <w:r>
                 <w:rPr>
                   <w:rFonts w:ascii="Arial" w:cs="Arial" w:eastAsia="Arial" w:hAnsi="Arial"/>
@@ -15961,7 +15961,7 @@
               <w:spacing w:after="10" w:before="0"/>
               <w:ind w:left="120"/>
             </w:pPr>
-            <w:hyperlink w:history="1" r:id="rIdciddcdwj2ln3vm6un3i2z">
+            <w:hyperlink w:history="1" r:id="rIdzx8xsbv5-59cp8ir6jhta">
               <w:r>
                 <w:rPr>
                   <w:rFonts w:ascii="Arial" w:cs="Arial" w:eastAsia="Arial" w:hAnsi="Arial"/>
@@ -16156,7 +16156,7 @@
             <w:pPr>
               <w:spacing w:after="20" w:before="0"/>
             </w:pPr>
-            <w:hyperlink w:history="1" r:id="rIdufar7bzmlkgctbmls0omi">
+            <w:hyperlink w:history="1" r:id="rId-eik-9pet6trpxjy7rcgi">
               <w:r>
                 <w:rPr>
                   <w:rFonts w:ascii="Arial" w:cs="Arial" w:eastAsia="Arial" w:hAnsi="Arial"/>
@@ -16189,7 +16189,7 @@
               <w:spacing w:after="10" w:before="0"/>
               <w:ind w:left="120"/>
             </w:pPr>
-            <w:hyperlink w:history="1" r:id="rIdkp-um1kzny5svkqjds0tn">
+            <w:hyperlink w:history="1" r:id="rIdzcnrim-livaexapkmndvn">
               <w:r>
                 <w:rPr>
                   <w:rFonts w:ascii="Arial" w:cs="Arial" w:eastAsia="Arial" w:hAnsi="Arial"/>
@@ -16234,7 +16234,7 @@
             <w:pPr>
               <w:spacing w:after="20" w:before="0"/>
             </w:pPr>
-            <w:hyperlink w:history="1" r:id="rIdwtadb6rn2o1v3x5nn-fft">
+            <w:hyperlink w:history="1" r:id="rId82lx96-zsriqjjlbzpzio">
               <w:r>
                 <w:rPr>
                   <w:rFonts w:ascii="Arial" w:cs="Arial" w:eastAsia="Arial" w:hAnsi="Arial"/>
@@ -16267,7 +16267,7 @@
               <w:spacing w:after="10" w:before="0"/>
               <w:ind w:left="120"/>
             </w:pPr>
-            <w:hyperlink w:history="1" r:id="rIdcflp0rzojfl35513i4kvh">
+            <w:hyperlink w:history="1" r:id="rIdhxuh73wydnsc47g4_ti7r">
               <w:r>
                 <w:rPr>
                   <w:rFonts w:ascii="Arial" w:cs="Arial" w:eastAsia="Arial" w:hAnsi="Arial"/>
@@ -16462,7 +16462,7 @@
             <w:pPr>
               <w:spacing w:after="20" w:before="0"/>
             </w:pPr>
-            <w:hyperlink w:history="1" r:id="rIdlg-zjquyduqgcb_kfan81">
+            <w:hyperlink w:history="1" r:id="rIdk5ggz68gzedhtzci73yyq">
               <w:r>
                 <w:rPr>
                   <w:rFonts w:ascii="Arial" w:cs="Arial" w:eastAsia="Arial" w:hAnsi="Arial"/>
@@ -16495,7 +16495,7 @@
               <w:spacing w:after="10" w:before="0"/>
               <w:ind w:left="120"/>
             </w:pPr>
-            <w:hyperlink w:history="1" r:id="rId-g3okinxzbdgxdhjxhy2l">
+            <w:hyperlink w:history="1" r:id="rIdeg2negjqotdp6yhgisefo">
               <w:r>
                 <w:rPr>
                   <w:rFonts w:ascii="Arial" w:cs="Arial" w:eastAsia="Arial" w:hAnsi="Arial"/>
@@ -16540,7 +16540,7 @@
             <w:pPr>
               <w:spacing w:after="20" w:before="0"/>
             </w:pPr>
-            <w:hyperlink w:history="1" r:id="rIdmjc5n81_zk0jwso2wy2eb">
+            <w:hyperlink w:history="1" r:id="rIdcaixoqaaev4e6yyl_fcdj">
               <w:r>
                 <w:rPr>
                   <w:rFonts w:ascii="Arial" w:cs="Arial" w:eastAsia="Arial" w:hAnsi="Arial"/>
@@ -16573,7 +16573,7 @@
               <w:spacing w:after="10" w:before="0"/>
               <w:ind w:left="120"/>
             </w:pPr>
-            <w:hyperlink w:history="1" r:id="rIdsep3elthsaetmjjrrkq78">
+            <w:hyperlink w:history="1" r:id="rId3u0batib-dycoijze52nj">
               <w:r>
                 <w:rPr>
                   <w:rFonts w:ascii="Arial" w:cs="Arial" w:eastAsia="Arial" w:hAnsi="Arial"/>
@@ -16768,7 +16768,7 @@
             <w:pPr>
               <w:spacing w:after="20" w:before="0"/>
             </w:pPr>
-            <w:hyperlink w:history="1" r:id="rIdboocvmutbh-ps6nsvhzsz">
+            <w:hyperlink w:history="1" r:id="rId4xx80wj54bnkiakfwxjan">
               <w:r>
                 <w:rPr>
                   <w:rFonts w:ascii="Arial" w:cs="Arial" w:eastAsia="Arial" w:hAnsi="Arial"/>
@@ -16801,7 +16801,7 @@
               <w:spacing w:after="10" w:before="0"/>
               <w:ind w:left="120"/>
             </w:pPr>
-            <w:hyperlink w:history="1" r:id="rIdi_mnhapbmqpckqd6a1ngo">
+            <w:hyperlink w:history="1" r:id="rIdf7qknsyuu4r1gerasj7dq">
               <w:r>
                 <w:rPr>
                   <w:rFonts w:ascii="Arial" w:cs="Arial" w:eastAsia="Arial" w:hAnsi="Arial"/>
@@ -16846,7 +16846,7 @@
             <w:pPr>
               <w:spacing w:after="20" w:before="0"/>
             </w:pPr>
-            <w:hyperlink w:history="1" r:id="rIdklmgdvdjix6qu9fnrm9ku">
+            <w:hyperlink w:history="1" r:id="rIdzvdgnf0d_ev4bo8k--iog">
               <w:r>
                 <w:rPr>
                   <w:rFonts w:ascii="Arial" w:cs="Arial" w:eastAsia="Arial" w:hAnsi="Arial"/>
@@ -16879,7 +16879,7 @@
               <w:spacing w:after="10" w:before="0"/>
               <w:ind w:left="120"/>
             </w:pPr>
-            <w:hyperlink w:history="1" r:id="rIdpnfebfl63kfqnx8oyxiio">
+            <w:hyperlink w:history="1" r:id="rIdlmo-dtcnuxbwwkg4ooyiq">
               <w:r>
                 <w:rPr>
                   <w:rFonts w:ascii="Arial" w:cs="Arial" w:eastAsia="Arial" w:hAnsi="Arial"/>
@@ -17074,7 +17074,7 @@
             <w:pPr>
               <w:spacing w:after="20" w:before="0"/>
             </w:pPr>
-            <w:hyperlink w:history="1" r:id="rIdd7tqgb-d1mqxjo8t9rhqb">
+            <w:hyperlink w:history="1" r:id="rId50rwaq5f5dabqqeudcawl">
               <w:r>
                 <w:rPr>
                   <w:rFonts w:ascii="Arial" w:cs="Arial" w:eastAsia="Arial" w:hAnsi="Arial"/>
@@ -17107,7 +17107,7 @@
               <w:spacing w:after="10" w:before="0"/>
               <w:ind w:left="120"/>
             </w:pPr>
-            <w:hyperlink w:history="1" r:id="rIdpjk79k1xghktzrxl7y-rv">
+            <w:hyperlink w:history="1" r:id="rIdtt1m3vfe28kmybeis0kxr">
               <w:r>
                 <w:rPr>
                   <w:rFonts w:ascii="Arial" w:cs="Arial" w:eastAsia="Arial" w:hAnsi="Arial"/>
@@ -17152,7 +17152,7 @@
             <w:pPr>
               <w:spacing w:after="20" w:before="0"/>
             </w:pPr>
-            <w:hyperlink w:history="1" r:id="rId-0asgyk222cts5-1i6_oo">
+            <w:hyperlink w:history="1" r:id="rIdgkgqmeu8cnx6jbbgcs2wr">
               <w:r>
                 <w:rPr>
                   <w:rFonts w:ascii="Arial" w:cs="Arial" w:eastAsia="Arial" w:hAnsi="Arial"/>
@@ -17185,7 +17185,7 @@
               <w:spacing w:after="10" w:before="0"/>
               <w:ind w:left="120"/>
             </w:pPr>
-            <w:hyperlink w:history="1" r:id="rIdafn-oerxzwzh_zfcf_ph4">
+            <w:hyperlink w:history="1" r:id="rId35m72wogl956ppimx2p2l">
               <w:r>
                 <w:rPr>
                   <w:rFonts w:ascii="Arial" w:cs="Arial" w:eastAsia="Arial" w:hAnsi="Arial"/>
@@ -18672,7 +18672,7 @@
             <w:pPr>
               <w:spacing w:after="20" w:before="0"/>
             </w:pPr>
-            <w:hyperlink w:history="1" r:id="rIdxi3uq2psbr44qx1q9hk6p">
+            <w:hyperlink w:history="1" r:id="rIdpasm7rodhchg3c3l25o_h">
               <w:r>
                 <w:rPr>
                   <w:rFonts w:ascii="Arial" w:cs="Arial" w:eastAsia="Arial" w:hAnsi="Arial"/>
@@ -18705,7 +18705,7 @@
               <w:spacing w:after="10" w:before="0"/>
               <w:ind w:left="120"/>
             </w:pPr>
-            <w:hyperlink w:history="1" r:id="rIdyn53kfhzzhqcwa1vpfqhe">
+            <w:hyperlink w:history="1" r:id="rId9t3ohcnfj-h2vpwgndelj">
               <w:r>
                 <w:rPr>
                   <w:rFonts w:ascii="Arial" w:cs="Arial" w:eastAsia="Arial" w:hAnsi="Arial"/>
@@ -18750,7 +18750,7 @@
             <w:pPr>
               <w:spacing w:after="20" w:before="0"/>
             </w:pPr>
-            <w:hyperlink w:history="1" r:id="rIdtu_8leub58yzaut26crso">
+            <w:hyperlink w:history="1" r:id="rIdz0un1bxvaivyiu3rlbfaa">
               <w:r>
                 <w:rPr>
                   <w:rFonts w:ascii="Arial" w:cs="Arial" w:eastAsia="Arial" w:hAnsi="Arial"/>
@@ -18783,7 +18783,7 @@
               <w:spacing w:after="10" w:before="0"/>
               <w:ind w:left="120"/>
             </w:pPr>
-            <w:hyperlink w:history="1" r:id="rIdpu1j9vmpbpa_biqfijw4v">
+            <w:hyperlink w:history="1" r:id="rIdeyztec1zqddgvsne5dg1u">
               <w:r>
                 <w:rPr>
                   <w:rFonts w:ascii="Arial" w:cs="Arial" w:eastAsia="Arial" w:hAnsi="Arial"/>
@@ -18978,7 +18978,7 @@
             <w:pPr>
               <w:spacing w:after="20" w:before="0"/>
             </w:pPr>
-            <w:hyperlink w:history="1" r:id="rIdw37-dm1akb4nbbkm7h99r">
+            <w:hyperlink w:history="1" r:id="rId3ga3suwy2cadbr631hgsw">
               <w:r>
                 <w:rPr>
                   <w:rFonts w:ascii="Arial" w:cs="Arial" w:eastAsia="Arial" w:hAnsi="Arial"/>
@@ -19011,7 +19011,7 @@
               <w:spacing w:after="10" w:before="0"/>
               <w:ind w:left="120"/>
             </w:pPr>
-            <w:hyperlink w:history="1" r:id="rIdusg3fivvux1zhezulvbpn">
+            <w:hyperlink w:history="1" r:id="rId_deoxu8tqrxip33kftyj_">
               <w:r>
                 <w:rPr>
                   <w:rFonts w:ascii="Arial" w:cs="Arial" w:eastAsia="Arial" w:hAnsi="Arial"/>
@@ -19056,7 +19056,7 @@
             <w:pPr>
               <w:spacing w:after="20" w:before="0"/>
             </w:pPr>
-            <w:hyperlink w:history="1" r:id="rIds3vhaytxfcxibgskoe3wk">
+            <w:hyperlink w:history="1" r:id="rId1iistkwbmexchmgdvb1tv">
               <w:r>
                 <w:rPr>
                   <w:rFonts w:ascii="Arial" w:cs="Arial" w:eastAsia="Arial" w:hAnsi="Arial"/>
@@ -19089,7 +19089,7 @@
               <w:spacing w:after="10" w:before="0"/>
               <w:ind w:left="120"/>
             </w:pPr>
-            <w:hyperlink w:history="1" r:id="rIdmkrwpagqqnd37j_omb0hy">
+            <w:hyperlink w:history="1" r:id="rId3k07ln7b3i4pzo1awkdkg">
               <w:r>
                 <w:rPr>
                   <w:rFonts w:ascii="Arial" w:cs="Arial" w:eastAsia="Arial" w:hAnsi="Arial"/>
@@ -19284,7 +19284,7 @@
             <w:pPr>
               <w:spacing w:after="20" w:before="0"/>
             </w:pPr>
-            <w:hyperlink w:history="1" r:id="rId71jhbxzr2dfhrdcoxd6_o">
+            <w:hyperlink w:history="1" r:id="rIdcvv_afjlw-rcfi76ro9hx">
               <w:r>
                 <w:rPr>
                   <w:rFonts w:ascii="Arial" w:cs="Arial" w:eastAsia="Arial" w:hAnsi="Arial"/>
@@ -19317,7 +19317,7 @@
               <w:spacing w:after="10" w:before="0"/>
               <w:ind w:left="120"/>
             </w:pPr>
-            <w:hyperlink w:history="1" r:id="rIdgegw2h985mtk-2ehri1yt">
+            <w:hyperlink w:history="1" r:id="rIdsqljbmhshdapdzlgygsqv">
               <w:r>
                 <w:rPr>
                   <w:rFonts w:ascii="Arial" w:cs="Arial" w:eastAsia="Arial" w:hAnsi="Arial"/>
@@ -19362,7 +19362,7 @@
             <w:pPr>
               <w:spacing w:after="20" w:before="0"/>
             </w:pPr>
-            <w:hyperlink w:history="1" r:id="rIdqualfsh2kwkje_f5aqbq6">
+            <w:hyperlink w:history="1" r:id="rIdkrxnxf-bg2wjxy58jwlnd">
               <w:r>
                 <w:rPr>
                   <w:rFonts w:ascii="Arial" w:cs="Arial" w:eastAsia="Arial" w:hAnsi="Arial"/>
@@ -19395,7 +19395,7 @@
               <w:spacing w:after="10" w:before="0"/>
               <w:ind w:left="120"/>
             </w:pPr>
-            <w:hyperlink w:history="1" r:id="rIdvqomvw18mntyo8nwsfwfy">
+            <w:hyperlink w:history="1" r:id="rIdht4wlw0pl-twgsfuftlii">
               <w:r>
                 <w:rPr>
                   <w:rFonts w:ascii="Arial" w:cs="Arial" w:eastAsia="Arial" w:hAnsi="Arial"/>
@@ -19590,7 +19590,7 @@
             <w:pPr>
               <w:spacing w:after="20" w:before="0"/>
             </w:pPr>
-            <w:hyperlink w:history="1" r:id="rIdlqtoifgmppiofqv2eqyfk">
+            <w:hyperlink w:history="1" r:id="rIdydnga-jpjwlqrb2mtknjz">
               <w:r>
                 <w:rPr>
                   <w:rFonts w:ascii="Arial" w:cs="Arial" w:eastAsia="Arial" w:hAnsi="Arial"/>
@@ -19623,7 +19623,7 @@
               <w:spacing w:after="10" w:before="0"/>
               <w:ind w:left="120"/>
             </w:pPr>
-            <w:hyperlink w:history="1" r:id="rIdgkocs6caenbsafc3jviyb">
+            <w:hyperlink w:history="1" r:id="rIdss5zaiadrdqi5pkthoq9e">
               <w:r>
                 <w:rPr>
                   <w:rFonts w:ascii="Arial" w:cs="Arial" w:eastAsia="Arial" w:hAnsi="Arial"/>
@@ -19668,7 +19668,7 @@
             <w:pPr>
               <w:spacing w:after="20" w:before="0"/>
             </w:pPr>
-            <w:hyperlink w:history="1" r:id="rId5ctijrrzelcxdip3pqr3a">
+            <w:hyperlink w:history="1" r:id="rIdzwsbhba4deuaejamn7arh">
               <w:r>
                 <w:rPr>
                   <w:rFonts w:ascii="Arial" w:cs="Arial" w:eastAsia="Arial" w:hAnsi="Arial"/>
@@ -19701,7 +19701,7 @@
               <w:spacing w:after="10" w:before="0"/>
               <w:ind w:left="120"/>
             </w:pPr>
-            <w:hyperlink w:history="1" r:id="rIdlaj3keg3jbl5utlhlwsw7">
+            <w:hyperlink w:history="1" r:id="rIdch_xoyikapjdavyxr9ocn">
               <w:r>
                 <w:rPr>
                   <w:rFonts w:ascii="Arial" w:cs="Arial" w:eastAsia="Arial" w:hAnsi="Arial"/>
@@ -19896,7 +19896,7 @@
             <w:pPr>
               <w:spacing w:after="20" w:before="0"/>
             </w:pPr>
-            <w:hyperlink w:history="1" r:id="rIdpwx8vekpxinktwlqh8zgb">
+            <w:hyperlink w:history="1" r:id="rIdh7t7jrupfvqqm9rneymok">
               <w:r>
                 <w:rPr>
                   <w:rFonts w:ascii="Arial" w:cs="Arial" w:eastAsia="Arial" w:hAnsi="Arial"/>
@@ -19929,7 +19929,7 @@
               <w:spacing w:after="10" w:before="0"/>
               <w:ind w:left="120"/>
             </w:pPr>
-            <w:hyperlink w:history="1" r:id="rIdmbqqar8oxqucli9aczguy">
+            <w:hyperlink w:history="1" r:id="rIder9skcv_ukqot4wnkshxn">
               <w:r>
                 <w:rPr>
                   <w:rFonts w:ascii="Arial" w:cs="Arial" w:eastAsia="Arial" w:hAnsi="Arial"/>
@@ -19974,7 +19974,7 @@
             <w:pPr>
               <w:spacing w:after="20" w:before="0"/>
             </w:pPr>
-            <w:hyperlink w:history="1" r:id="rIdeggjw4ae-3k1xwwvfhsei">
+            <w:hyperlink w:history="1" r:id="rId9nrgvzg6medmiw5n2otmx">
               <w:r>
                 <w:rPr>
                   <w:rFonts w:ascii="Arial" w:cs="Arial" w:eastAsia="Arial" w:hAnsi="Arial"/>
@@ -20007,7 +20007,7 @@
               <w:spacing w:after="10" w:before="0"/>
               <w:ind w:left="120"/>
             </w:pPr>
-            <w:hyperlink w:history="1" r:id="rIdxvyo9ksv6hqd1v9mvpshy">
+            <w:hyperlink w:history="1" r:id="rId5qhwo5lcic62mogucprwg">
               <w:r>
                 <w:rPr>
                   <w:rFonts w:ascii="Arial" w:cs="Arial" w:eastAsia="Arial" w:hAnsi="Arial"/>
@@ -21494,7 +21494,7 @@
             <w:pPr>
               <w:spacing w:after="20" w:before="0"/>
             </w:pPr>
-            <w:hyperlink w:history="1" r:id="rIdh_9uo7zlpnycbzsajekbt">
+            <w:hyperlink w:history="1" r:id="rIdrr548whfsqlcrrne1o-eu">
               <w:r>
                 <w:rPr>
                   <w:rFonts w:ascii="Arial" w:cs="Arial" w:eastAsia="Arial" w:hAnsi="Arial"/>
@@ -21527,7 +21527,7 @@
               <w:spacing w:after="10" w:before="0"/>
               <w:ind w:left="120"/>
             </w:pPr>
-            <w:hyperlink w:history="1" r:id="rIdd7s9v2h_nymjojpod-x5p">
+            <w:hyperlink w:history="1" r:id="rIdx5fcf5iamslflrrs2kh0d">
               <w:r>
                 <w:rPr>
                   <w:rFonts w:ascii="Arial" w:cs="Arial" w:eastAsia="Arial" w:hAnsi="Arial"/>
@@ -21572,7 +21572,7 @@
             <w:pPr>
               <w:spacing w:after="20" w:before="0"/>
             </w:pPr>
-            <w:hyperlink w:history="1" r:id="rIdbxeny_wujfcmkf-juqlkt">
+            <w:hyperlink w:history="1" r:id="rIdxnndbxr2oqyskuv1_1fm2">
               <w:r>
                 <w:rPr>
                   <w:rFonts w:ascii="Arial" w:cs="Arial" w:eastAsia="Arial" w:hAnsi="Arial"/>
@@ -21605,7 +21605,7 @@
               <w:spacing w:after="10" w:before="0"/>
               <w:ind w:left="120"/>
             </w:pPr>
-            <w:hyperlink w:history="1" r:id="rIdbqdcg2txoayolx8mjoa_y">
+            <w:hyperlink w:history="1" r:id="rIdqslqogjtsrvoyt2nryhpe">
               <w:r>
                 <w:rPr>
                   <w:rFonts w:ascii="Arial" w:cs="Arial" w:eastAsia="Arial" w:hAnsi="Arial"/>
@@ -21800,7 +21800,7 @@
             <w:pPr>
               <w:spacing w:after="20" w:before="0"/>
             </w:pPr>
-            <w:hyperlink w:history="1" r:id="rIdhhtu4lnpa_p8ux67yfoxf">
+            <w:hyperlink w:history="1" r:id="rIdth0g7lm8aueuh9bdk4_0p">
               <w:r>
                 <w:rPr>
                   <w:rFonts w:ascii="Arial" w:cs="Arial" w:eastAsia="Arial" w:hAnsi="Arial"/>
@@ -21833,7 +21833,7 @@
               <w:spacing w:after="10" w:before="0"/>
               <w:ind w:left="120"/>
             </w:pPr>
-            <w:hyperlink w:history="1" r:id="rIdylrliipiia_lhotey0sy5">
+            <w:hyperlink w:history="1" r:id="rIdsymtt9yhvyzdicne2ffuo">
               <w:r>
                 <w:rPr>
                   <w:rFonts w:ascii="Arial" w:cs="Arial" w:eastAsia="Arial" w:hAnsi="Arial"/>
@@ -21878,7 +21878,7 @@
             <w:pPr>
               <w:spacing w:after="20" w:before="0"/>
             </w:pPr>
-            <w:hyperlink w:history="1" r:id="rIdd5cp5zte3faeuujljhprb">
+            <w:hyperlink w:history="1" r:id="rIdcvmrgdtqhttfmco30z3pl">
               <w:r>
                 <w:rPr>
                   <w:rFonts w:ascii="Arial" w:cs="Arial" w:eastAsia="Arial" w:hAnsi="Arial"/>
@@ -21911,7 +21911,7 @@
               <w:spacing w:after="10" w:before="0"/>
               <w:ind w:left="120"/>
             </w:pPr>
-            <w:hyperlink w:history="1" r:id="rId9tjf2dex-mtkidtdvv5na">
+            <w:hyperlink w:history="1" r:id="rIdb4inij_qa-s46cagxtcwe">
               <w:r>
                 <w:rPr>
                   <w:rFonts w:ascii="Arial" w:cs="Arial" w:eastAsia="Arial" w:hAnsi="Arial"/>
@@ -22106,7 +22106,7 @@
             <w:pPr>
               <w:spacing w:after="20" w:before="0"/>
             </w:pPr>
-            <w:hyperlink w:history="1" r:id="rIdwmfj17bhgvqnwmm8scaj3">
+            <w:hyperlink w:history="1" r:id="rId6sj5bqzkp4ufktpdggyl0">
               <w:r>
                 <w:rPr>
                   <w:rFonts w:ascii="Arial" w:cs="Arial" w:eastAsia="Arial" w:hAnsi="Arial"/>
@@ -22139,7 +22139,7 @@
               <w:spacing w:after="10" w:before="0"/>
               <w:ind w:left="120"/>
             </w:pPr>
-            <w:hyperlink w:history="1" r:id="rId-drxrju47sesds-9o3arf">
+            <w:hyperlink w:history="1" r:id="rIdmvdt48hqhbckmg0dpfwfp">
               <w:r>
                 <w:rPr>
                   <w:rFonts w:ascii="Arial" w:cs="Arial" w:eastAsia="Arial" w:hAnsi="Arial"/>
@@ -22184,7 +22184,7 @@
             <w:pPr>
               <w:spacing w:after="20" w:before="0"/>
             </w:pPr>
-            <w:hyperlink w:history="1" r:id="rIdq5yw7cextoouqt5b5t_dv">
+            <w:hyperlink w:history="1" r:id="rIdlxafpa0e3eeik9mw1cfrz">
               <w:r>
                 <w:rPr>
                   <w:rFonts w:ascii="Arial" w:cs="Arial" w:eastAsia="Arial" w:hAnsi="Arial"/>
@@ -22217,7 +22217,7 @@
               <w:spacing w:after="10" w:before="0"/>
               <w:ind w:left="120"/>
             </w:pPr>
-            <w:hyperlink w:history="1" r:id="rIdug3dtzb1mqtfiimkh3vsd">
+            <w:hyperlink w:history="1" r:id="rIdug8ot_vfswmlit7lpsdnm">
               <w:r>
                 <w:rPr>
                   <w:rFonts w:ascii="Arial" w:cs="Arial" w:eastAsia="Arial" w:hAnsi="Arial"/>
@@ -22412,7 +22412,7 @@
             <w:pPr>
               <w:spacing w:after="20" w:before="0"/>
             </w:pPr>
-            <w:hyperlink w:history="1" r:id="rIdnvcz6mmw7cj9ginyrdsaw">
+            <w:hyperlink w:history="1" r:id="rIdi_ac6nioqtekrlm8cocs0">
               <w:r>
                 <w:rPr>
                   <w:rFonts w:ascii="Arial" w:cs="Arial" w:eastAsia="Arial" w:hAnsi="Arial"/>
@@ -22445,7 +22445,7 @@
               <w:spacing w:after="10" w:before="0"/>
               <w:ind w:left="120"/>
             </w:pPr>
-            <w:hyperlink w:history="1" r:id="rIdruwa5xpxpr0qtfs_g7fce">
+            <w:hyperlink w:history="1" r:id="rIdi7uqzmvr1xxpgmczdbamx">
               <w:r>
                 <w:rPr>
                   <w:rFonts w:ascii="Arial" w:cs="Arial" w:eastAsia="Arial" w:hAnsi="Arial"/>
@@ -22490,7 +22490,7 @@
             <w:pPr>
               <w:spacing w:after="20" w:before="0"/>
             </w:pPr>
-            <w:hyperlink w:history="1" r:id="rIdyfiyiuzo2zdv4z1et5s15">
+            <w:hyperlink w:history="1" r:id="rIdtnamszcqv1wdng-8yjmyk">
               <w:r>
                 <w:rPr>
                   <w:rFonts w:ascii="Arial" w:cs="Arial" w:eastAsia="Arial" w:hAnsi="Arial"/>
@@ -22523,7 +22523,7 @@
               <w:spacing w:after="10" w:before="0"/>
               <w:ind w:left="120"/>
             </w:pPr>
-            <w:hyperlink w:history="1" r:id="rIdetu1ldxqckjlvxnf8ga9p">
+            <w:hyperlink w:history="1" r:id="rIdodjrejqzb4zb309vdjink">
               <w:r>
                 <w:rPr>
                   <w:rFonts w:ascii="Arial" w:cs="Arial" w:eastAsia="Arial" w:hAnsi="Arial"/>
@@ -22718,7 +22718,7 @@
             <w:pPr>
               <w:spacing w:after="20" w:before="0"/>
             </w:pPr>
-            <w:hyperlink w:history="1" r:id="rIdupifg88foyz7xevuneyob">
+            <w:hyperlink w:history="1" r:id="rIdjkh0fzm8pl2oqyzpbm8lg">
               <w:r>
                 <w:rPr>
                   <w:rFonts w:ascii="Arial" w:cs="Arial" w:eastAsia="Arial" w:hAnsi="Arial"/>
@@ -22751,7 +22751,7 @@
               <w:spacing w:after="10" w:before="0"/>
               <w:ind w:left="120"/>
             </w:pPr>
-            <w:hyperlink w:history="1" r:id="rIdofd2iq2vpxuwqfgef4zni">
+            <w:hyperlink w:history="1" r:id="rIdibhsfmuquvamzpkfgxcsx">
               <w:r>
                 <w:rPr>
                   <w:rFonts w:ascii="Arial" w:cs="Arial" w:eastAsia="Arial" w:hAnsi="Arial"/>
@@ -22796,7 +22796,7 @@
             <w:pPr>
               <w:spacing w:after="20" w:before="0"/>
             </w:pPr>
-            <w:hyperlink w:history="1" r:id="rIdw00s9b1zmylgu6-nzyso7">
+            <w:hyperlink w:history="1" r:id="rId7nj1sdy2-abbvnczznyh0">
               <w:r>
                 <w:rPr>
                   <w:rFonts w:ascii="Arial" w:cs="Arial" w:eastAsia="Arial" w:hAnsi="Arial"/>
@@ -22829,7 +22829,7 @@
               <w:spacing w:after="10" w:before="0"/>
               <w:ind w:left="120"/>
             </w:pPr>
-            <w:hyperlink w:history="1" r:id="rIdxqkxxm8ibpwcq4_nlwkdk">
+            <w:hyperlink w:history="1" r:id="rIdbi1ow8ny7ppvptsgsszkp">
               <w:r>
                 <w:rPr>
                   <w:rFonts w:ascii="Arial" w:cs="Arial" w:eastAsia="Arial" w:hAnsi="Arial"/>
@@ -24475,7 +24475,7 @@
             <w:pPr>
               <w:spacing w:after="20" w:before="0"/>
             </w:pPr>
-            <w:hyperlink w:history="1" r:id="rIdiuuobld-glnii64rsff0t">
+            <w:hyperlink w:history="1" r:id="rIdq_dnhv12f2s0sxcvhenma">
               <w:r>
                 <w:rPr>
                   <w:rFonts w:ascii="Arial" w:cs="Arial" w:eastAsia="Arial" w:hAnsi="Arial"/>
@@ -24508,7 +24508,7 @@
               <w:spacing w:after="10" w:before="0"/>
               <w:ind w:left="120"/>
             </w:pPr>
-            <w:hyperlink w:history="1" r:id="rIdqgnvuyljyh0dui_mch_hv">
+            <w:hyperlink w:history="1" r:id="rId0zdheetchvnblz5aley97">
               <w:r>
                 <w:rPr>
                   <w:rFonts w:ascii="Arial" w:cs="Arial" w:eastAsia="Arial" w:hAnsi="Arial"/>
@@ -24553,7 +24553,7 @@
             <w:pPr>
               <w:spacing w:after="20" w:before="0"/>
             </w:pPr>
-            <w:hyperlink w:history="1" r:id="rIdl-qkp0qvldnthhaanenvf">
+            <w:hyperlink w:history="1" r:id="rIdl8nsscts8p3fetux8qjbp">
               <w:r>
                 <w:rPr>
                   <w:rFonts w:ascii="Arial" w:cs="Arial" w:eastAsia="Arial" w:hAnsi="Arial"/>
@@ -24586,7 +24586,7 @@
               <w:spacing w:after="10" w:before="0"/>
               <w:ind w:left="120"/>
             </w:pPr>
-            <w:hyperlink w:history="1" r:id="rId68x0zcj3na1ns6jgngprr">
+            <w:hyperlink w:history="1" r:id="rIdlemk0umk8bxlbewfk346m">
               <w:r>
                 <w:rPr>
                   <w:rFonts w:ascii="Arial" w:cs="Arial" w:eastAsia="Arial" w:hAnsi="Arial"/>
@@ -24781,7 +24781,7 @@
             <w:pPr>
               <w:spacing w:after="20" w:before="0"/>
             </w:pPr>
-            <w:hyperlink w:history="1" r:id="rIdrzcs__xdx3ah27mke4awb">
+            <w:hyperlink w:history="1" r:id="rIddott7karowvedc_6nnvwe">
               <w:r>
                 <w:rPr>
                   <w:rFonts w:ascii="Arial" w:cs="Arial" w:eastAsia="Arial" w:hAnsi="Arial"/>
@@ -24814,7 +24814,7 @@
               <w:spacing w:after="10" w:before="0"/>
               <w:ind w:left="120"/>
             </w:pPr>
-            <w:hyperlink w:history="1" r:id="rIdngzwa9qgh5fyoihdahaq4">
+            <w:hyperlink w:history="1" r:id="rId6neda2bkxolwfgwesenoq">
               <w:r>
                 <w:rPr>
                   <w:rFonts w:ascii="Arial" w:cs="Arial" w:eastAsia="Arial" w:hAnsi="Arial"/>
@@ -24859,7 +24859,7 @@
             <w:pPr>
               <w:spacing w:after="20" w:before="0"/>
             </w:pPr>
-            <w:hyperlink w:history="1" r:id="rIdo4lq3zpx556rxztpo0uvz">
+            <w:hyperlink w:history="1" r:id="rIdrvtwavemjos7ijkhf2x9v">
               <w:r>
                 <w:rPr>
                   <w:rFonts w:ascii="Arial" w:cs="Arial" w:eastAsia="Arial" w:hAnsi="Arial"/>
@@ -24892,7 +24892,7 @@
               <w:spacing w:after="10" w:before="0"/>
               <w:ind w:left="120"/>
             </w:pPr>
-            <w:hyperlink w:history="1" r:id="rId9cu_ipc8qtuctj6jsnqtd">
+            <w:hyperlink w:history="1" r:id="rId7xl4xr7u_zk_yxgbpnrbz">
               <w:r>
                 <w:rPr>
                   <w:rFonts w:ascii="Arial" w:cs="Arial" w:eastAsia="Arial" w:hAnsi="Arial"/>
@@ -25087,7 +25087,7 @@
             <w:pPr>
               <w:spacing w:after="20" w:before="0"/>
             </w:pPr>
-            <w:hyperlink w:history="1" r:id="rIdcyoan_xyyratjdlrvpam3">
+            <w:hyperlink w:history="1" r:id="rId8rsmu6j_d3jg34c2-b2cs">
               <w:r>
                 <w:rPr>
                   <w:rFonts w:ascii="Arial" w:cs="Arial" w:eastAsia="Arial" w:hAnsi="Arial"/>
@@ -25120,7 +25120,7 @@
               <w:spacing w:after="10" w:before="0"/>
               <w:ind w:left="120"/>
             </w:pPr>
-            <w:hyperlink w:history="1" r:id="rIdw_iqk46tstr72wh-86wlw">
+            <w:hyperlink w:history="1" r:id="rIdnwfqnlu9ogj19q00xbokt">
               <w:r>
                 <w:rPr>
                   <w:rFonts w:ascii="Arial" w:cs="Arial" w:eastAsia="Arial" w:hAnsi="Arial"/>
@@ -25165,7 +25165,7 @@
             <w:pPr>
               <w:spacing w:after="20" w:before="0"/>
             </w:pPr>
-            <w:hyperlink w:history="1" r:id="rIdzavxr7hldmfo4nnwrkkjt">
+            <w:hyperlink w:history="1" r:id="rIdl7gttxj_2rq9qwpbvgnu0">
               <w:r>
                 <w:rPr>
                   <w:rFonts w:ascii="Arial" w:cs="Arial" w:eastAsia="Arial" w:hAnsi="Arial"/>
@@ -25198,7 +25198,7 @@
               <w:spacing w:after="10" w:before="0"/>
               <w:ind w:left="120"/>
             </w:pPr>
-            <w:hyperlink w:history="1" r:id="rId3zhhl9io0c_40v7attkgn">
+            <w:hyperlink w:history="1" r:id="rId6frjaropd53duw6z61kb1">
               <w:r>
                 <w:rPr>
                   <w:rFonts w:ascii="Arial" w:cs="Arial" w:eastAsia="Arial" w:hAnsi="Arial"/>
@@ -25393,7 +25393,7 @@
             <w:pPr>
               <w:spacing w:after="20" w:before="0"/>
             </w:pPr>
-            <w:hyperlink w:history="1" r:id="rIds_ebeuj8fgikadbrnbv1m">
+            <w:hyperlink w:history="1" r:id="rIdiugvcy8qvz-zpj5guuhth">
               <w:r>
                 <w:rPr>
                   <w:rFonts w:ascii="Arial" w:cs="Arial" w:eastAsia="Arial" w:hAnsi="Arial"/>
@@ -25426,7 +25426,7 @@
               <w:spacing w:after="10" w:before="0"/>
               <w:ind w:left="120"/>
             </w:pPr>
-            <w:hyperlink w:history="1" r:id="rIdz5vmpthi49dkastu6agy3">
+            <w:hyperlink w:history="1" r:id="rIdwfsy9mueeevh16awlmx10">
               <w:r>
                 <w:rPr>
                   <w:rFonts w:ascii="Arial" w:cs="Arial" w:eastAsia="Arial" w:hAnsi="Arial"/>
@@ -25471,7 +25471,7 @@
             <w:pPr>
               <w:spacing w:after="20" w:before="0"/>
             </w:pPr>
-            <w:hyperlink w:history="1" r:id="rIdhsehcoiipfj0losjs9kmc">
+            <w:hyperlink w:history="1" r:id="rIdyuk9olc7vkmxoxxjwrvph">
               <w:r>
                 <w:rPr>
                   <w:rFonts w:ascii="Arial" w:cs="Arial" w:eastAsia="Arial" w:hAnsi="Arial"/>
@@ -25504,7 +25504,7 @@
               <w:spacing w:after="10" w:before="0"/>
               <w:ind w:left="120"/>
             </w:pPr>
-            <w:hyperlink w:history="1" r:id="rIdzczuy5ec1_tz7rwu2ctqt">
+            <w:hyperlink w:history="1" r:id="rIduuarewx085z7pkottgfxf">
               <w:r>
                 <w:rPr>
                   <w:rFonts w:ascii="Arial" w:cs="Arial" w:eastAsia="Arial" w:hAnsi="Arial"/>
@@ -25699,7 +25699,7 @@
             <w:pPr>
               <w:spacing w:after="20" w:before="0"/>
             </w:pPr>
-            <w:hyperlink w:history="1" r:id="rId4vhh8vnyytvoh55hrqpy5">
+            <w:hyperlink w:history="1" r:id="rIdvfocnaj5id6mprloygv5n">
               <w:r>
                 <w:rPr>
                   <w:rFonts w:ascii="Arial" w:cs="Arial" w:eastAsia="Arial" w:hAnsi="Arial"/>
@@ -25732,7 +25732,7 @@
               <w:spacing w:after="10" w:before="0"/>
               <w:ind w:left="120"/>
             </w:pPr>
-            <w:hyperlink w:history="1" r:id="rIdewjlpf2_sgaxns8ma2wjl">
+            <w:hyperlink w:history="1" r:id="rIdkuunvez9vhyhuvre9uwvl">
               <w:r>
                 <w:rPr>
                   <w:rFonts w:ascii="Arial" w:cs="Arial" w:eastAsia="Arial" w:hAnsi="Arial"/>
@@ -25777,7 +25777,7 @@
             <w:pPr>
               <w:spacing w:after="20" w:before="0"/>
             </w:pPr>
-            <w:hyperlink w:history="1" r:id="rIdkukgncpwvcqztz77b8lnm">
+            <w:hyperlink w:history="1" r:id="rIdt6gvzqm8dojo0of3e-qpx">
               <w:r>
                 <w:rPr>
                   <w:rFonts w:ascii="Arial" w:cs="Arial" w:eastAsia="Arial" w:hAnsi="Arial"/>
@@ -25810,7 +25810,7 @@
               <w:spacing w:after="10" w:before="0"/>
               <w:ind w:left="120"/>
             </w:pPr>
-            <w:hyperlink w:history="1" r:id="rIdcwwa9w-jw1l1vozkwzve4">
+            <w:hyperlink w:history="1" r:id="rIdwvuwwfdmz8meoqursnhi1">
               <w:r>
                 <w:rPr>
                   <w:rFonts w:ascii="Arial" w:cs="Arial" w:eastAsia="Arial" w:hAnsi="Arial"/>
